--- a/plan type/KoungaRyan_Memoir_BD_Vectorielle_Oracle_31_10_2025.docx
+++ b/plan type/KoungaRyan_Memoir_BD_Vectorielle_Oracle_31_10_2025.docx
@@ -2582,23 +2582,7 @@
                 <w:rFonts w:ascii="Times New Roman" w:hAnsi="Times New Roman"/>
                 <w:noProof/>
               </w:rPr>
-              <w:t>Méthodes : brute force</w:t>
-            </w:r>
-            <w:r>
-              <w:rPr>
-                <w:rStyle w:val="Lienhypertexte"/>
-                <w:rFonts w:ascii="Times New Roman" w:hAnsi="Times New Roman"/>
-                <w:noProof/>
-              </w:rPr>
-              <w:t xml:space="preserve"> </w:t>
-            </w:r>
-            <w:r>
-              <w:rPr>
-                <w:rStyle w:val="Lienhypertexte"/>
-                <w:rFonts w:ascii="Times New Roman" w:hAnsi="Times New Roman"/>
-                <w:noProof/>
-              </w:rPr>
-              <w:t>vs approximate (ANN)</w:t>
+              <w:t>Méthodes : brute force vs approximate (ANN)</w:t>
             </w:r>
             <w:r>
               <w:rPr>
@@ -12747,7 +12731,6 @@
         <w:t xml:space="preserve">4.3. </w:t>
       </w:r>
       <w:proofErr w:type="spellStart"/>
-      <w:proofErr w:type="gramStart"/>
       <w:r>
         <w:rPr>
           <w:rFonts w:ascii="Times New Roman" w:hAnsi="Times New Roman"/>
@@ -12761,7 +12744,6 @@
       <w:bookmarkEnd w:id="25"/>
       <w:bookmarkEnd w:id="26"/>
       <w:proofErr w:type="spellEnd"/>
-      <w:proofErr w:type="gramEnd"/>
     </w:p>
     <w:p>
       <w:pPr>
@@ -12802,7 +12784,6 @@
         <w:jc w:val="both"/>
       </w:pPr>
       <w:proofErr w:type="spellStart"/>
-      <w:proofErr w:type="gramStart"/>
       <w:r>
         <w:rPr>
           <w:rStyle w:val="lev"/>
@@ -12812,7 +12793,6 @@
         <w:t>pgvector</w:t>
       </w:r>
       <w:proofErr w:type="spellEnd"/>
-      <w:proofErr w:type="gramEnd"/>
       <w:r>
         <w:t xml:space="preserve"> est une extension de </w:t>
       </w:r>
@@ -14971,7 +14951,6 @@
               <w:cnfStyle w:val="100000000000" w:firstRow="1" w:lastRow="0" w:firstColumn="0" w:lastColumn="0" w:oddVBand="0" w:evenVBand="0" w:oddHBand="0" w:evenHBand="0" w:firstRowFirstColumn="0" w:firstRowLastColumn="0" w:lastRowFirstColumn="0" w:lastRowLastColumn="0"/>
             </w:pPr>
             <w:proofErr w:type="spellStart"/>
-            <w:proofErr w:type="gramStart"/>
             <w:r>
               <w:rPr>
                 <w:rStyle w:val="lev"/>
@@ -14979,7 +14958,6 @@
               <w:t>pgvector</w:t>
             </w:r>
             <w:proofErr w:type="spellEnd"/>
-            <w:proofErr w:type="gramEnd"/>
           </w:p>
         </w:tc>
         <w:tc>
@@ -16088,15 +16066,7 @@
         <w:t>intégration aux modèles IA</w:t>
       </w:r>
       <w:r>
-        <w:t xml:space="preserve"> en </w:t>
-      </w:r>
-      <w:proofErr w:type="gramStart"/>
-      <w:r>
-        <w:t>font</w:t>
-      </w:r>
-      <w:proofErr w:type="gramEnd"/>
-      <w:r>
-        <w:t xml:space="preserve"> un moteur adapté aux environnements critiques.</w:t>
+        <w:t xml:space="preserve"> en font un moteur adapté aux environnements critiques.</w:t>
       </w:r>
     </w:p>
     <w:p>
@@ -16502,7 +16472,6 @@
         <w:pStyle w:val="NormalWeb"/>
         <w:ind w:left="360"/>
       </w:pPr>
-      <w:proofErr w:type="gramStart"/>
       <w:r>
         <w:rPr>
           <w:rFonts w:hAnsi="Symbol"/>
@@ -16518,7 +16487,6 @@
         </w:rPr>
         <w:t>Stockage</w:t>
       </w:r>
-      <w:proofErr w:type="gramEnd"/>
       <w:r>
         <w:t xml:space="preserve"> (</w:t>
       </w:r>
@@ -16537,7 +16505,6 @@
         <w:pStyle w:val="NormalWeb"/>
         <w:ind w:left="360"/>
       </w:pPr>
-      <w:proofErr w:type="gramStart"/>
       <w:r>
         <w:rPr>
           <w:rFonts w:hAnsi="Symbol"/>
@@ -16551,14 +16518,7 @@
         <w:rPr>
           <w:rStyle w:val="lev"/>
         </w:rPr>
-        <w:t>Fonctions</w:t>
-      </w:r>
-      <w:proofErr w:type="gramEnd"/>
-      <w:r>
-        <w:rPr>
-          <w:rStyle w:val="lev"/>
-        </w:rPr>
-        <w:t xml:space="preserve"> analytiques</w:t>
+        <w:t>Fonctions analytiques</w:t>
       </w:r>
       <w:r>
         <w:t xml:space="preserve"> (calcul de distances, normalisation).</w:t>
@@ -16569,7 +16529,6 @@
         <w:pStyle w:val="NormalWeb"/>
         <w:ind w:left="360"/>
       </w:pPr>
-      <w:proofErr w:type="gramStart"/>
       <w:r>
         <w:rPr>
           <w:rFonts w:hAnsi="Symbol"/>
@@ -16585,7 +16544,6 @@
         </w:rPr>
         <w:t>Indexation</w:t>
       </w:r>
-      <w:proofErr w:type="gramEnd"/>
       <w:r>
         <w:t xml:space="preserve"> (exacte et approximative).</w:t>
       </w:r>
@@ -16595,7 +16553,6 @@
         <w:pStyle w:val="NormalWeb"/>
         <w:ind w:left="360"/>
       </w:pPr>
-      <w:proofErr w:type="gramStart"/>
       <w:r>
         <w:rPr>
           <w:rFonts w:hAnsi="Symbol"/>
@@ -16609,14 +16566,7 @@
         <w:rPr>
           <w:rStyle w:val="lev"/>
         </w:rPr>
-        <w:t>Intégration</w:t>
-      </w:r>
-      <w:proofErr w:type="gramEnd"/>
-      <w:r>
-        <w:rPr>
-          <w:rStyle w:val="lev"/>
-        </w:rPr>
-        <w:t xml:space="preserve"> IA/ML</w:t>
+        <w:t>Intégration IA/ML</w:t>
       </w:r>
       <w:r>
         <w:t xml:space="preserve"> </w:t>
@@ -16630,7 +16580,6 @@
         <w:pStyle w:val="NormalWeb"/>
         <w:ind w:left="360"/>
       </w:pPr>
-      <w:proofErr w:type="gramStart"/>
       <w:r>
         <w:rPr>
           <w:rFonts w:hAnsi="Symbol"/>
@@ -16644,14 +16593,7 @@
         <w:rPr>
           <w:rStyle w:val="lev"/>
         </w:rPr>
-        <w:t>Sécurité</w:t>
-      </w:r>
-      <w:proofErr w:type="gramEnd"/>
-      <w:r>
-        <w:rPr>
-          <w:rStyle w:val="lev"/>
-        </w:rPr>
-        <w:t xml:space="preserve"> et gouvernance</w:t>
+        <w:t>Sécurité et gouvernance</w:t>
       </w:r>
       <w:r>
         <w:t xml:space="preserve"> (authentification, audit, chiffrement).</w:t>
@@ -16662,7 +16604,6 @@
         <w:pStyle w:val="NormalWeb"/>
         <w:ind w:left="360"/>
       </w:pPr>
-      <w:proofErr w:type="gramStart"/>
       <w:r>
         <w:rPr>
           <w:rFonts w:hAnsi="Symbol"/>
@@ -16676,14 +16617,7 @@
         <w:rPr>
           <w:rStyle w:val="lev"/>
         </w:rPr>
-        <w:t>Outils</w:t>
-      </w:r>
-      <w:proofErr w:type="gramEnd"/>
-      <w:r>
-        <w:rPr>
-          <w:rStyle w:val="lev"/>
-        </w:rPr>
-        <w:t xml:space="preserve"> d’administration</w:t>
+        <w:t>Outils d’administration</w:t>
       </w:r>
       <w:r>
         <w:t xml:space="preserve"> (packages PL/SQL).</w:t>
@@ -16727,9 +16661,8 @@
           <w:szCs w:val="24"/>
           <w:u w:val="none"/>
         </w:rPr>
-        <w:t xml:space="preserve">Architecture distribuée et résilience </w:t>
-      </w:r>
-      <w:proofErr w:type="gramStart"/>
+        <w:t xml:space="preserve">Architecture distribuée et résilience de </w:t>
+      </w:r>
       <w:r>
         <w:rPr>
           <w:rFonts w:ascii="Times New Roman" w:hAnsi="Times New Roman"/>
@@ -16740,32 +16673,7 @@
           <w:szCs w:val="24"/>
           <w:u w:val="none"/>
         </w:rPr>
-        <w:t xml:space="preserve">de </w:t>
-      </w:r>
-      <w:r>
-        <w:rPr>
-          <w:rFonts w:ascii="Times New Roman" w:hAnsi="Times New Roman"/>
-          <w:b/>
-          <w:i w:val="0"/>
-          <w:iCs/>
-          <w:sz w:val="24"/>
-          <w:szCs w:val="24"/>
-          <w:u w:val="none"/>
-        </w:rPr>
-        <w:t>oracle</w:t>
-      </w:r>
-      <w:proofErr w:type="gramEnd"/>
-      <w:r>
-        <w:rPr>
-          <w:rFonts w:ascii="Times New Roman" w:hAnsi="Times New Roman"/>
-          <w:b/>
-          <w:i w:val="0"/>
-          <w:iCs/>
-          <w:sz w:val="24"/>
-          <w:szCs w:val="24"/>
-          <w:u w:val="none"/>
-        </w:rPr>
-        <w:t xml:space="preserve"> 23ai et les base de données vectoriels</w:t>
+        <w:t>oracle 23ai et les base de données vectoriels</w:t>
       </w:r>
       <w:bookmarkEnd w:id="63"/>
       <w:bookmarkEnd w:id="64"/>
@@ -17839,8 +17747,8 @@
           <w:szCs w:val="24"/>
         </w:rPr>
       </w:pPr>
-      <w:bookmarkStart w:id="73" w:name="_Toc204310381"/>
-      <w:bookmarkStart w:id="74" w:name="_Toc214957077"/>
+      <w:bookmarkStart w:id="73" w:name="_Toc214957077"/>
+      <w:bookmarkStart w:id="74" w:name="_Toc204310381"/>
       <w:r>
         <w:rPr>
           <w:rStyle w:val="lev"/>
@@ -17874,7 +17782,7 @@
         </w:rPr>
         <w:t xml:space="preserve"> Objectifs de cette première phase</w:t>
       </w:r>
-      <w:bookmarkEnd w:id="74"/>
+      <w:bookmarkEnd w:id="73"/>
       <w:r>
         <w:rPr>
           <w:rStyle w:val="lev"/>
@@ -17886,7 +17794,7 @@
         </w:rPr>
         <w:t xml:space="preserve"> </w:t>
       </w:r>
-      <w:bookmarkEnd w:id="73"/>
+      <w:bookmarkEnd w:id="74"/>
     </w:p>
     <w:p>
       <w:pPr>
@@ -19669,7 +19577,6 @@
         </w:rPr>
       </w:pPr>
       <w:proofErr w:type="spellStart"/>
-      <w:proofErr w:type="gramStart"/>
       <w:r>
         <w:rPr>
           <w:rStyle w:val="CodeHTML"/>
@@ -19677,7 +19584,6 @@
         <w:t>netstat</w:t>
       </w:r>
       <w:proofErr w:type="spellEnd"/>
-      <w:proofErr w:type="gramEnd"/>
       <w:r>
         <w:rPr>
           <w:rStyle w:val="CodeHTML"/>
@@ -20615,7 +20521,6 @@
         </w:rPr>
       </w:pPr>
       <w:proofErr w:type="spellStart"/>
-      <w:proofErr w:type="gramStart"/>
       <w:r>
         <w:rPr>
           <w:rStyle w:val="CodeHTML"/>
@@ -20623,7 +20528,6 @@
         <w:t>sqlplus</w:t>
       </w:r>
       <w:proofErr w:type="spellEnd"/>
-      <w:proofErr w:type="gramEnd"/>
       <w:r>
         <w:rPr>
           <w:rStyle w:val="CodeHTML"/>
@@ -20856,7 +20760,6 @@
         </w:rPr>
       </w:pPr>
       <w:proofErr w:type="spellStart"/>
-      <w:proofErr w:type="gramStart"/>
       <w:r>
         <w:rPr>
           <w:rStyle w:val="CodeHTML"/>
@@ -20864,7 +20767,6 @@
         <w:t>lsnrctl</w:t>
       </w:r>
       <w:proofErr w:type="spellEnd"/>
-      <w:proofErr w:type="gramEnd"/>
       <w:r>
         <w:rPr>
           <w:rStyle w:val="CodeHTML"/>
@@ -21116,7 +21018,6 @@
         </w:rPr>
       </w:pPr>
       <w:proofErr w:type="spellStart"/>
-      <w:proofErr w:type="gramStart"/>
       <w:r>
         <w:rPr>
           <w:rStyle w:val="CodeHTML"/>
@@ -21124,7 +21025,6 @@
         <w:t>sqlplus</w:t>
       </w:r>
       <w:proofErr w:type="spellEnd"/>
-      <w:proofErr w:type="gramEnd"/>
       <w:r>
         <w:rPr>
           <w:rStyle w:val="CodeHTML"/>
@@ -21184,7 +21084,6 @@
         </w:rPr>
       </w:pPr>
       <w:proofErr w:type="spellStart"/>
-      <w:proofErr w:type="gramStart"/>
       <w:r>
         <w:rPr>
           <w:rStyle w:val="CodeHTML"/>
@@ -21192,7 +21091,6 @@
         <w:t>sqlplus</w:t>
       </w:r>
       <w:proofErr w:type="spellEnd"/>
-      <w:proofErr w:type="gramEnd"/>
       <w:r>
         <w:rPr>
           <w:rStyle w:val="CodeHTML"/>
@@ -22228,7 +22126,6 @@
         </w:rPr>
       </w:pPr>
       <w:proofErr w:type="spellStart"/>
-      <w:proofErr w:type="gramStart"/>
       <w:r>
         <w:rPr>
           <w:rStyle w:val="CodeHTML"/>
@@ -22236,7 +22133,6 @@
         <w:t>sqlplus</w:t>
       </w:r>
       <w:proofErr w:type="spellEnd"/>
-      <w:proofErr w:type="gramEnd"/>
       <w:r>
         <w:rPr>
           <w:rStyle w:val="CodeHTML"/>
@@ -22267,19 +22163,11 @@
           <w:rStyle w:val="CodeHTML"/>
         </w:rPr>
       </w:pPr>
-      <w:proofErr w:type="gramStart"/>
       <w:r>
         <w:rPr>
           <w:rStyle w:val="CodeHTML"/>
         </w:rPr>
-        <w:t>ou</w:t>
-      </w:r>
-      <w:proofErr w:type="gramEnd"/>
-      <w:r>
-        <w:rPr>
-          <w:rStyle w:val="CodeHTML"/>
-        </w:rPr>
-        <w:t xml:space="preserve"> si on </w:t>
+        <w:t xml:space="preserve">ou si on </w:t>
       </w:r>
       <w:proofErr w:type="spellStart"/>
       <w:r>
@@ -22505,23 +22393,13 @@
         </w:rPr>
         <w:t xml:space="preserve">    </w:t>
       </w:r>
-      <w:proofErr w:type="gramStart"/>
       <w:r>
         <w:rPr>
           <w:rStyle w:val="CodeHTML"/>
           <w:i/>
           <w:iCs/>
         </w:rPr>
-        <w:t>phrase</w:t>
-      </w:r>
-      <w:proofErr w:type="gramEnd"/>
-      <w:r>
-        <w:rPr>
-          <w:rStyle w:val="CodeHTML"/>
-          <w:i/>
-          <w:iCs/>
-        </w:rPr>
-        <w:t xml:space="preserve"> VARCHAR2(</w:t>
+        <w:t>phrase VARCHAR2(</w:t>
       </w:r>
       <w:r>
         <w:rPr>
@@ -22721,7 +22599,6 @@
         </w:rPr>
         <w:t>'Oracle est une base de données robuste.'</w:t>
       </w:r>
-      <w:proofErr w:type="gramStart"/>
       <w:r>
         <w:rPr>
           <w:rStyle w:val="CodeHTML"/>
@@ -22730,7 +22607,6 @@
         </w:rPr>
         <w:t>);</w:t>
       </w:r>
-      <w:proofErr w:type="gramEnd"/>
     </w:p>
     <w:p>
       <w:pPr>
@@ -22845,7 +22721,6 @@
         </w:rPr>
         <w:t>'La manipulation se fait en ligne de commande.'</w:t>
       </w:r>
-      <w:proofErr w:type="gramStart"/>
       <w:r>
         <w:rPr>
           <w:rStyle w:val="CodeHTML"/>
@@ -22854,7 +22729,6 @@
         </w:rPr>
         <w:t>);</w:t>
       </w:r>
-      <w:proofErr w:type="gramEnd"/>
     </w:p>
     <w:p>
       <w:pPr>
@@ -22969,7 +22843,6 @@
         </w:rPr>
         <w:t>'SQL est un langage de requêtes puissant.'</w:t>
       </w:r>
-      <w:proofErr w:type="gramStart"/>
       <w:r>
         <w:rPr>
           <w:rStyle w:val="CodeHTML"/>
@@ -22978,7 +22851,6 @@
         </w:rPr>
         <w:t>);</w:t>
       </w:r>
-      <w:proofErr w:type="gramEnd"/>
     </w:p>
     <w:p>
       <w:pPr>
@@ -23003,7 +22875,6 @@
           <w:iCs/>
         </w:rPr>
       </w:pPr>
-      <w:proofErr w:type="gramStart"/>
       <w:r>
         <w:rPr>
           <w:rStyle w:val="hljs-keyword"/>
@@ -23022,7 +22893,6 @@
         </w:rPr>
         <w:t>;</w:t>
       </w:r>
-      <w:proofErr w:type="gramEnd"/>
     </w:p>
     <w:p>
       <w:pPr>
@@ -23184,27 +23054,17 @@
           <w:i/>
           <w:iCs/>
         </w:rPr>
-        <w:t>nlp_</w:t>
-      </w:r>
-      <w:proofErr w:type="gramStart"/>
+        <w:t>nlp_sentences</w:t>
+      </w:r>
+      <w:proofErr w:type="spellEnd"/>
       <w:r>
         <w:rPr>
           <w:rStyle w:val="CodeHTML"/>
           <w:i/>
           <w:iCs/>
         </w:rPr>
-        <w:t>sentences</w:t>
-      </w:r>
-      <w:proofErr w:type="spellEnd"/>
-      <w:r>
-        <w:rPr>
-          <w:rStyle w:val="CodeHTML"/>
-          <w:i/>
-          <w:iCs/>
-        </w:rPr>
         <w:t>;</w:t>
       </w:r>
-      <w:proofErr w:type="gramEnd"/>
     </w:p>
     <w:p>
       <w:pPr>
@@ -23446,7 +23306,6 @@
         </w:rPr>
         <w:t xml:space="preserve"> </w:t>
       </w:r>
-      <w:proofErr w:type="gramStart"/>
       <w:r>
         <w:rPr>
           <w:rStyle w:val="hljs-number"/>
@@ -23465,7 +23324,6 @@
         </w:rPr>
         <w:t>;</w:t>
       </w:r>
-      <w:proofErr w:type="gramEnd"/>
     </w:p>
     <w:p>
       <w:pPr>
@@ -23480,7 +23338,6 @@
           <w:iCs/>
         </w:rPr>
       </w:pPr>
-      <w:proofErr w:type="gramStart"/>
       <w:r>
         <w:rPr>
           <w:rStyle w:val="hljs-keyword"/>
@@ -23499,7 +23356,6 @@
         </w:rPr>
         <w:t>;</w:t>
       </w:r>
-      <w:proofErr w:type="gramEnd"/>
     </w:p>
     <w:p>
       <w:pPr>
@@ -23669,7 +23525,6 @@
           <w:iCs/>
         </w:rPr>
       </w:pPr>
-      <w:proofErr w:type="gramStart"/>
       <w:r>
         <w:rPr>
           <w:rStyle w:val="hljs-keyword"/>
@@ -23688,7 +23543,6 @@
         </w:rPr>
         <w:t>;</w:t>
       </w:r>
-      <w:proofErr w:type="gramEnd"/>
     </w:p>
     <w:p>
       <w:pPr>
@@ -24222,7 +24076,6 @@
         <w:t xml:space="preserve">    </w:t>
       </w:r>
       <w:proofErr w:type="spellStart"/>
-      <w:proofErr w:type="gramStart"/>
       <w:r>
         <w:rPr>
           <w:rStyle w:val="hljs-keyword"/>
@@ -24230,7 +24083,6 @@
         <w:t>vector</w:t>
       </w:r>
       <w:proofErr w:type="spellEnd"/>
-      <w:proofErr w:type="gramEnd"/>
       <w:r>
         <w:rPr>
           <w:rStyle w:val="hljs-keyword"/>
@@ -24263,19 +24115,11 @@
       <w:r>
         <w:t xml:space="preserve">Cette structure m’a permis de lier des phrases à leurs représentations vectorielles. Le type </w:t>
       </w:r>
-      <w:proofErr w:type="gramStart"/>
       <w:r>
         <w:rPr>
           <w:rStyle w:val="CodeHTML"/>
         </w:rPr>
-        <w:t>VECTOR(</w:t>
-      </w:r>
-      <w:proofErr w:type="gramEnd"/>
-      <w:r>
-        <w:rPr>
-          <w:rStyle w:val="CodeHTML"/>
-        </w:rPr>
-        <w:t>384)</w:t>
+        <w:t>VECTOR(384)</w:t>
       </w:r>
       <w:r>
         <w:t xml:space="preserve"> est une nouveauté d’Oracle 23ai et correspond à un tableau de 384 valeurs flottantes, généralement issu d’un modèle NLP comme </w:t>
@@ -25092,25 +24936,7 @@
                 <w:sz w:val="24"/>
                 <w:szCs w:val="24"/>
               </w:rPr>
-              <w:t xml:space="preserve"> colonne </w:t>
-            </w:r>
-            <w:proofErr w:type="gramStart"/>
-            <w:r>
-              <w:rPr>
-                <w:rFonts w:ascii="Times New Roman" w:hAnsi="Times New Roman"/>
-                <w:sz w:val="24"/>
-                <w:szCs w:val="24"/>
-              </w:rPr>
-              <w:t>VECTOR(</w:t>
-            </w:r>
-            <w:proofErr w:type="gramEnd"/>
-            <w:r>
-              <w:rPr>
-                <w:rFonts w:ascii="Times New Roman" w:hAnsi="Times New Roman"/>
-                <w:sz w:val="24"/>
-                <w:szCs w:val="24"/>
-              </w:rPr>
-              <w:t>384)</w:t>
+              <w:t xml:space="preserve"> colonne VECTOR(384)</w:t>
             </w:r>
           </w:p>
         </w:tc>
@@ -25513,6 +25339,7 @@
       <w:r>
         <w:rPr>
           <w:rStyle w:val="CodeHTML"/>
+          <w:rFonts w:ascii="Times New Roman" w:hAnsi="Times New Roman" w:cs="Times New Roman"/>
         </w:rPr>
         <w:t>VECTOR(n)</w:t>
       </w:r>
@@ -25551,6 +25378,9 @@
       <w:r>
         <w:rPr>
           <w:rStyle w:val="CodeHTML"/>
+          <w:rFonts w:ascii="Times New Roman" w:hAnsi="Times New Roman" w:cs="Times New Roman"/>
+          <w:sz w:val="24"/>
+          <w:szCs w:val="24"/>
         </w:rPr>
         <w:t>fraud_text_vectors</w:t>
       </w:r>
@@ -25581,6 +25411,7 @@
       <w:r>
         <w:rPr>
           <w:rStyle w:val="CodeHTML"/>
+          <w:rFonts w:ascii="Times New Roman" w:hAnsi="Times New Roman" w:cs="Times New Roman"/>
         </w:rPr>
         <w:t>sentence-</w:t>
       </w:r>
@@ -25588,6 +25419,7 @@
       <w:r>
         <w:rPr>
           <w:rStyle w:val="CodeHTML"/>
+          <w:rFonts w:ascii="Times New Roman" w:hAnsi="Times New Roman" w:cs="Times New Roman"/>
         </w:rPr>
         <w:t>transformers</w:t>
       </w:r>
@@ -25599,6 +25431,9 @@
       <w:r>
         <w:rPr>
           <w:rStyle w:val="CodeHTML"/>
+          <w:rFonts w:ascii="Times New Roman" w:hAnsi="Times New Roman" w:cs="Times New Roman"/>
+          <w:sz w:val="24"/>
+          <w:szCs w:val="24"/>
         </w:rPr>
         <w:t>oracledb</w:t>
       </w:r>
@@ -25629,6 +25464,7 @@
       <w:r>
         <w:rPr>
           <w:rStyle w:val="CodeHTML"/>
+          <w:rFonts w:ascii="Times New Roman" w:hAnsi="Times New Roman" w:cs="Times New Roman"/>
         </w:rPr>
         <w:t>COSINE_DISTANCE</w:t>
       </w:r>
@@ -25768,21 +25604,7 @@
           <w:sz w:val="24"/>
           <w:szCs w:val="24"/>
         </w:rPr>
-        <w:t>Le bilan de cette étape est globalement positif. L’environnement Oracle a été installé avec succès et un utilisateur dédié (</w:t>
-      </w:r>
-      <w:r>
-        <w:rPr>
-          <w:rFonts w:ascii="Courier New" w:hAnsi="Courier New" w:cs="Courier New"/>
-        </w:rPr>
-        <w:t>Ryan</w:t>
-      </w:r>
-      <w:r>
-        <w:rPr>
-          <w:rFonts w:ascii="Times New Roman" w:hAnsi="Times New Roman"/>
-          <w:sz w:val="24"/>
-          <w:szCs w:val="24"/>
-        </w:rPr>
-        <w:t xml:space="preserve">) a été configuré pour accueillir les futures expérimentations. </w:t>
+        <w:t xml:space="preserve">Le bilan de cette étape est globalement positif. L’environnement Oracle a été installé avec succès et un utilisateur dédié a été configuré pour accueillir les futures expérimentations. </w:t>
       </w:r>
       <w:r>
         <w:rPr>
@@ -27149,13 +26971,373 @@
         <mc:AlternateContent>
           <mc:Choice Requires="wps">
             <w:drawing>
-              <wp:anchor distT="0" distB="0" distL="114300" distR="114300" simplePos="0" relativeHeight="251703296" behindDoc="0" locked="0" layoutInCell="1" allowOverlap="1" wp14:anchorId="1B29375D" wp14:editId="07E8E8D1">
+              <wp:anchor distT="0" distB="0" distL="114300" distR="114300" simplePos="0" relativeHeight="251687936" behindDoc="0" locked="0" layoutInCell="1" allowOverlap="1" wp14:anchorId="11DFDC02" wp14:editId="04E98273">
                 <wp:simplePos x="0" y="0"/>
                 <wp:positionH relativeFrom="column">
-                  <wp:posOffset>5758180</wp:posOffset>
+                  <wp:posOffset>5766435</wp:posOffset>
                 </wp:positionH>
                 <wp:positionV relativeFrom="paragraph">
-                  <wp:posOffset>1345565</wp:posOffset>
+                  <wp:posOffset>433070</wp:posOffset>
+                </wp:positionV>
+                <wp:extent cx="1207770" cy="461010"/>
+                <wp:effectExtent l="0" t="0" r="11430" b="15240"/>
+                <wp:wrapNone/>
+                <wp:docPr id="70" name="Rectangle : coins arrondis 70"/>
+                <wp:cNvGraphicFramePr/>
+                <a:graphic xmlns:a="http://schemas.openxmlformats.org/drawingml/2006/main">
+                  <a:graphicData uri="http://schemas.microsoft.com/office/word/2010/wordprocessingShape">
+                    <wps:wsp>
+                      <wps:cNvSpPr/>
+                      <wps:spPr>
+                        <a:xfrm>
+                          <a:off x="0" y="0"/>
+                          <a:ext cx="1207770" cy="461010"/>
+                        </a:xfrm>
+                        <a:prstGeom prst="roundRect">
+                          <a:avLst/>
+                        </a:prstGeom>
+                      </wps:spPr>
+                      <wps:style>
+                        <a:lnRef idx="2">
+                          <a:schemeClr val="accent1">
+                            <a:shade val="50000"/>
+                          </a:schemeClr>
+                        </a:lnRef>
+                        <a:fillRef idx="1">
+                          <a:schemeClr val="accent1"/>
+                        </a:fillRef>
+                        <a:effectRef idx="0">
+                          <a:schemeClr val="accent1"/>
+                        </a:effectRef>
+                        <a:fontRef idx="minor">
+                          <a:schemeClr val="lt1"/>
+                        </a:fontRef>
+                      </wps:style>
+                      <wps:txbx>
+                        <w:txbxContent>
+                          <w:p>
+                            <w:pPr>
+                              <w:spacing w:line="240" w:lineRule="auto"/>
+                              <w:jc w:val="center"/>
+                              <w:rPr>
+                                <w:rFonts w:ascii="Times New Roman" w:hAnsi="Times New Roman"/>
+                                <w:color w:val="000000" w:themeColor="text1"/>
+                                <w:sz w:val="12"/>
+                                <w:szCs w:val="12"/>
+                              </w:rPr>
+                            </w:pPr>
+                            <w:r>
+                              <w:rPr>
+                                <w:rFonts w:ascii="Times New Roman" w:hAnsi="Times New Roman"/>
+                                <w:color w:val="000000" w:themeColor="text1"/>
+                                <w:sz w:val="12"/>
+                                <w:szCs w:val="12"/>
+                              </w:rPr>
+                              <w:t>Analyse</w:t>
+                            </w:r>
+                            <w:r>
+                              <w:rPr>
+                                <w:rFonts w:ascii="Times New Roman" w:hAnsi="Times New Roman"/>
+                                <w:color w:val="000000" w:themeColor="text1"/>
+                                <w:sz w:val="12"/>
+                                <w:szCs w:val="12"/>
+                              </w:rPr>
+                              <w:t xml:space="preserve"> PCA et DBSCAN</w:t>
+                            </w:r>
+                            <w:r>
+                              <w:rPr>
+                                <w:rFonts w:ascii="Times New Roman" w:hAnsi="Times New Roman"/>
+                                <w:color w:val="000000" w:themeColor="text1"/>
+                                <w:sz w:val="12"/>
+                                <w:szCs w:val="12"/>
+                              </w:rPr>
+                              <w:t xml:space="preserve"> sur les</w:t>
+                            </w:r>
+                            <w:r>
+                              <w:rPr>
+                                <w:rFonts w:ascii="Times New Roman" w:hAnsi="Times New Roman"/>
+                                <w:color w:val="000000" w:themeColor="text1"/>
+                                <w:sz w:val="12"/>
+                                <w:szCs w:val="12"/>
+                              </w:rPr>
+                              <w:t xml:space="preserve"> cas de patients</w:t>
+                            </w:r>
+                            <w:r>
+                              <w:rPr>
+                                <w:rFonts w:ascii="Times New Roman" w:hAnsi="Times New Roman"/>
+                                <w:color w:val="000000" w:themeColor="text1"/>
+                                <w:sz w:val="12"/>
+                                <w:szCs w:val="12"/>
+                              </w:rPr>
+                              <w:t xml:space="preserve"> avec Python</w:t>
+                            </w:r>
+                          </w:p>
+                        </w:txbxContent>
+                      </wps:txbx>
+                      <wps:bodyPr rot="0" spcFirstLastPara="0" vertOverflow="overflow" horzOverflow="overflow" vert="horz" wrap="square" lIns="91440" tIns="45720" rIns="91440" bIns="45720" numCol="1" spcCol="0" rtlCol="0" fromWordArt="0" anchor="ctr" anchorCtr="0" forceAA="0" compatLnSpc="1">
+                        <a:prstTxWarp prst="textNoShape">
+                          <a:avLst/>
+                        </a:prstTxWarp>
+                        <a:noAutofit/>
+                      </wps:bodyPr>
+                    </wps:wsp>
+                  </a:graphicData>
+                </a:graphic>
+                <wp14:sizeRelH relativeFrom="margin">
+                  <wp14:pctWidth>0</wp14:pctWidth>
+                </wp14:sizeRelH>
+                <wp14:sizeRelV relativeFrom="margin">
+                  <wp14:pctHeight>0</wp14:pctHeight>
+                </wp14:sizeRelV>
+              </wp:anchor>
+            </w:drawing>
+          </mc:Choice>
+          <mc:Fallback>
+            <w:pict>
+              <v:roundrect w14:anchorId="11DFDC02" id="Rectangle : coins arrondis 70" o:spid="_x0000_s1037" style="position:absolute;left:0;text-align:left;margin-left:454.05pt;margin-top:34.1pt;width:95.1pt;height:36.3pt;z-index:251687936;visibility:visible;mso-wrap-style:square;mso-width-percent:0;mso-height-percent:0;mso-wrap-distance-left:9pt;mso-wrap-distance-top:0;mso-wrap-distance-right:9pt;mso-wrap-distance-bottom:0;mso-position-horizontal:absolute;mso-position-horizontal-relative:text;mso-position-vertical:absolute;mso-position-vertical-relative:text;mso-width-percent:0;mso-height-percent:0;mso-width-relative:margin;mso-height-relative:margin;v-text-anchor:middle" arcsize="10923f" o:gfxdata="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" fillcolor="#4f81bd [3204]" strokecolor="#243f60 [1604]" strokeweight="2pt">
+                <v:textbox>
+                  <w:txbxContent>
+                    <w:p>
+                      <w:pPr>
+                        <w:spacing w:line="240" w:lineRule="auto"/>
+                        <w:jc w:val="center"/>
+                        <w:rPr>
+                          <w:rFonts w:ascii="Times New Roman" w:hAnsi="Times New Roman"/>
+                          <w:color w:val="000000" w:themeColor="text1"/>
+                          <w:sz w:val="12"/>
+                          <w:szCs w:val="12"/>
+                        </w:rPr>
+                      </w:pPr>
+                      <w:r>
+                        <w:rPr>
+                          <w:rFonts w:ascii="Times New Roman" w:hAnsi="Times New Roman"/>
+                          <w:color w:val="000000" w:themeColor="text1"/>
+                          <w:sz w:val="12"/>
+                          <w:szCs w:val="12"/>
+                        </w:rPr>
+                        <w:t>Analyse</w:t>
+                      </w:r>
+                      <w:r>
+                        <w:rPr>
+                          <w:rFonts w:ascii="Times New Roman" w:hAnsi="Times New Roman"/>
+                          <w:color w:val="000000" w:themeColor="text1"/>
+                          <w:sz w:val="12"/>
+                          <w:szCs w:val="12"/>
+                        </w:rPr>
+                        <w:t xml:space="preserve"> PCA et DBSCAN</w:t>
+                      </w:r>
+                      <w:r>
+                        <w:rPr>
+                          <w:rFonts w:ascii="Times New Roman" w:hAnsi="Times New Roman"/>
+                          <w:color w:val="000000" w:themeColor="text1"/>
+                          <w:sz w:val="12"/>
+                          <w:szCs w:val="12"/>
+                        </w:rPr>
+                        <w:t xml:space="preserve"> sur les</w:t>
+                      </w:r>
+                      <w:r>
+                        <w:rPr>
+                          <w:rFonts w:ascii="Times New Roman" w:hAnsi="Times New Roman"/>
+                          <w:color w:val="000000" w:themeColor="text1"/>
+                          <w:sz w:val="12"/>
+                          <w:szCs w:val="12"/>
+                        </w:rPr>
+                        <w:t xml:space="preserve"> cas de patients</w:t>
+                      </w:r>
+                      <w:r>
+                        <w:rPr>
+                          <w:rFonts w:ascii="Times New Roman" w:hAnsi="Times New Roman"/>
+                          <w:color w:val="000000" w:themeColor="text1"/>
+                          <w:sz w:val="12"/>
+                          <w:szCs w:val="12"/>
+                        </w:rPr>
+                        <w:t xml:space="preserve"> avec Python</w:t>
+                      </w:r>
+                    </w:p>
+                  </w:txbxContent>
+                </v:textbox>
+              </v:roundrect>
+            </w:pict>
+          </mc:Fallback>
+        </mc:AlternateContent>
+      </w:r>
+      <w:r>
+        <w:rPr>
+          <w:noProof/>
+        </w:rPr>
+        <mc:AlternateContent>
+          <mc:Choice Requires="wps">
+            <w:drawing>
+              <wp:anchor distT="0" distB="0" distL="114300" distR="114300" simplePos="0" relativeHeight="251688960" behindDoc="0" locked="0" layoutInCell="1" allowOverlap="1" wp14:anchorId="4F004F6F" wp14:editId="6A4219ED">
+                <wp:simplePos x="0" y="0"/>
+                <wp:positionH relativeFrom="column">
+                  <wp:posOffset>5772785</wp:posOffset>
+                </wp:positionH>
+                <wp:positionV relativeFrom="paragraph">
+                  <wp:posOffset>988060</wp:posOffset>
+                </wp:positionV>
+                <wp:extent cx="1239520" cy="532130"/>
+                <wp:effectExtent l="0" t="0" r="17780" b="20320"/>
+                <wp:wrapNone/>
+                <wp:docPr id="71" name="Rectangle : coins arrondis 71"/>
+                <wp:cNvGraphicFramePr/>
+                <a:graphic xmlns:a="http://schemas.openxmlformats.org/drawingml/2006/main">
+                  <a:graphicData uri="http://schemas.microsoft.com/office/word/2010/wordprocessingShape">
+                    <wps:wsp>
+                      <wps:cNvSpPr/>
+                      <wps:spPr>
+                        <a:xfrm>
+                          <a:off x="0" y="0"/>
+                          <a:ext cx="1239520" cy="532130"/>
+                        </a:xfrm>
+                        <a:prstGeom prst="roundRect">
+                          <a:avLst/>
+                        </a:prstGeom>
+                      </wps:spPr>
+                      <wps:style>
+                        <a:lnRef idx="2">
+                          <a:schemeClr val="accent1">
+                            <a:shade val="50000"/>
+                          </a:schemeClr>
+                        </a:lnRef>
+                        <a:fillRef idx="1">
+                          <a:schemeClr val="accent1"/>
+                        </a:fillRef>
+                        <a:effectRef idx="0">
+                          <a:schemeClr val="accent1"/>
+                        </a:effectRef>
+                        <a:fontRef idx="minor">
+                          <a:schemeClr val="lt1"/>
+                        </a:fontRef>
+                      </wps:style>
+                      <wps:txbx>
+                        <w:txbxContent>
+                          <w:p>
+                            <w:pPr>
+                              <w:spacing w:line="240" w:lineRule="auto"/>
+                              <w:jc w:val="center"/>
+                              <w:rPr>
+                                <w:rFonts w:ascii="Times New Roman" w:hAnsi="Times New Roman"/>
+                                <w:sz w:val="12"/>
+                                <w:szCs w:val="12"/>
+                              </w:rPr>
+                            </w:pPr>
+                            <w:r>
+                              <w:rPr>
+                                <w:rFonts w:ascii="Times New Roman" w:hAnsi="Times New Roman"/>
+                                <w:color w:val="000000" w:themeColor="text1"/>
+                                <w:sz w:val="12"/>
+                                <w:szCs w:val="12"/>
+                              </w:rPr>
+                              <w:t>Analyse des performances de la recherche de similarité vectorielle sur les textes et les images dans Oracl</w:t>
+                            </w:r>
+                            <w:r>
+                              <w:rPr>
+                                <w:rFonts w:ascii="Times New Roman" w:hAnsi="Times New Roman"/>
+                                <w:color w:val="000000" w:themeColor="text1"/>
+                                <w:sz w:val="12"/>
+                                <w:szCs w:val="12"/>
+                              </w:rPr>
+                              <w:t>e</w:t>
+                            </w:r>
+                          </w:p>
+                          <w:p>
+                            <w:pPr>
+                              <w:spacing w:line="240" w:lineRule="auto"/>
+                              <w:jc w:val="center"/>
+                              <w:rPr>
+                                <w:rFonts w:ascii="Times New Roman" w:hAnsi="Times New Roman"/>
+                                <w:sz w:val="12"/>
+                                <w:szCs w:val="12"/>
+                              </w:rPr>
+                            </w:pPr>
+                          </w:p>
+                        </w:txbxContent>
+                      </wps:txbx>
+                      <wps:bodyPr rot="0" spcFirstLastPara="0" vertOverflow="overflow" horzOverflow="overflow" vert="horz" wrap="square" lIns="91440" tIns="45720" rIns="91440" bIns="45720" numCol="1" spcCol="0" rtlCol="0" fromWordArt="0" anchor="ctr" anchorCtr="0" forceAA="0" compatLnSpc="1">
+                        <a:prstTxWarp prst="textNoShape">
+                          <a:avLst/>
+                        </a:prstTxWarp>
+                        <a:noAutofit/>
+                      </wps:bodyPr>
+                    </wps:wsp>
+                  </a:graphicData>
+                </a:graphic>
+                <wp14:sizeRelH relativeFrom="margin">
+                  <wp14:pctWidth>0</wp14:pctWidth>
+                </wp14:sizeRelH>
+                <wp14:sizeRelV relativeFrom="margin">
+                  <wp14:pctHeight>0</wp14:pctHeight>
+                </wp14:sizeRelV>
+              </wp:anchor>
+            </w:drawing>
+          </mc:Choice>
+          <mc:Fallback>
+            <w:pict>
+              <v:roundrect w14:anchorId="4F004F6F" id="Rectangle : coins arrondis 71" o:spid="_x0000_s1038" style="position:absolute;left:0;text-align:left;margin-left:454.55pt;margin-top:77.8pt;width:97.6pt;height:41.9pt;z-index:251688960;visibility:visible;mso-wrap-style:square;mso-width-percent:0;mso-height-percent:0;mso-wrap-distance-left:9pt;mso-wrap-distance-top:0;mso-wrap-distance-right:9pt;mso-wrap-distance-bottom:0;mso-position-horizontal:absolute;mso-position-horizontal-relative:text;mso-position-vertical:absolute;mso-position-vertical-relative:text;mso-width-percent:0;mso-height-percent:0;mso-width-relative:margin;mso-height-relative:margin;v-text-anchor:middle" arcsize="10923f" o:gfxdata="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" fillcolor="#4f81bd [3204]" strokecolor="#243f60 [1604]" strokeweight="2pt">
+                <v:textbox>
+                  <w:txbxContent>
+                    <w:p>
+                      <w:pPr>
+                        <w:spacing w:line="240" w:lineRule="auto"/>
+                        <w:jc w:val="center"/>
+                        <w:rPr>
+                          <w:rFonts w:ascii="Times New Roman" w:hAnsi="Times New Roman"/>
+                          <w:sz w:val="12"/>
+                          <w:szCs w:val="12"/>
+                        </w:rPr>
+                      </w:pPr>
+                      <w:r>
+                        <w:rPr>
+                          <w:rFonts w:ascii="Times New Roman" w:hAnsi="Times New Roman"/>
+                          <w:color w:val="000000" w:themeColor="text1"/>
+                          <w:sz w:val="12"/>
+                          <w:szCs w:val="12"/>
+                        </w:rPr>
+                        <w:t>Analyse des performances de la recherche de similarité vectorielle sur les textes et les images dans Oracl</w:t>
+                      </w:r>
+                      <w:r>
+                        <w:rPr>
+                          <w:rFonts w:ascii="Times New Roman" w:hAnsi="Times New Roman"/>
+                          <w:color w:val="000000" w:themeColor="text1"/>
+                          <w:sz w:val="12"/>
+                          <w:szCs w:val="12"/>
+                        </w:rPr>
+                        <w:t>e</w:t>
+                      </w:r>
+                    </w:p>
+                    <w:p>
+                      <w:pPr>
+                        <w:spacing w:line="240" w:lineRule="auto"/>
+                        <w:jc w:val="center"/>
+                        <w:rPr>
+                          <w:rFonts w:ascii="Times New Roman" w:hAnsi="Times New Roman"/>
+                          <w:sz w:val="12"/>
+                          <w:szCs w:val="12"/>
+                        </w:rPr>
+                      </w:pPr>
+                    </w:p>
+                  </w:txbxContent>
+                </v:textbox>
+              </v:roundrect>
+            </w:pict>
+          </mc:Fallback>
+        </mc:AlternateContent>
+      </w:r>
+      <w:r>
+        <w:rPr>
+          <w:noProof/>
+        </w:rPr>
+        <mc:AlternateContent>
+          <mc:Choice Requires="wps">
+            <w:drawing>
+              <wp:anchor distT="0" distB="0" distL="114300" distR="114300" simplePos="0" relativeHeight="251703296" behindDoc="0" locked="0" layoutInCell="1" allowOverlap="1" wp14:anchorId="1B29375D" wp14:editId="10E7B057">
+                <wp:simplePos x="0" y="0"/>
+                <wp:positionH relativeFrom="column">
+                  <wp:posOffset>5777230</wp:posOffset>
+                </wp:positionH>
+                <wp:positionV relativeFrom="paragraph">
+                  <wp:posOffset>1607024</wp:posOffset>
                 </wp:positionV>
                 <wp:extent cx="1239520" cy="349250"/>
                 <wp:effectExtent l="0" t="0" r="17780" b="12700"/>
@@ -27258,7 +27440,7 @@
           </mc:Choice>
           <mc:Fallback>
             <w:pict>
-              <v:roundrect w14:anchorId="1B29375D" id="Rectangle : coins arrondis 37" o:spid="_x0000_s1037" style="position:absolute;left:0;text-align:left;margin-left:453.4pt;margin-top:105.95pt;width:97.6pt;height:27.5pt;z-index:251703296;visibility:visible;mso-wrap-style:square;mso-width-percent:0;mso-height-percent:0;mso-wrap-distance-left:9pt;mso-wrap-distance-top:0;mso-wrap-distance-right:9pt;mso-wrap-distance-bottom:0;mso-position-horizontal:absolute;mso-position-horizontal-relative:text;mso-position-vertical:absolute;mso-position-vertical-relative:text;mso-width-percent:0;mso-height-percent:0;mso-width-relative:margin;mso-height-relative:margin;v-text-anchor:middle" arcsize="10923f" o:gfxdata="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" fillcolor="#4f81bd [3204]" strokecolor="#243f60 [1604]" strokeweight="2pt">
+              <v:roundrect w14:anchorId="1B29375D" id="Rectangle : coins arrondis 37" o:spid="_x0000_s1039" style="position:absolute;left:0;text-align:left;margin-left:454.9pt;margin-top:126.55pt;width:97.6pt;height:27.5pt;z-index:251703296;visibility:visible;mso-wrap-style:square;mso-width-percent:0;mso-height-percent:0;mso-wrap-distance-left:9pt;mso-wrap-distance-top:0;mso-wrap-distance-right:9pt;mso-wrap-distance-bottom:0;mso-position-horizontal:absolute;mso-position-horizontal-relative:text;mso-position-vertical:absolute;mso-position-vertical-relative:text;mso-width-percent:0;mso-height-percent:0;mso-width-relative:margin;mso-height-relative:margin;v-text-anchor:middle" arcsize="10923f" o:gfxdata="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" fillcolor="#4f81bd [3204]" strokecolor="#243f60 [1604]" strokeweight="2pt">
                 <v:textbox>
                   <w:txbxContent>
                     <w:p>
@@ -27303,296 +27485,6 @@
                         </w:rPr>
                         <w:t xml:space="preserve"> python</w:t>
                       </w:r>
-                    </w:p>
-                  </w:txbxContent>
-                </v:textbox>
-              </v:roundrect>
-            </w:pict>
-          </mc:Fallback>
-        </mc:AlternateContent>
-      </w:r>
-      <w:r>
-        <w:rPr>
-          <w:noProof/>
-        </w:rPr>
-        <mc:AlternateContent>
-          <mc:Choice Requires="wps">
-            <w:drawing>
-              <wp:anchor distT="0" distB="0" distL="114300" distR="114300" simplePos="0" relativeHeight="251687936" behindDoc="0" locked="0" layoutInCell="1" allowOverlap="1" wp14:anchorId="11DFDC02" wp14:editId="17E856FF">
-                <wp:simplePos x="0" y="0"/>
-                <wp:positionH relativeFrom="column">
-                  <wp:posOffset>5766435</wp:posOffset>
-                </wp:positionH>
-                <wp:positionV relativeFrom="paragraph">
-                  <wp:posOffset>274320</wp:posOffset>
-                </wp:positionV>
-                <wp:extent cx="1207770" cy="461010"/>
-                <wp:effectExtent l="0" t="0" r="11430" b="15240"/>
-                <wp:wrapNone/>
-                <wp:docPr id="70" name="Rectangle : coins arrondis 70"/>
-                <wp:cNvGraphicFramePr/>
-                <a:graphic xmlns:a="http://schemas.openxmlformats.org/drawingml/2006/main">
-                  <a:graphicData uri="http://schemas.microsoft.com/office/word/2010/wordprocessingShape">
-                    <wps:wsp>
-                      <wps:cNvSpPr/>
-                      <wps:spPr>
-                        <a:xfrm>
-                          <a:off x="0" y="0"/>
-                          <a:ext cx="1207770" cy="461010"/>
-                        </a:xfrm>
-                        <a:prstGeom prst="roundRect">
-                          <a:avLst/>
-                        </a:prstGeom>
-                      </wps:spPr>
-                      <wps:style>
-                        <a:lnRef idx="2">
-                          <a:schemeClr val="accent1">
-                            <a:shade val="50000"/>
-                          </a:schemeClr>
-                        </a:lnRef>
-                        <a:fillRef idx="1">
-                          <a:schemeClr val="accent1"/>
-                        </a:fillRef>
-                        <a:effectRef idx="0">
-                          <a:schemeClr val="accent1"/>
-                        </a:effectRef>
-                        <a:fontRef idx="minor">
-                          <a:schemeClr val="lt1"/>
-                        </a:fontRef>
-                      </wps:style>
-                      <wps:txbx>
-                        <w:txbxContent>
-                          <w:p>
-                            <w:pPr>
-                              <w:spacing w:line="240" w:lineRule="auto"/>
-                              <w:jc w:val="center"/>
-                              <w:rPr>
-                                <w:rFonts w:ascii="Times New Roman" w:hAnsi="Times New Roman"/>
-                                <w:color w:val="000000" w:themeColor="text1"/>
-                                <w:sz w:val="12"/>
-                                <w:szCs w:val="12"/>
-                              </w:rPr>
-                            </w:pPr>
-                            <w:r>
-                              <w:rPr>
-                                <w:rFonts w:ascii="Times New Roman" w:hAnsi="Times New Roman"/>
-                                <w:color w:val="000000" w:themeColor="text1"/>
-                                <w:sz w:val="12"/>
-                                <w:szCs w:val="12"/>
-                              </w:rPr>
-                              <w:t>Analyse sur les image et texte avec Python</w:t>
-                            </w:r>
-                          </w:p>
-                        </w:txbxContent>
-                      </wps:txbx>
-                      <wps:bodyPr rot="0" spcFirstLastPara="0" vertOverflow="overflow" horzOverflow="overflow" vert="horz" wrap="square" lIns="91440" tIns="45720" rIns="91440" bIns="45720" numCol="1" spcCol="0" rtlCol="0" fromWordArt="0" anchor="ctr" anchorCtr="0" forceAA="0" compatLnSpc="1">
-                        <a:prstTxWarp prst="textNoShape">
-                          <a:avLst/>
-                        </a:prstTxWarp>
-                        <a:noAutofit/>
-                      </wps:bodyPr>
-                    </wps:wsp>
-                  </a:graphicData>
-                </a:graphic>
-                <wp14:sizeRelH relativeFrom="margin">
-                  <wp14:pctWidth>0</wp14:pctWidth>
-                </wp14:sizeRelH>
-                <wp14:sizeRelV relativeFrom="margin">
-                  <wp14:pctHeight>0</wp14:pctHeight>
-                </wp14:sizeRelV>
-              </wp:anchor>
-            </w:drawing>
-          </mc:Choice>
-          <mc:Fallback>
-            <w:pict>
-              <v:roundrect w14:anchorId="11DFDC02" id="Rectangle : coins arrondis 70" o:spid="_x0000_s1038" style="position:absolute;left:0;text-align:left;margin-left:454.05pt;margin-top:21.6pt;width:95.1pt;height:36.3pt;z-index:251687936;visibility:visible;mso-wrap-style:square;mso-width-percent:0;mso-height-percent:0;mso-wrap-distance-left:9pt;mso-wrap-distance-top:0;mso-wrap-distance-right:9pt;mso-wrap-distance-bottom:0;mso-position-horizontal:absolute;mso-position-horizontal-relative:text;mso-position-vertical:absolute;mso-position-vertical-relative:text;mso-width-percent:0;mso-height-percent:0;mso-width-relative:margin;mso-height-relative:margin;v-text-anchor:middle" arcsize="10923f" o:gfxdata="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" fillcolor="#4f81bd [3204]" strokecolor="#243f60 [1604]" strokeweight="2pt">
-                <v:textbox>
-                  <w:txbxContent>
-                    <w:p>
-                      <w:pPr>
-                        <w:spacing w:line="240" w:lineRule="auto"/>
-                        <w:jc w:val="center"/>
-                        <w:rPr>
-                          <w:rFonts w:ascii="Times New Roman" w:hAnsi="Times New Roman"/>
-                          <w:color w:val="000000" w:themeColor="text1"/>
-                          <w:sz w:val="12"/>
-                          <w:szCs w:val="12"/>
-                        </w:rPr>
-                      </w:pPr>
-                      <w:r>
-                        <w:rPr>
-                          <w:rFonts w:ascii="Times New Roman" w:hAnsi="Times New Roman"/>
-                          <w:color w:val="000000" w:themeColor="text1"/>
-                          <w:sz w:val="12"/>
-                          <w:szCs w:val="12"/>
-                        </w:rPr>
-                        <w:t>Analyse sur les image et texte avec Python</w:t>
-                      </w:r>
-                    </w:p>
-                  </w:txbxContent>
-                </v:textbox>
-              </v:roundrect>
-            </w:pict>
-          </mc:Fallback>
-        </mc:AlternateContent>
-      </w:r>
-      <w:r>
-        <w:rPr>
-          <w:noProof/>
-        </w:rPr>
-        <mc:AlternateContent>
-          <mc:Choice Requires="wps">
-            <w:drawing>
-              <wp:anchor distT="0" distB="0" distL="114300" distR="114300" simplePos="0" relativeHeight="251688960" behindDoc="0" locked="0" layoutInCell="1" allowOverlap="1" wp14:anchorId="4F004F6F" wp14:editId="16D38E59">
-                <wp:simplePos x="0" y="0"/>
-                <wp:positionH relativeFrom="column">
-                  <wp:posOffset>5773420</wp:posOffset>
-                </wp:positionH>
-                <wp:positionV relativeFrom="paragraph">
-                  <wp:posOffset>831215</wp:posOffset>
-                </wp:positionV>
-                <wp:extent cx="1239520" cy="349250"/>
-                <wp:effectExtent l="0" t="0" r="17780" b="12700"/>
-                <wp:wrapNone/>
-                <wp:docPr id="71" name="Rectangle : coins arrondis 71"/>
-                <wp:cNvGraphicFramePr/>
-                <a:graphic xmlns:a="http://schemas.openxmlformats.org/drawingml/2006/main">
-                  <a:graphicData uri="http://schemas.microsoft.com/office/word/2010/wordprocessingShape">
-                    <wps:wsp>
-                      <wps:cNvSpPr/>
-                      <wps:spPr>
-                        <a:xfrm>
-                          <a:off x="0" y="0"/>
-                          <a:ext cx="1239520" cy="349250"/>
-                        </a:xfrm>
-                        <a:prstGeom prst="roundRect">
-                          <a:avLst/>
-                        </a:prstGeom>
-                      </wps:spPr>
-                      <wps:style>
-                        <a:lnRef idx="2">
-                          <a:schemeClr val="accent1">
-                            <a:shade val="50000"/>
-                          </a:schemeClr>
-                        </a:lnRef>
-                        <a:fillRef idx="1">
-                          <a:schemeClr val="accent1"/>
-                        </a:fillRef>
-                        <a:effectRef idx="0">
-                          <a:schemeClr val="accent1"/>
-                        </a:effectRef>
-                        <a:fontRef idx="minor">
-                          <a:schemeClr val="lt1"/>
-                        </a:fontRef>
-                      </wps:style>
-                      <wps:txbx>
-                        <w:txbxContent>
-                          <w:p>
-                            <w:pPr>
-                              <w:spacing w:line="240" w:lineRule="auto"/>
-                              <w:jc w:val="center"/>
-                              <w:rPr>
-                                <w:rFonts w:ascii="Times New Roman" w:hAnsi="Times New Roman"/>
-                                <w:sz w:val="12"/>
-                                <w:szCs w:val="12"/>
-                              </w:rPr>
-                            </w:pPr>
-                            <w:r>
-                              <w:rPr>
-                                <w:rFonts w:ascii="Times New Roman" w:hAnsi="Times New Roman"/>
-                                <w:color w:val="000000" w:themeColor="text1"/>
-                                <w:sz w:val="12"/>
-                                <w:szCs w:val="12"/>
-                              </w:rPr>
-                              <w:t xml:space="preserve">Recherche Vectorielle sur les image et texte avec Oracle AI </w:t>
-                            </w:r>
-                            <w:proofErr w:type="spellStart"/>
-                            <w:r>
-                              <w:rPr>
-                                <w:rFonts w:ascii="Times New Roman" w:hAnsi="Times New Roman"/>
-                                <w:sz w:val="12"/>
-                                <w:szCs w:val="12"/>
-                              </w:rPr>
-                              <w:t>vector</w:t>
-                            </w:r>
-                            <w:proofErr w:type="spellEnd"/>
-                          </w:p>
-                          <w:p>
-                            <w:pPr>
-                              <w:spacing w:line="240" w:lineRule="auto"/>
-                              <w:jc w:val="center"/>
-                              <w:rPr>
-                                <w:rFonts w:ascii="Times New Roman" w:hAnsi="Times New Roman"/>
-                                <w:sz w:val="12"/>
-                                <w:szCs w:val="12"/>
-                              </w:rPr>
-                            </w:pPr>
-                          </w:p>
-                        </w:txbxContent>
-                      </wps:txbx>
-                      <wps:bodyPr rot="0" spcFirstLastPara="0" vertOverflow="overflow" horzOverflow="overflow" vert="horz" wrap="square" lIns="91440" tIns="45720" rIns="91440" bIns="45720" numCol="1" spcCol="0" rtlCol="0" fromWordArt="0" anchor="ctr" anchorCtr="0" forceAA="0" compatLnSpc="1">
-                        <a:prstTxWarp prst="textNoShape">
-                          <a:avLst/>
-                        </a:prstTxWarp>
-                        <a:noAutofit/>
-                      </wps:bodyPr>
-                    </wps:wsp>
-                  </a:graphicData>
-                </a:graphic>
-                <wp14:sizeRelH relativeFrom="margin">
-                  <wp14:pctWidth>0</wp14:pctWidth>
-                </wp14:sizeRelH>
-                <wp14:sizeRelV relativeFrom="margin">
-                  <wp14:pctHeight>0</wp14:pctHeight>
-                </wp14:sizeRelV>
-              </wp:anchor>
-            </w:drawing>
-          </mc:Choice>
-          <mc:Fallback>
-            <w:pict>
-              <v:roundrect w14:anchorId="4F004F6F" id="Rectangle : coins arrondis 71" o:spid="_x0000_s1039" style="position:absolute;left:0;text-align:left;margin-left:454.6pt;margin-top:65.45pt;width:97.6pt;height:27.5pt;z-index:251688960;visibility:visible;mso-wrap-style:square;mso-width-percent:0;mso-height-percent:0;mso-wrap-distance-left:9pt;mso-wrap-distance-top:0;mso-wrap-distance-right:9pt;mso-wrap-distance-bottom:0;mso-position-horizontal:absolute;mso-position-horizontal-relative:text;mso-position-vertical:absolute;mso-position-vertical-relative:text;mso-width-percent:0;mso-height-percent:0;mso-width-relative:margin;mso-height-relative:margin;v-text-anchor:middle" arcsize="10923f" o:gfxdata="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" fillcolor="#4f81bd [3204]" strokecolor="#243f60 [1604]" strokeweight="2pt">
-                <v:textbox>
-                  <w:txbxContent>
-                    <w:p>
-                      <w:pPr>
-                        <w:spacing w:line="240" w:lineRule="auto"/>
-                        <w:jc w:val="center"/>
-                        <w:rPr>
-                          <w:rFonts w:ascii="Times New Roman" w:hAnsi="Times New Roman"/>
-                          <w:sz w:val="12"/>
-                          <w:szCs w:val="12"/>
-                        </w:rPr>
-                      </w:pPr>
-                      <w:r>
-                        <w:rPr>
-                          <w:rFonts w:ascii="Times New Roman" w:hAnsi="Times New Roman"/>
-                          <w:color w:val="000000" w:themeColor="text1"/>
-                          <w:sz w:val="12"/>
-                          <w:szCs w:val="12"/>
-                        </w:rPr>
-                        <w:t xml:space="preserve">Recherche Vectorielle sur les image et texte avec Oracle AI </w:t>
-                      </w:r>
-                      <w:proofErr w:type="spellStart"/>
-                      <w:r>
-                        <w:rPr>
-                          <w:rFonts w:ascii="Times New Roman" w:hAnsi="Times New Roman"/>
-                          <w:sz w:val="12"/>
-                          <w:szCs w:val="12"/>
-                        </w:rPr>
-                        <w:t>vector</w:t>
-                      </w:r>
-                      <w:proofErr w:type="spellEnd"/>
-                    </w:p>
-                    <w:p>
-                      <w:pPr>
-                        <w:spacing w:line="240" w:lineRule="auto"/>
-                        <w:jc w:val="center"/>
-                        <w:rPr>
-                          <w:rFonts w:ascii="Times New Roman" w:hAnsi="Times New Roman"/>
-                          <w:sz w:val="12"/>
-                          <w:szCs w:val="12"/>
-                        </w:rPr>
-                      </w:pPr>
                     </w:p>
                   </w:txbxContent>
                 </v:textbox>
@@ -31446,7 +31338,19 @@
         <w:t>recommandation de traitement médical à l’aide de bases de données vectorielles</w:t>
       </w:r>
       <w:r>
-        <w:t>. L’objectif ici est de Faciliter la prise de décision médicale en recommandant automatiquement des traitements adaptés à partir de cas médicaux similaires déjà traités, en s’appuyant sur l’intelligence artificielle et les bases vectorielles</w:t>
+        <w:t>.</w:t>
+      </w:r>
+      <w:r>
+        <w:t xml:space="preserve"> </w:t>
+      </w:r>
+      <w:r>
+        <w:t xml:space="preserve">Il comprend </w:t>
+      </w:r>
+      <w:r>
+        <w:t>11049</w:t>
+      </w:r>
+      <w:r>
+        <w:t xml:space="preserve"> ligne de patients avec la description de leur symptômes, le traitement prescrits, et le résultat obtenus</w:t>
       </w:r>
       <w:r>
         <w:t>.</w:t>
@@ -32001,13 +31905,8 @@
         <w:jc w:val="both"/>
       </w:pPr>
       <w:r>
-        <w:t xml:space="preserve">Les données tabulaires sont intégrées dans des tables Oracle via des vues externes et des tables de </w:t>
-      </w:r>
-      <w:proofErr w:type="spellStart"/>
-      <w:r>
-        <w:t>staging</w:t>
-      </w:r>
-      <w:proofErr w:type="spellEnd"/>
+        <w:t>Les données tabulaires sont intégrées dans des tables Oracle via des vues externes</w:t>
+      </w:r>
       <w:r>
         <w:t>.</w:t>
       </w:r>
@@ -32023,7 +31922,13 @@
         <w:jc w:val="both"/>
       </w:pPr>
       <w:r>
-        <w:t>Les images médicales sont vectorisées via des scripts Python (Sentence Transformers pour le texte, modèles de vision pour les images).</w:t>
+        <w:t>Les images</w:t>
+      </w:r>
+      <w:r>
+        <w:t xml:space="preserve"> et textes</w:t>
+      </w:r>
+      <w:r>
+        <w:t xml:space="preserve"> médicales sont vectorisées via des scripts Python (Sentence Transformers pour le texte, modèles de vision pour les images).</w:t>
       </w:r>
     </w:p>
     <w:p>
@@ -33178,6 +33083,8 @@
       <w:r>
         <w:rPr>
           <w:rStyle w:val="lev"/>
+          <w:b w:val="0"/>
+          <w:bCs w:val="0"/>
         </w:rPr>
         <w:t>deux directions de variance maximale</w:t>
       </w:r>
@@ -33195,7 +33102,13 @@
         <w:jc w:val="both"/>
       </w:pPr>
       <w:r>
-        <w:t>Autrement dit, ces axes concentrent le maximum d’information des vecteurs d’origine (souvent des centaines de dimensions).</w:t>
+        <w:t xml:space="preserve">Autrement dit, ces axes concentrent le maximum d’information des vecteurs d’origine </w:t>
+      </w:r>
+      <w:r>
+        <w:t xml:space="preserve">de 768 </w:t>
+      </w:r>
+      <w:r>
+        <w:t>dimensions.</w:t>
       </w:r>
     </w:p>
     <w:p>
@@ -33228,55 +33141,66 @@
           <w:numId w:val="69"/>
         </w:numPr>
         <w:jc w:val="both"/>
-      </w:pPr>
-      <w:r>
-        <w:t xml:space="preserve">Les points </w:t>
-      </w:r>
-      <w:r>
-        <w:rPr>
-          <w:rStyle w:val="lev"/>
-        </w:rPr>
-        <w:t>proches les uns des autres</w:t>
-      </w:r>
-      <w:r>
-        <w:t xml:space="preserve"> représentent des </w:t>
-      </w:r>
-      <w:r>
-        <w:rPr>
-          <w:rStyle w:val="lev"/>
-        </w:rPr>
-        <w:t>vecteurs (</w:t>
-      </w:r>
-      <w:r>
-        <w:rPr>
-          <w:rStyle w:val="lev"/>
-        </w:rPr>
-        <w:t xml:space="preserve">patients) </w:t>
-      </w:r>
-      <w:r>
-        <w:rPr>
-          <w:rStyle w:val="lev"/>
-        </w:rPr>
-        <w:t xml:space="preserve">ayant </w:t>
-      </w:r>
-      <w:r>
-        <w:rPr>
-          <w:rStyle w:val="lev"/>
-        </w:rPr>
-        <w:t xml:space="preserve">des </w:t>
-      </w:r>
-      <w:r>
         <w:rPr>
           <w:b/>
           <w:bCs/>
         </w:rPr>
-        <w:t xml:space="preserve">diagnostics </w:t>
+      </w:pPr>
+      <w:r>
+        <w:t xml:space="preserve">Les points </w:t>
       </w:r>
       <w:r>
         <w:rPr>
           <w:rStyle w:val="lev"/>
-        </w:rPr>
-        <w:t xml:space="preserve">très similaires </w:t>
+          <w:b w:val="0"/>
+          <w:bCs w:val="0"/>
+        </w:rPr>
+        <w:t>proches les uns des autres</w:t>
+      </w:r>
+      <w:r>
+        <w:t xml:space="preserve"> représentent des </w:t>
+      </w:r>
+      <w:r>
+        <w:rPr>
+          <w:rStyle w:val="lev"/>
+          <w:b w:val="0"/>
+          <w:bCs w:val="0"/>
+        </w:rPr>
+        <w:t xml:space="preserve">patients </w:t>
+      </w:r>
+      <w:r>
+        <w:rPr>
+          <w:rStyle w:val="lev"/>
+          <w:b w:val="0"/>
+          <w:bCs w:val="0"/>
+        </w:rPr>
+        <w:t xml:space="preserve">ayant </w:t>
+      </w:r>
+      <w:r>
+        <w:rPr>
+          <w:rStyle w:val="lev"/>
+          <w:b w:val="0"/>
+          <w:bCs w:val="0"/>
+        </w:rPr>
+        <w:t xml:space="preserve">des </w:t>
+      </w:r>
+      <w:r>
+        <w:t>diagnostics</w:t>
+      </w:r>
+      <w:r>
+        <w:rPr>
+          <w:b/>
+          <w:bCs/>
+        </w:rPr>
+        <w:t xml:space="preserve"> </w:t>
+      </w:r>
+      <w:r>
+        <w:rPr>
+          <w:rStyle w:val="lev"/>
+          <w:b w:val="0"/>
+          <w:bCs w:val="0"/>
+        </w:rPr>
+        <w:t>très similaires</w:t>
       </w:r>
     </w:p>
     <w:p>
@@ -33294,6 +33218,8 @@
       <w:r>
         <w:rPr>
           <w:rStyle w:val="lev"/>
+          <w:b w:val="0"/>
+          <w:bCs w:val="0"/>
         </w:rPr>
         <w:t>éloignés</w:t>
       </w:r>
@@ -33301,10 +33227,6 @@
         <w:t xml:space="preserve"> traduisent </w:t>
       </w:r>
       <w:r>
-        <w:rPr>
-          <w:b/>
-          <w:bCs/>
-        </w:rPr>
         <w:t>des patients avec des cas particuliers</w:t>
       </w:r>
       <w:r>
@@ -33356,6 +33278,8 @@
       <w:r>
         <w:rPr>
           <w:rStyle w:val="lev"/>
+          <w:b w:val="0"/>
+          <w:bCs w:val="0"/>
         </w:rPr>
         <w:t>zones de regroupement</w:t>
       </w:r>
@@ -33388,7 +33312,19 @@
         <w:rPr>
           <w:rStyle w:val="lev"/>
         </w:rPr>
-        <w:t xml:space="preserve">(0.3, </w:t>
+        <w:t>(0.</w:t>
+      </w:r>
+      <w:r>
+        <w:rPr>
+          <w:rStyle w:val="lev"/>
+        </w:rPr>
+        <w:t>2</w:t>
+      </w:r>
+      <w:r>
+        <w:rPr>
+          <w:rStyle w:val="lev"/>
+        </w:rPr>
+        <w:t xml:space="preserve">, </w:t>
       </w:r>
       <w:r>
         <w:rPr>
@@ -33416,10 +33352,10 @@
         <w:jc w:val="both"/>
       </w:pPr>
       <w:r>
-        <w:t>Cela suggère qu’il existe des sous-groupes de vecteurs</w:t>
-      </w:r>
-      <w:r>
-        <w:t xml:space="preserve"> (patients)</w:t>
+        <w:t xml:space="preserve">Cela suggère qu’il existe des sous-groupes de </w:t>
+      </w:r>
+      <w:r>
+        <w:t>patients</w:t>
       </w:r>
       <w:r>
         <w:t xml:space="preserve"> ayant des</w:t>
@@ -33461,7 +33397,7 @@
         <w:t xml:space="preserve"> peuvent être </w:t>
       </w:r>
       <w:r>
-        <w:t xml:space="preserve">patients avec des diagnostics à part </w:t>
+        <w:t>patients avec des diagnostics à part</w:t>
       </w:r>
     </w:p>
     <w:p>
@@ -33835,6 +33771,8 @@
       <w:r>
         <w:rPr>
           <w:rStyle w:val="lev"/>
+          <w:b w:val="0"/>
+          <w:bCs w:val="0"/>
         </w:rPr>
         <w:t>couleur distincte</w:t>
       </w:r>
@@ -33844,6 +33782,8 @@
       <w:r>
         <w:rPr>
           <w:rStyle w:val="lev"/>
+          <w:b w:val="0"/>
+          <w:bCs w:val="0"/>
         </w:rPr>
         <w:t>cluster identifié par DBSCAN</w:t>
       </w:r>
@@ -33853,6 +33793,8 @@
       <w:r>
         <w:rPr>
           <w:rStyle w:val="lev"/>
+          <w:b w:val="0"/>
+          <w:bCs w:val="0"/>
         </w:rPr>
         <w:t>points noirs</w:t>
       </w:r>
@@ -33905,19 +33847,25 @@
       <w:r>
         <w:rPr>
           <w:rStyle w:val="lev"/>
+          <w:b w:val="0"/>
+          <w:bCs w:val="0"/>
         </w:rPr>
         <w:t>sept clusters distincts (Cluster 0 à Cluster 6)</w:t>
       </w:r>
       <w:r>
-        <w:t xml:space="preserve"> ainsi qu’un ensemble de points considérés comme du bruit.</w:t>
-      </w:r>
-      <w:r>
-        <w:br/>
+        <w:t xml:space="preserve"> ainsi qu’un ensemble de points considérés comme du bruit</w:t>
+      </w:r>
+      <w:r>
+        <w:t xml:space="preserve">. </w:t>
+      </w:r>
+      <w:r>
         <w:t xml:space="preserve">Ces clusters correspondent à des </w:t>
       </w:r>
       <w:r>
         <w:rPr>
           <w:rStyle w:val="lev"/>
+          <w:b w:val="0"/>
+          <w:bCs w:val="0"/>
         </w:rPr>
         <w:t>zones de forte densité</w:t>
       </w:r>
@@ -33927,11 +33875,25 @@
       <w:r>
         <w:rPr>
           <w:rStyle w:val="lev"/>
-        </w:rPr>
-        <w:t xml:space="preserve">similarités </w:t>
-      </w:r>
-      <w:r>
-        <w:t>entre les patients.</w:t>
+          <w:b w:val="0"/>
+          <w:bCs w:val="0"/>
+        </w:rPr>
+        <w:t>similarités</w:t>
+      </w:r>
+      <w:r>
+        <w:rPr>
+          <w:rStyle w:val="lev"/>
+        </w:rPr>
+        <w:t xml:space="preserve"> </w:t>
+      </w:r>
+      <w:r>
+        <w:t>entre l</w:t>
+      </w:r>
+      <w:r>
+        <w:t>es descriptions des symptômes des</w:t>
+      </w:r>
+      <w:r>
+        <w:t xml:space="preserve"> patients.</w:t>
       </w:r>
       <w:r>
         <w:br/>
@@ -34076,6 +34038,8 @@
       <w:r>
         <w:rPr>
           <w:rStyle w:val="lev"/>
+          <w:b w:val="0"/>
+          <w:bCs w:val="0"/>
         </w:rPr>
         <w:t>bon équilibre</w:t>
       </w:r>
@@ -34126,31 +34090,49 @@
         <w:jc w:val="both"/>
       </w:pPr>
       <w:r>
-        <w:t xml:space="preserve">Cette représentation met en évidence la </w:t>
+        <w:t xml:space="preserve">Cette représentation met en évidence </w:t>
+      </w:r>
+      <w:r>
+        <w:t>la</w:t>
+      </w:r>
+      <w:r>
+        <w:rPr>
+          <w:b/>
+          <w:bCs/>
+        </w:rPr>
+        <w:t xml:space="preserve"> </w:t>
       </w:r>
       <w:r>
         <w:rPr>
           <w:rStyle w:val="lev"/>
+          <w:b w:val="0"/>
+          <w:bCs w:val="0"/>
         </w:rPr>
         <w:t xml:space="preserve">capacité de DBSCAN à détecter automatiquement des groupes de </w:t>
       </w:r>
       <w:r>
         <w:rPr>
           <w:rStyle w:val="lev"/>
+          <w:b w:val="0"/>
+          <w:bCs w:val="0"/>
         </w:rPr>
         <w:t>patients</w:t>
       </w:r>
       <w:r>
         <w:rPr>
           <w:rStyle w:val="lev"/>
+          <w:b w:val="0"/>
+          <w:bCs w:val="0"/>
         </w:rPr>
         <w:t xml:space="preserve"> similaires</w:t>
       </w:r>
       <w:r>
-        <w:t xml:space="preserve"> sans connaissance préalable du nombre de catégories.</w:t>
-      </w:r>
-      <w:r>
-        <w:br/>
+        <w:t xml:space="preserve"> sans connaissance préalable du nombre de catégories</w:t>
+      </w:r>
+      <w:r>
+        <w:t xml:space="preserve">. </w:t>
+      </w:r>
+      <w:r>
         <w:t>La présence de sept clusters distincts, combinée à un faible niveau de bruit, confirme la pertinence du modèle de vectorisation et la bonne qualité de la réduction dimensionnelle appliquée.</w:t>
       </w:r>
     </w:p>
@@ -34222,7 +34204,7 @@
           <w:sz w:val="24"/>
           <w:szCs w:val="24"/>
         </w:rPr>
-        <w:t>8.4.2 Recherche</w:t>
+        <w:t>8.4.2</w:t>
       </w:r>
       <w:r>
         <w:rPr>
@@ -34234,8 +34216,9 @@
           <w:sz w:val="24"/>
           <w:szCs w:val="24"/>
         </w:rPr>
-        <w:t xml:space="preserve"> de Similarité</w:t>
-      </w:r>
+        <w:t xml:space="preserve"> </w:t>
+      </w:r>
+      <w:bookmarkEnd w:id="173"/>
       <w:r>
         <w:rPr>
           <w:rFonts w:ascii="Times New Roman" w:hAnsi="Times New Roman"/>
@@ -34246,7 +34229,7 @@
           <w:sz w:val="24"/>
           <w:szCs w:val="24"/>
         </w:rPr>
-        <w:t xml:space="preserve"> Vectorielle sur </w:t>
+        <w:t>Analyse des performances de la recherche de similarité vectorielle sur les textes et les images dans Oracle</w:t>
       </w:r>
       <w:r>
         <w:rPr>
@@ -34258,51 +34241,1593 @@
           <w:sz w:val="24"/>
           <w:szCs w:val="24"/>
         </w:rPr>
-        <w:t>les images</w:t>
-      </w:r>
-      <w:r>
-        <w:rPr>
-          <w:rFonts w:ascii="Times New Roman" w:hAnsi="Times New Roman"/>
+        <w:t xml:space="preserve"> 23 AI</w:t>
+      </w:r>
+    </w:p>
+    <w:p>
+      <w:pPr>
+        <w:rPr>
           <w:b/>
           <w:bCs/>
+          <w:sz w:val="24"/>
+          <w:szCs w:val="24"/>
+        </w:rPr>
+      </w:pPr>
+    </w:p>
+    <w:p>
+      <w:pPr>
+        <w:rPr>
+          <w:sz w:val="24"/>
+          <w:szCs w:val="24"/>
+        </w:rPr>
+      </w:pPr>
+      <w:r>
+        <w:rPr>
+          <w:sz w:val="24"/>
+          <w:szCs w:val="24"/>
+        </w:rPr>
+        <w:t xml:space="preserve">Cette section évalue les performances de la recherche de similarité vectorielle effectuée directement dans Oracle </w:t>
+      </w:r>
+      <w:proofErr w:type="spellStart"/>
+      <w:r>
+        <w:rPr>
+          <w:sz w:val="24"/>
+          <w:szCs w:val="24"/>
+        </w:rPr>
+        <w:t>Database</w:t>
+      </w:r>
+      <w:proofErr w:type="spellEnd"/>
+      <w:r>
+        <w:rPr>
+          <w:sz w:val="24"/>
+          <w:szCs w:val="24"/>
+        </w:rPr>
+        <w:t>, dans le contexte du Data Lake médical. L’objectif est d’examiner dans quelle mesure cette approche permet de soutenir la prise de décision clinique en identifiant automatiquement des cas médicaux similaires déjà traités, afin de recommander des traitements pertinents. Cette analyse s’appuie simultanément sur les capacités d’intelligence artificielle et sur l’intégration des bases vectorielles au sein d’Oracle.</w:t>
+      </w:r>
+    </w:p>
+    <w:p>
+      <w:pPr>
+        <w:rPr>
+          <w:sz w:val="24"/>
+          <w:szCs w:val="24"/>
+        </w:rPr>
+      </w:pPr>
+      <w:r>
+        <w:br/>
+      </w:r>
+      <w:r>
+        <w:rPr>
+          <w:sz w:val="24"/>
+          <w:szCs w:val="24"/>
+        </w:rPr>
+        <w:t>Deux types de données sont évalués :</w:t>
+      </w:r>
+    </w:p>
+    <w:p>
+      <w:pPr>
+        <w:pStyle w:val="Paragraphedeliste"/>
+        <w:numPr>
+          <w:ilvl w:val="0"/>
+          <w:numId w:val="74"/>
+        </w:numPr>
+        <w:rPr>
+          <w:sz w:val="24"/>
+          <w:szCs w:val="24"/>
+        </w:rPr>
+      </w:pPr>
+      <w:r>
+        <w:rPr>
+          <w:sz w:val="24"/>
+          <w:szCs w:val="24"/>
+        </w:rPr>
+        <w:t>Les</w:t>
+      </w:r>
+      <w:r>
+        <w:rPr>
+          <w:sz w:val="24"/>
+          <w:szCs w:val="24"/>
+        </w:rPr>
+        <w:t xml:space="preserve"> </w:t>
+      </w:r>
+      <w:r>
+        <w:rPr>
+          <w:rStyle w:val="lev"/>
+          <w:b w:val="0"/>
+          <w:bCs w:val="0"/>
+          <w:sz w:val="24"/>
+          <w:szCs w:val="24"/>
+        </w:rPr>
+        <w:t>descriptions textuelles de symptômes de 11 049 cas patients</w:t>
+      </w:r>
+      <w:r>
+        <w:rPr>
+          <w:sz w:val="24"/>
+          <w:szCs w:val="24"/>
+        </w:rPr>
+        <w:t>, vectorisées à l’aide d’un modèle NLP,</w:t>
+      </w:r>
+    </w:p>
+    <w:p>
+      <w:pPr>
+        <w:pStyle w:val="Paragraphedeliste"/>
+        <w:numPr>
+          <w:ilvl w:val="0"/>
+          <w:numId w:val="74"/>
+        </w:numPr>
+        <w:rPr>
+          <w:sz w:val="24"/>
+          <w:szCs w:val="24"/>
+        </w:rPr>
+      </w:pPr>
+      <w:r>
+        <w:rPr>
+          <w:sz w:val="24"/>
+          <w:szCs w:val="24"/>
+        </w:rPr>
+        <w:t>Les</w:t>
+      </w:r>
+      <w:r>
+        <w:rPr>
+          <w:sz w:val="24"/>
+          <w:szCs w:val="24"/>
+        </w:rPr>
+        <w:t xml:space="preserve"> </w:t>
+      </w:r>
+      <w:r>
+        <w:rPr>
+          <w:rStyle w:val="lev"/>
+          <w:b w:val="0"/>
+          <w:bCs w:val="0"/>
+          <w:sz w:val="24"/>
+          <w:szCs w:val="24"/>
+        </w:rPr>
+        <w:t>1 505 images rétiniennes</w:t>
+      </w:r>
+      <w:r>
+        <w:rPr>
+          <w:sz w:val="24"/>
+          <w:szCs w:val="24"/>
+        </w:rPr>
+        <w:t xml:space="preserve"> du </w:t>
+      </w:r>
+      <w:proofErr w:type="spellStart"/>
+      <w:r>
+        <w:rPr>
+          <w:sz w:val="24"/>
+          <w:szCs w:val="24"/>
+        </w:rPr>
+        <w:t>dataset</w:t>
+      </w:r>
+      <w:proofErr w:type="spellEnd"/>
+      <w:r>
+        <w:rPr>
+          <w:sz w:val="24"/>
+          <w:szCs w:val="24"/>
+        </w:rPr>
+        <w:t xml:space="preserve"> </w:t>
+      </w:r>
+      <w:proofErr w:type="spellStart"/>
+      <w:r>
+        <w:rPr>
+          <w:rStyle w:val="Accentuation"/>
           <w:i w:val="0"/>
-          <w:iCs/>
+          <w:iCs w:val="0"/>
+          <w:sz w:val="24"/>
+          <w:szCs w:val="24"/>
+        </w:rPr>
+        <w:t>Diabetic</w:t>
+      </w:r>
+      <w:proofErr w:type="spellEnd"/>
+      <w:r>
+        <w:rPr>
+          <w:rStyle w:val="Accentuation"/>
+          <w:i w:val="0"/>
+          <w:iCs w:val="0"/>
           <w:sz w:val="24"/>
           <w:szCs w:val="24"/>
         </w:rPr>
         <w:t xml:space="preserve"> </w:t>
       </w:r>
-      <w:r>
-        <w:rPr>
-          <w:rFonts w:ascii="Times New Roman" w:hAnsi="Times New Roman"/>
+      <w:proofErr w:type="spellStart"/>
+      <w:r>
+        <w:rPr>
+          <w:rStyle w:val="Accentuation"/>
+          <w:i w:val="0"/>
+          <w:iCs w:val="0"/>
+          <w:sz w:val="24"/>
+          <w:szCs w:val="24"/>
+        </w:rPr>
+        <w:t>Retinopathy</w:t>
+      </w:r>
+      <w:proofErr w:type="spellEnd"/>
+      <w:r>
+        <w:rPr>
+          <w:rStyle w:val="Accentuation"/>
+          <w:i w:val="0"/>
+          <w:iCs w:val="0"/>
+          <w:sz w:val="24"/>
+          <w:szCs w:val="24"/>
+        </w:rPr>
+        <w:t xml:space="preserve"> </w:t>
+      </w:r>
+      <w:proofErr w:type="spellStart"/>
+      <w:r>
+        <w:rPr>
+          <w:rStyle w:val="Accentuation"/>
+          <w:i w:val="0"/>
+          <w:iCs w:val="0"/>
+          <w:sz w:val="24"/>
+          <w:szCs w:val="24"/>
+        </w:rPr>
+        <w:t>Diagnosis</w:t>
+      </w:r>
+      <w:proofErr w:type="spellEnd"/>
+      <w:r>
+        <w:rPr>
+          <w:sz w:val="24"/>
+          <w:szCs w:val="24"/>
+        </w:rPr>
+        <w:t>, représentées sous forme d’</w:t>
+      </w:r>
+      <w:proofErr w:type="spellStart"/>
+      <w:r>
+        <w:rPr>
+          <w:sz w:val="24"/>
+          <w:szCs w:val="24"/>
+        </w:rPr>
+        <w:t>embeddings</w:t>
+      </w:r>
+      <w:proofErr w:type="spellEnd"/>
+      <w:r>
+        <w:rPr>
+          <w:sz w:val="24"/>
+          <w:szCs w:val="24"/>
+        </w:rPr>
+        <w:t xml:space="preserve"> visuels.</w:t>
+      </w:r>
+    </w:p>
+    <w:p>
+      <w:pPr>
+        <w:rPr>
+          <w:sz w:val="24"/>
+          <w:szCs w:val="24"/>
+        </w:rPr>
+      </w:pPr>
+    </w:p>
+    <w:p>
+      <w:pPr>
+        <w:rPr>
           <w:b/>
           <w:bCs/>
-          <w:i w:val="0"/>
-          <w:iCs/>
-          <w:sz w:val="24"/>
-          <w:szCs w:val="24"/>
-        </w:rPr>
-        <w:t>en SQL</w:t>
-      </w:r>
+          <w:sz w:val="24"/>
+          <w:szCs w:val="24"/>
+        </w:rPr>
+      </w:pPr>
       <w:r>
         <w:rPr>
           <w:rFonts w:ascii="Times New Roman" w:hAnsi="Times New Roman"/>
+          <w:sz w:val="24"/>
+          <w:szCs w:val="24"/>
+        </w:rPr>
+        <w:t>L’objectif de cette démarche est d’obtenir une vision complète de la manière dont Oracle gère les calculs vectoriels et d’identifier les points forts et les limites de son utilisation dans un système d’aide à la décision médicale.</w:t>
+      </w:r>
+    </w:p>
+    <w:p>
+      <w:pPr>
+        <w:pStyle w:val="NormalWeb"/>
+        <w:jc w:val="both"/>
+      </w:pPr>
+      <w:r>
+        <w:t>Deux familles de requêtes ont été évaluées</w:t>
+      </w:r>
+      <w:r>
+        <w:t>,</w:t>
+      </w:r>
+      <w:r>
+        <w:rPr>
+          <w:rStyle w:val="lev"/>
+        </w:rPr>
+        <w:t xml:space="preserve"> </w:t>
+      </w:r>
+      <w:r>
+        <w:rPr>
+          <w:rStyle w:val="lev"/>
+          <w:b w:val="0"/>
+          <w:bCs w:val="0"/>
+        </w:rPr>
+        <w:t>les recherches vectorielles sur texte</w:t>
+      </w:r>
+      <w:r>
+        <w:t xml:space="preserve"> et </w:t>
+      </w:r>
+      <w:r>
+        <w:rPr>
+          <w:rStyle w:val="lev"/>
+          <w:b w:val="0"/>
+          <w:bCs w:val="0"/>
+        </w:rPr>
+        <w:t xml:space="preserve">les recherches vectorielles sur </w:t>
+      </w:r>
+      <w:r>
+        <w:rPr>
+          <w:rStyle w:val="lev"/>
+          <w:b w:val="0"/>
+          <w:bCs w:val="0"/>
+        </w:rPr>
+        <w:t>images</w:t>
+      </w:r>
+      <w:r>
+        <w:rPr>
           <w:b/>
           <w:bCs/>
-          <w:i w:val="0"/>
-          <w:iCs/>
-          <w:sz w:val="24"/>
-          <w:szCs w:val="24"/>
-        </w:rPr>
-        <w:t xml:space="preserve"> avec Oracle AI</w:t>
-      </w:r>
-      <w:bookmarkEnd w:id="173"/>
-    </w:p>
-    <w:p>
-      <w:pPr>
+        </w:rPr>
+        <w:t>.</w:t>
+      </w:r>
+      <w:r>
+        <w:t xml:space="preserve"> Dans</w:t>
+      </w:r>
+      <w:r>
+        <w:t xml:space="preserve"> les deux cas, la mesure de similarité utilisée est la </w:t>
+      </w:r>
+      <w:r>
+        <w:rPr>
+          <w:rStyle w:val="lev"/>
+        </w:rPr>
+        <w:t>similarité de cosinus</w:t>
+      </w:r>
+      <w:r>
+        <w:t>, directement calculée en SQL.</w:t>
+      </w:r>
+    </w:p>
+    <w:p>
+      <w:pPr>
+        <w:pStyle w:val="NormalWeb"/>
+        <w:numPr>
+          <w:ilvl w:val="0"/>
+          <w:numId w:val="75"/>
+        </w:numPr>
+        <w:jc w:val="both"/>
         <w:rPr>
           <w:b/>
           <w:bCs/>
+        </w:rPr>
+      </w:pPr>
+      <w:r>
+        <w:rPr>
+          <w:b/>
+          <w:bCs/>
+          <w:u w:val="single"/>
+        </w:rPr>
+        <w:t>Recherche vectorielle sur texte</w:t>
+      </w:r>
+    </w:p>
+    <w:p>
+      <w:pPr>
+        <w:rPr>
+          <w:sz w:val="24"/>
+          <w:szCs w:val="24"/>
+        </w:rPr>
+      </w:pPr>
+      <w:r>
+        <w:rPr>
+          <w:sz w:val="24"/>
+          <w:szCs w:val="24"/>
+        </w:rPr>
+        <w:t>Les requêtes textuelles consistent à comparer l’</w:t>
+      </w:r>
+      <w:proofErr w:type="spellStart"/>
+      <w:r>
+        <w:rPr>
+          <w:sz w:val="24"/>
+          <w:szCs w:val="24"/>
+        </w:rPr>
+        <w:t>embedding</w:t>
+      </w:r>
+      <w:proofErr w:type="spellEnd"/>
+      <w:r>
+        <w:rPr>
+          <w:sz w:val="24"/>
+          <w:szCs w:val="24"/>
+        </w:rPr>
+        <w:t xml:space="preserve"> d’un symptôme</w:t>
+      </w:r>
+      <w:r>
+        <w:rPr>
+          <w:sz w:val="24"/>
+          <w:szCs w:val="24"/>
+        </w:rPr>
+        <w:t xml:space="preserve"> d</w:t>
+      </w:r>
+      <w:r>
+        <w:rPr>
+          <w:sz w:val="24"/>
+          <w:szCs w:val="24"/>
+        </w:rPr>
+        <w:t>’</w:t>
+      </w:r>
+      <w:r>
+        <w:rPr>
+          <w:sz w:val="24"/>
+          <w:szCs w:val="24"/>
+        </w:rPr>
+        <w:t>un patient</w:t>
+      </w:r>
+      <w:r>
+        <w:rPr>
+          <w:sz w:val="24"/>
+          <w:szCs w:val="24"/>
+        </w:rPr>
+        <w:t xml:space="preserve"> donné</w:t>
+      </w:r>
+      <w:r>
+        <w:rPr>
+          <w:sz w:val="24"/>
+          <w:szCs w:val="24"/>
+        </w:rPr>
+        <w:t xml:space="preserve"> dans une autre table </w:t>
+      </w:r>
+      <w:proofErr w:type="spellStart"/>
+      <w:r>
+        <w:rPr>
+          <w:sz w:val="24"/>
+          <w:szCs w:val="24"/>
+        </w:rPr>
+        <w:t>new_patient</w:t>
+      </w:r>
+      <w:proofErr w:type="spellEnd"/>
+      <w:r>
+        <w:rPr>
+          <w:sz w:val="24"/>
+          <w:szCs w:val="24"/>
+        </w:rPr>
+        <w:t xml:space="preserve"> avec les 11 049 vecteurs stockés, afin d’identifier les cas les plus proches cliniquement.</w:t>
+      </w:r>
+    </w:p>
+    <w:p>
+      <w:pPr>
+        <w:rPr>
+          <w:sz w:val="24"/>
+          <w:szCs w:val="24"/>
+        </w:rPr>
+      </w:pPr>
+    </w:p>
+    <w:p>
+      <w:pPr>
+        <w:rPr>
+          <w:sz w:val="24"/>
+          <w:szCs w:val="24"/>
+        </w:rPr>
+      </w:pPr>
+      <w:r>
+        <w:rPr>
+          <w:sz w:val="24"/>
+          <w:szCs w:val="24"/>
+        </w:rPr>
+        <w:drawing>
+          <wp:inline distT="0" distB="0" distL="0" distR="0" wp14:anchorId="0547B06E" wp14:editId="2A4825BB">
+            <wp:extent cx="5496692" cy="1800476"/>
+            <wp:effectExtent l="0" t="0" r="8890" b="9525"/>
+            <wp:docPr id="83" name="Image 83"/>
+            <wp:cNvGraphicFramePr>
+              <a:graphicFrameLocks xmlns:a="http://schemas.openxmlformats.org/drawingml/2006/main" noChangeAspect="1"/>
+            </wp:cNvGraphicFramePr>
+            <a:graphic xmlns:a="http://schemas.openxmlformats.org/drawingml/2006/main">
+              <a:graphicData uri="http://schemas.openxmlformats.org/drawingml/2006/picture">
+                <pic:pic xmlns:pic="http://schemas.openxmlformats.org/drawingml/2006/picture">
+                  <pic:nvPicPr>
+                    <pic:cNvPr id="1" name=""/>
+                    <pic:cNvPicPr/>
+                  </pic:nvPicPr>
+                  <pic:blipFill>
+                    <a:blip r:embed="rId43"/>
+                    <a:stretch>
+                      <a:fillRect/>
+                    </a:stretch>
+                  </pic:blipFill>
+                  <pic:spPr>
+                    <a:xfrm>
+                      <a:off x="0" y="0"/>
+                      <a:ext cx="5496692" cy="1800476"/>
+                    </a:xfrm>
+                    <a:prstGeom prst="rect">
+                      <a:avLst/>
+                    </a:prstGeom>
+                  </pic:spPr>
+                </pic:pic>
+              </a:graphicData>
+            </a:graphic>
+          </wp:inline>
+        </w:drawing>
+      </w:r>
+    </w:p>
+    <w:p>
+      <w:pPr>
+        <w:rPr>
+          <w:sz w:val="24"/>
+          <w:szCs w:val="24"/>
+        </w:rPr>
+      </w:pPr>
+    </w:p>
+    <w:p>
+      <w:pPr>
+        <w:rPr>
+          <w:sz w:val="24"/>
+          <w:szCs w:val="24"/>
+        </w:rPr>
+      </w:pPr>
+    </w:p>
+    <w:p>
+      <w:pPr>
+        <w:rPr>
+          <w:sz w:val="24"/>
+          <w:szCs w:val="24"/>
+        </w:rPr>
+      </w:pPr>
+      <w:r>
+        <w:rPr>
+          <w:sz w:val="24"/>
+          <w:szCs w:val="24"/>
+        </w:rPr>
+        <w:drawing>
+          <wp:inline distT="0" distB="0" distL="0" distR="0" wp14:anchorId="79A5E300" wp14:editId="1978DC25">
+            <wp:extent cx="6645910" cy="1286510"/>
+            <wp:effectExtent l="0" t="0" r="2540" b="8890"/>
+            <wp:docPr id="84" name="Image 84"/>
+            <wp:cNvGraphicFramePr>
+              <a:graphicFrameLocks xmlns:a="http://schemas.openxmlformats.org/drawingml/2006/main" noChangeAspect="1"/>
+            </wp:cNvGraphicFramePr>
+            <a:graphic xmlns:a="http://schemas.openxmlformats.org/drawingml/2006/main">
+              <a:graphicData uri="http://schemas.openxmlformats.org/drawingml/2006/picture">
+                <pic:pic xmlns:pic="http://schemas.openxmlformats.org/drawingml/2006/picture">
+                  <pic:nvPicPr>
+                    <pic:cNvPr id="1" name=""/>
+                    <pic:cNvPicPr/>
+                  </pic:nvPicPr>
+                  <pic:blipFill>
+                    <a:blip r:embed="rId44"/>
+                    <a:stretch>
+                      <a:fillRect/>
+                    </a:stretch>
+                  </pic:blipFill>
+                  <pic:spPr>
+                    <a:xfrm>
+                      <a:off x="0" y="0"/>
+                      <a:ext cx="6645910" cy="1286510"/>
+                    </a:xfrm>
+                    <a:prstGeom prst="rect">
+                      <a:avLst/>
+                    </a:prstGeom>
+                  </pic:spPr>
+                </pic:pic>
+              </a:graphicData>
+            </a:graphic>
+          </wp:inline>
+        </w:drawing>
+      </w:r>
+    </w:p>
+    <w:p>
+      <w:pPr>
+        <w:rPr>
+          <w:sz w:val="24"/>
+          <w:szCs w:val="24"/>
+        </w:rPr>
+      </w:pPr>
+    </w:p>
+    <w:p>
+      <w:pPr>
+        <w:pStyle w:val="Paragraphedeliste"/>
+        <w:numPr>
+          <w:ilvl w:val="0"/>
+          <w:numId w:val="75"/>
+        </w:numPr>
+        <w:rPr>
+          <w:b/>
+          <w:bCs/>
+          <w:sz w:val="24"/>
+          <w:szCs w:val="24"/>
+        </w:rPr>
+      </w:pPr>
+      <w:r>
+        <w:rPr>
+          <w:b/>
+          <w:bCs/>
+          <w:sz w:val="24"/>
+          <w:szCs w:val="24"/>
+        </w:rPr>
+        <w:t>Recherche vectorielle sur images</w:t>
+      </w:r>
+    </w:p>
+    <w:p>
+      <w:pPr>
+        <w:rPr>
+          <w:sz w:val="24"/>
+          <w:szCs w:val="24"/>
+        </w:rPr>
+      </w:pPr>
+      <w:r>
+        <w:rPr>
+          <w:sz w:val="24"/>
+          <w:szCs w:val="24"/>
+        </w:rPr>
+        <w:t xml:space="preserve">Les requêtes sur images utilisent le même principe, mais appliqué aux </w:t>
+      </w:r>
+      <w:proofErr w:type="spellStart"/>
+      <w:r>
+        <w:rPr>
+          <w:sz w:val="24"/>
+          <w:szCs w:val="24"/>
+        </w:rPr>
+        <w:t>embeddings</w:t>
+      </w:r>
+      <w:proofErr w:type="spellEnd"/>
+      <w:r>
+        <w:rPr>
+          <w:sz w:val="24"/>
+          <w:szCs w:val="24"/>
+        </w:rPr>
+        <w:t xml:space="preserve"> d’images extraits par un modèle Vision Transformer</w:t>
+      </w:r>
+      <w:r>
+        <w:rPr>
+          <w:sz w:val="24"/>
+          <w:szCs w:val="24"/>
+        </w:rPr>
+        <w:t xml:space="preserve">. </w:t>
+      </w:r>
+      <w:r>
+        <w:rPr>
+          <w:sz w:val="24"/>
+          <w:szCs w:val="24"/>
+        </w:rPr>
+        <w:t>Les résultats retournent les images présentant des anomalies ou niveaux de rétinopathie similaires.</w:t>
+      </w:r>
+    </w:p>
+    <w:p>
+      <w:pPr>
+        <w:rPr>
+          <w:sz w:val="24"/>
+          <w:szCs w:val="24"/>
+        </w:rPr>
+      </w:pPr>
+    </w:p>
+    <w:p>
+      <w:pPr>
+        <w:rPr>
+          <w:sz w:val="24"/>
+          <w:szCs w:val="24"/>
+        </w:rPr>
+      </w:pPr>
+      <w:r>
+        <w:rPr>
+          <w:sz w:val="24"/>
+          <w:szCs w:val="24"/>
+        </w:rPr>
+        <w:drawing>
+          <wp:inline distT="0" distB="0" distL="0" distR="0" wp14:anchorId="3B774040" wp14:editId="68E8BAE7">
+            <wp:extent cx="5477639" cy="2429214"/>
+            <wp:effectExtent l="0" t="0" r="8890" b="9525"/>
+            <wp:docPr id="85" name="Image 85"/>
+            <wp:cNvGraphicFramePr>
+              <a:graphicFrameLocks xmlns:a="http://schemas.openxmlformats.org/drawingml/2006/main" noChangeAspect="1"/>
+            </wp:cNvGraphicFramePr>
+            <a:graphic xmlns:a="http://schemas.openxmlformats.org/drawingml/2006/main">
+              <a:graphicData uri="http://schemas.openxmlformats.org/drawingml/2006/picture">
+                <pic:pic xmlns:pic="http://schemas.openxmlformats.org/drawingml/2006/picture">
+                  <pic:nvPicPr>
+                    <pic:cNvPr id="1" name=""/>
+                    <pic:cNvPicPr/>
+                  </pic:nvPicPr>
+                  <pic:blipFill>
+                    <a:blip r:embed="rId45"/>
+                    <a:stretch>
+                      <a:fillRect/>
+                    </a:stretch>
+                  </pic:blipFill>
+                  <pic:spPr>
+                    <a:xfrm>
+                      <a:off x="0" y="0"/>
+                      <a:ext cx="5477639" cy="2429214"/>
+                    </a:xfrm>
+                    <a:prstGeom prst="rect">
+                      <a:avLst/>
+                    </a:prstGeom>
+                  </pic:spPr>
+                </pic:pic>
+              </a:graphicData>
+            </a:graphic>
+          </wp:inline>
+        </w:drawing>
+      </w:r>
+    </w:p>
+    <w:p>
+      <w:pPr>
+        <w:rPr>
+          <w:sz w:val="24"/>
+          <w:szCs w:val="24"/>
+        </w:rPr>
+      </w:pPr>
+      <w:r>
+        <w:rPr>
+          <w:sz w:val="24"/>
+          <w:szCs w:val="24"/>
+        </w:rPr>
+        <w:drawing>
+          <wp:inline distT="0" distB="0" distL="0" distR="0" wp14:anchorId="2072E4B8" wp14:editId="72BD3D29">
+            <wp:extent cx="5153744" cy="2257740"/>
+            <wp:effectExtent l="0" t="0" r="8890" b="9525"/>
+            <wp:docPr id="87" name="Image 87"/>
+            <wp:cNvGraphicFramePr>
+              <a:graphicFrameLocks xmlns:a="http://schemas.openxmlformats.org/drawingml/2006/main" noChangeAspect="1"/>
+            </wp:cNvGraphicFramePr>
+            <a:graphic xmlns:a="http://schemas.openxmlformats.org/drawingml/2006/main">
+              <a:graphicData uri="http://schemas.openxmlformats.org/drawingml/2006/picture">
+                <pic:pic xmlns:pic="http://schemas.openxmlformats.org/drawingml/2006/picture">
+                  <pic:nvPicPr>
+                    <pic:cNvPr id="1" name=""/>
+                    <pic:cNvPicPr/>
+                  </pic:nvPicPr>
+                  <pic:blipFill>
+                    <a:blip r:embed="rId46"/>
+                    <a:stretch>
+                      <a:fillRect/>
+                    </a:stretch>
+                  </pic:blipFill>
+                  <pic:spPr>
+                    <a:xfrm>
+                      <a:off x="0" y="0"/>
+                      <a:ext cx="5153744" cy="2257740"/>
+                    </a:xfrm>
+                    <a:prstGeom prst="rect">
+                      <a:avLst/>
+                    </a:prstGeom>
+                  </pic:spPr>
+                </pic:pic>
+              </a:graphicData>
+            </a:graphic>
+          </wp:inline>
+        </w:drawing>
+      </w:r>
+    </w:p>
+    <w:p>
+      <w:pPr>
+        <w:rPr>
+          <w:b/>
+          <w:bCs/>
+          <w:sz w:val="24"/>
+          <w:szCs w:val="24"/>
+        </w:rPr>
+      </w:pPr>
+    </w:p>
+    <w:p>
+      <w:pPr>
+        <w:pStyle w:val="Paragraphedeliste"/>
+        <w:numPr>
+          <w:ilvl w:val="3"/>
+          <w:numId w:val="80"/>
+        </w:numPr>
+        <w:rPr>
+          <w:b/>
+          <w:bCs/>
+          <w:sz w:val="24"/>
+          <w:szCs w:val="24"/>
+        </w:rPr>
+      </w:pPr>
+      <w:r>
+        <w:rPr>
+          <w:b/>
+          <w:bCs/>
+          <w:sz w:val="24"/>
+          <w:szCs w:val="24"/>
+        </w:rPr>
+        <w:t>Indicateurs</w:t>
+      </w:r>
+      <w:r>
+        <w:rPr>
+          <w:b/>
+          <w:bCs/>
+          <w:sz w:val="24"/>
+          <w:szCs w:val="24"/>
+        </w:rPr>
+        <w:t xml:space="preserve"> de </w:t>
+      </w:r>
+      <w:r>
+        <w:rPr>
+          <w:b/>
+          <w:bCs/>
+          <w:sz w:val="24"/>
+          <w:szCs w:val="24"/>
+        </w:rPr>
+        <w:t>performance mesurée</w:t>
+      </w:r>
+    </w:p>
+    <w:p>
+      <w:pPr>
+        <w:rPr>
+          <w:sz w:val="24"/>
+          <w:szCs w:val="24"/>
+        </w:rPr>
+      </w:pPr>
+      <w:r>
+        <w:rPr>
+          <w:sz w:val="24"/>
+          <w:szCs w:val="24"/>
+        </w:rPr>
+        <w:t xml:space="preserve">L’évaluation combine des </w:t>
+      </w:r>
+      <w:r>
+        <w:rPr>
+          <w:b/>
+          <w:bCs/>
+          <w:sz w:val="24"/>
+          <w:szCs w:val="24"/>
+        </w:rPr>
+        <w:t>métriques techniques</w:t>
+      </w:r>
+      <w:r>
+        <w:rPr>
+          <w:sz w:val="24"/>
+          <w:szCs w:val="24"/>
+        </w:rPr>
+        <w:t xml:space="preserve"> et des </w:t>
+      </w:r>
+      <w:r>
+        <w:rPr>
+          <w:b/>
+          <w:bCs/>
+          <w:sz w:val="24"/>
+          <w:szCs w:val="24"/>
+        </w:rPr>
+        <w:t>métriques de pertinence clinique</w:t>
+      </w:r>
+      <w:r>
+        <w:rPr>
+          <w:sz w:val="24"/>
+          <w:szCs w:val="24"/>
+        </w:rPr>
+        <w:t>, afin de couvrir les deux dimensions essentielles d’un système de recommandation médicale.</w:t>
+      </w:r>
+    </w:p>
+    <w:p>
+      <w:pPr>
+        <w:rPr>
+          <w:b/>
+          <w:bCs/>
+          <w:sz w:val="24"/>
+          <w:szCs w:val="24"/>
+        </w:rPr>
+      </w:pPr>
+      <w:r>
+        <w:rPr>
+          <w:b/>
+          <w:bCs/>
+          <w:sz w:val="24"/>
+          <w:szCs w:val="24"/>
+        </w:rPr>
+        <w:t>a. Performances techniques</w:t>
+      </w:r>
+    </w:p>
+    <w:p>
+      <w:pPr>
+        <w:rPr>
+          <w:sz w:val="24"/>
+          <w:szCs w:val="24"/>
+        </w:rPr>
+      </w:pPr>
+      <w:r>
+        <w:rPr>
+          <w:sz w:val="24"/>
+          <w:szCs w:val="24"/>
+        </w:rPr>
+        <w:t>Les indicateurs suivants ont été mesurés pour les recherches textuelles et visuelles :</w:t>
+      </w:r>
+    </w:p>
+    <w:p>
+      <w:pPr>
+        <w:numPr>
+          <w:ilvl w:val="0"/>
+          <w:numId w:val="76"/>
+        </w:numPr>
+        <w:rPr>
+          <w:sz w:val="24"/>
+          <w:szCs w:val="24"/>
+        </w:rPr>
+      </w:pPr>
+      <w:r>
+        <w:rPr>
+          <w:b/>
+          <w:bCs/>
+          <w:sz w:val="24"/>
+          <w:szCs w:val="24"/>
+        </w:rPr>
+        <w:t>Temps moyen d’exécution</w:t>
+      </w:r>
+      <w:r>
+        <w:rPr>
+          <w:sz w:val="24"/>
+          <w:szCs w:val="24"/>
+        </w:rPr>
+        <w:t xml:space="preserve"> d’une requête k-NN (k=10)</w:t>
+      </w:r>
+    </w:p>
+    <w:p>
+      <w:pPr>
+        <w:numPr>
+          <w:ilvl w:val="0"/>
+          <w:numId w:val="76"/>
+        </w:numPr>
+        <w:rPr>
+          <w:sz w:val="24"/>
+          <w:szCs w:val="24"/>
+        </w:rPr>
+      </w:pPr>
+      <w:r>
+        <w:rPr>
+          <w:b/>
+          <w:bCs/>
+          <w:sz w:val="24"/>
+          <w:szCs w:val="24"/>
+        </w:rPr>
+        <w:t>Temps minimal et maximal</w:t>
+      </w:r>
+      <w:r>
+        <w:rPr>
+          <w:sz w:val="24"/>
+          <w:szCs w:val="24"/>
+        </w:rPr>
+        <w:t xml:space="preserve"> sur un ensemble de requêtes répétées</w:t>
+      </w:r>
+    </w:p>
+    <w:p>
+      <w:pPr>
+        <w:numPr>
+          <w:ilvl w:val="0"/>
+          <w:numId w:val="76"/>
+        </w:numPr>
+        <w:rPr>
+          <w:sz w:val="24"/>
+          <w:szCs w:val="24"/>
+        </w:rPr>
+      </w:pPr>
+      <w:r>
+        <w:rPr>
+          <w:b/>
+          <w:bCs/>
+          <w:sz w:val="24"/>
+          <w:szCs w:val="24"/>
+        </w:rPr>
+        <w:t>Charge de calcul</w:t>
+      </w:r>
+      <w:r>
+        <w:rPr>
+          <w:sz w:val="24"/>
+          <w:szCs w:val="24"/>
+        </w:rPr>
+        <w:t xml:space="preserve"> induite sur Oracle</w:t>
+      </w:r>
+    </w:p>
+    <w:p>
+      <w:pPr>
+        <w:numPr>
+          <w:ilvl w:val="0"/>
+          <w:numId w:val="76"/>
+        </w:numPr>
+        <w:rPr>
+          <w:sz w:val="24"/>
+          <w:szCs w:val="24"/>
+        </w:rPr>
+      </w:pPr>
+      <w:r>
+        <w:rPr>
+          <w:b/>
+          <w:bCs/>
+          <w:sz w:val="24"/>
+          <w:szCs w:val="24"/>
+        </w:rPr>
+        <w:t>Impact du volume de données</w:t>
+      </w:r>
+      <w:r>
+        <w:rPr>
+          <w:sz w:val="24"/>
+          <w:szCs w:val="24"/>
+        </w:rPr>
+        <w:t xml:space="preserve"> (11k vecteurs texte vs 1.5k vecteurs image)</w:t>
+      </w:r>
+    </w:p>
+    <w:p>
+      <w:pPr>
+        <w:numPr>
+          <w:ilvl w:val="0"/>
+          <w:numId w:val="76"/>
+        </w:numPr>
+        <w:rPr>
+          <w:sz w:val="24"/>
+          <w:szCs w:val="24"/>
+        </w:rPr>
+      </w:pPr>
+      <w:r>
+        <w:rPr>
+          <w:b/>
+          <w:bCs/>
+          <w:sz w:val="24"/>
+          <w:szCs w:val="24"/>
+        </w:rPr>
+        <w:t>Effet de l’utilisation ou non d’un index vectoriel</w:t>
+      </w:r>
+      <w:r>
+        <w:rPr>
+          <w:sz w:val="24"/>
+          <w:szCs w:val="24"/>
+        </w:rPr>
+        <w:t xml:space="preserve"> (Oracle AI </w:t>
+      </w:r>
+      <w:proofErr w:type="spellStart"/>
+      <w:r>
+        <w:rPr>
+          <w:sz w:val="24"/>
+          <w:szCs w:val="24"/>
+        </w:rPr>
+        <w:t>Vector</w:t>
+      </w:r>
+      <w:proofErr w:type="spellEnd"/>
+      <w:r>
+        <w:rPr>
+          <w:sz w:val="24"/>
+          <w:szCs w:val="24"/>
+        </w:rPr>
+        <w:t xml:space="preserve"> Index, si activé)</w:t>
+      </w:r>
+    </w:p>
+    <w:p>
+      <w:pPr>
+        <w:rPr>
+          <w:sz w:val="24"/>
+          <w:szCs w:val="24"/>
+        </w:rPr>
+      </w:pPr>
+      <w:r>
+        <w:rPr>
+          <w:sz w:val="24"/>
+          <w:szCs w:val="24"/>
+        </w:rPr>
+        <w:t>L’objectif est de déterminer si Oracle peut répondre de manière efficace et stable, même avec un nombre important de vecteurs.</w:t>
+      </w:r>
+    </w:p>
+    <w:p>
+      <w:pPr>
+        <w:rPr>
+          <w:b/>
+          <w:bCs/>
+          <w:sz w:val="24"/>
+          <w:szCs w:val="24"/>
+        </w:rPr>
+      </w:pPr>
+      <w:r>
+        <w:rPr>
+          <w:b/>
+          <w:bCs/>
+          <w:sz w:val="24"/>
+          <w:szCs w:val="24"/>
+        </w:rPr>
+        <w:t>b. Qualité et pertinence des résultats</w:t>
+      </w:r>
+    </w:p>
+    <w:p>
+      <w:pPr>
+        <w:rPr>
+          <w:sz w:val="24"/>
+          <w:szCs w:val="24"/>
+        </w:rPr>
+      </w:pPr>
+      <w:r>
+        <w:rPr>
+          <w:sz w:val="24"/>
+          <w:szCs w:val="24"/>
+        </w:rPr>
+        <w:t>La performance qualitative a été mesurée à l’aide de :</w:t>
+      </w:r>
+    </w:p>
+    <w:p>
+      <w:pPr>
+        <w:numPr>
+          <w:ilvl w:val="0"/>
+          <w:numId w:val="77"/>
+        </w:numPr>
+        <w:rPr>
+          <w:sz w:val="24"/>
+          <w:szCs w:val="24"/>
+        </w:rPr>
+      </w:pPr>
+      <w:proofErr w:type="spellStart"/>
+      <w:r>
+        <w:rPr>
+          <w:b/>
+          <w:bCs/>
+          <w:sz w:val="24"/>
+          <w:szCs w:val="24"/>
+        </w:rPr>
+        <w:t>Precision@k</w:t>
+      </w:r>
+      <w:proofErr w:type="spellEnd"/>
+      <w:r>
+        <w:rPr>
+          <w:sz w:val="24"/>
+          <w:szCs w:val="24"/>
+        </w:rPr>
+        <w:t xml:space="preserve"> : proportion de résultats pertinents parmi les k plus proches voisins</w:t>
+      </w:r>
+    </w:p>
+    <w:p>
+      <w:pPr>
+        <w:numPr>
+          <w:ilvl w:val="0"/>
+          <w:numId w:val="77"/>
+        </w:numPr>
+        <w:rPr>
+          <w:sz w:val="24"/>
+          <w:szCs w:val="24"/>
+        </w:rPr>
+      </w:pPr>
+      <w:r>
+        <w:rPr>
+          <w:b/>
+          <w:bCs/>
+          <w:sz w:val="24"/>
+          <w:szCs w:val="24"/>
+        </w:rPr>
+        <w:t>Cohérence clinique</w:t>
+      </w:r>
+      <w:r>
+        <w:rPr>
+          <w:sz w:val="24"/>
+          <w:szCs w:val="24"/>
+        </w:rPr>
+        <w:t xml:space="preserve"> : évaluation manuelle de la similarité des cas retournés</w:t>
+      </w:r>
+    </w:p>
+    <w:p>
+      <w:pPr>
+        <w:numPr>
+          <w:ilvl w:val="0"/>
+          <w:numId w:val="77"/>
+        </w:numPr>
+        <w:rPr>
+          <w:sz w:val="24"/>
+          <w:szCs w:val="24"/>
+        </w:rPr>
+      </w:pPr>
+      <w:r>
+        <w:rPr>
+          <w:b/>
+          <w:bCs/>
+          <w:sz w:val="24"/>
+          <w:szCs w:val="24"/>
+        </w:rPr>
+        <w:t>Stabilité des résultats</w:t>
+      </w:r>
+      <w:r>
+        <w:rPr>
+          <w:sz w:val="24"/>
+          <w:szCs w:val="24"/>
+        </w:rPr>
+        <w:t xml:space="preserve"> face à des requêtes répétées ou légèrement modifiées</w:t>
+      </w:r>
+    </w:p>
+    <w:p>
+      <w:pPr>
+        <w:rPr>
+          <w:sz w:val="24"/>
+          <w:szCs w:val="24"/>
+        </w:rPr>
+      </w:pPr>
+      <w:r>
+        <w:rPr>
+          <w:sz w:val="24"/>
+          <w:szCs w:val="24"/>
+        </w:rPr>
+        <w:t>Ces indicateurs permettent d’évaluer non seulement la capacité technique d’Oracle à exécuter les calculs vectoriels, mais aussi la pertinence médicale des cas voisins identifiés.</w:t>
+      </w:r>
+    </w:p>
+    <w:p>
+      <w:pPr>
+        <w:rPr>
+          <w:sz w:val="24"/>
+          <w:szCs w:val="24"/>
+        </w:rPr>
+      </w:pPr>
+    </w:p>
+    <w:p>
+      <w:pPr>
+        <w:rPr>
+          <w:b/>
+          <w:bCs/>
+          <w:sz w:val="24"/>
+          <w:szCs w:val="24"/>
+        </w:rPr>
+      </w:pPr>
+      <w:r>
+        <w:rPr>
+          <w:b/>
+          <w:bCs/>
+          <w:sz w:val="24"/>
+          <w:szCs w:val="24"/>
+        </w:rPr>
+        <w:t>4.3. Protocole expérimental</w:t>
+      </w:r>
+    </w:p>
+    <w:p>
+      <w:pPr>
+        <w:rPr>
+          <w:sz w:val="24"/>
+          <w:szCs w:val="24"/>
+        </w:rPr>
+      </w:pPr>
+      <w:r>
+        <w:rPr>
+          <w:sz w:val="24"/>
+          <w:szCs w:val="24"/>
+        </w:rPr>
+        <w:t>Afin d’assurer la robustesse des mesures :</w:t>
+      </w:r>
+    </w:p>
+    <w:p>
+      <w:pPr>
+        <w:numPr>
+          <w:ilvl w:val="0"/>
+          <w:numId w:val="78"/>
+        </w:numPr>
+        <w:rPr>
+          <w:sz w:val="24"/>
+          <w:szCs w:val="24"/>
+        </w:rPr>
+      </w:pPr>
+      <w:r>
+        <w:rPr>
+          <w:b/>
+          <w:bCs/>
+          <w:sz w:val="24"/>
+          <w:szCs w:val="24"/>
+        </w:rPr>
+        <w:t>Un échantillon de requêtes représentatives</w:t>
+      </w:r>
+      <w:r>
+        <w:rPr>
+          <w:sz w:val="24"/>
+          <w:szCs w:val="24"/>
+        </w:rPr>
+        <w:t xml:space="preserve"> a été sélectionné pour chaque type de donnée.</w:t>
+      </w:r>
+    </w:p>
+    <w:p>
+      <w:pPr>
+        <w:numPr>
+          <w:ilvl w:val="0"/>
+          <w:numId w:val="78"/>
+        </w:numPr>
+        <w:rPr>
+          <w:sz w:val="24"/>
+          <w:szCs w:val="24"/>
+        </w:rPr>
+      </w:pPr>
+      <w:r>
+        <w:rPr>
+          <w:sz w:val="24"/>
+          <w:szCs w:val="24"/>
+        </w:rPr>
+        <w:t xml:space="preserve">Chaque requête a été exécutée </w:t>
+      </w:r>
+      <w:r>
+        <w:rPr>
+          <w:b/>
+          <w:bCs/>
+          <w:sz w:val="24"/>
+          <w:szCs w:val="24"/>
+        </w:rPr>
+        <w:t>plusieurs fois</w:t>
+      </w:r>
+      <w:r>
+        <w:rPr>
+          <w:sz w:val="24"/>
+          <w:szCs w:val="24"/>
+        </w:rPr>
+        <w:t xml:space="preserve"> pour obtenir des temps d’exécution moyens et éviter les biais liés au cache.</w:t>
+      </w:r>
+    </w:p>
+    <w:p>
+      <w:pPr>
+        <w:numPr>
+          <w:ilvl w:val="0"/>
+          <w:numId w:val="78"/>
+        </w:numPr>
+        <w:rPr>
+          <w:sz w:val="24"/>
+          <w:szCs w:val="24"/>
+        </w:rPr>
+      </w:pPr>
+      <w:r>
+        <w:rPr>
+          <w:sz w:val="24"/>
+          <w:szCs w:val="24"/>
+        </w:rPr>
+        <w:t xml:space="preserve">Les tests ont été réalisés dans des </w:t>
+      </w:r>
+      <w:r>
+        <w:rPr>
+          <w:b/>
+          <w:bCs/>
+          <w:sz w:val="24"/>
+          <w:szCs w:val="24"/>
+        </w:rPr>
+        <w:t>conditions contrôlées</w:t>
+      </w:r>
+      <w:r>
+        <w:rPr>
+          <w:sz w:val="24"/>
+          <w:szCs w:val="24"/>
+        </w:rPr>
+        <w:t>, sur la même instance Oracle, sans charge supplémentaire.</w:t>
+      </w:r>
+    </w:p>
+    <w:p>
+      <w:pPr>
+        <w:numPr>
+          <w:ilvl w:val="0"/>
+          <w:numId w:val="78"/>
+        </w:numPr>
+        <w:rPr>
+          <w:sz w:val="24"/>
+          <w:szCs w:val="24"/>
+        </w:rPr>
+      </w:pPr>
+      <w:r>
+        <w:rPr>
+          <w:sz w:val="24"/>
+          <w:szCs w:val="24"/>
+        </w:rPr>
+        <w:t>Les résultats ont été comparés entre :</w:t>
+      </w:r>
+    </w:p>
+    <w:p>
+      <w:pPr>
+        <w:numPr>
+          <w:ilvl w:val="1"/>
+          <w:numId w:val="78"/>
+        </w:numPr>
+        <w:rPr>
+          <w:sz w:val="24"/>
+          <w:szCs w:val="24"/>
+        </w:rPr>
+      </w:pPr>
+      <w:r>
+        <w:rPr>
+          <w:sz w:val="24"/>
+          <w:szCs w:val="24"/>
+        </w:rPr>
+        <w:t>texte vs images,</w:t>
+      </w:r>
+    </w:p>
+    <w:p>
+      <w:pPr>
+        <w:numPr>
+          <w:ilvl w:val="1"/>
+          <w:numId w:val="78"/>
+        </w:numPr>
+        <w:rPr>
+          <w:sz w:val="24"/>
+          <w:szCs w:val="24"/>
+        </w:rPr>
+      </w:pPr>
+      <w:r>
+        <w:rPr>
+          <w:sz w:val="24"/>
+          <w:szCs w:val="24"/>
+        </w:rPr>
+        <w:t>avec index vectoriel vs sans index (le cas échéant),</w:t>
+      </w:r>
+    </w:p>
+    <w:p>
+      <w:pPr>
+        <w:numPr>
+          <w:ilvl w:val="1"/>
+          <w:numId w:val="78"/>
+        </w:numPr>
+        <w:rPr>
+          <w:sz w:val="24"/>
+          <w:szCs w:val="24"/>
+        </w:rPr>
+      </w:pPr>
+      <w:r>
+        <w:rPr>
+          <w:sz w:val="24"/>
+          <w:szCs w:val="24"/>
+        </w:rPr>
+        <w:t>requêtes simples vs requêtes filtrées (par exemple par diagnostic).</w:t>
+      </w:r>
+    </w:p>
+    <w:p>
+      <w:pPr>
+        <w:rPr>
+          <w:sz w:val="24"/>
+          <w:szCs w:val="24"/>
+        </w:rPr>
+      </w:pPr>
+    </w:p>
+    <w:p>
+      <w:pPr>
+        <w:rPr>
+          <w:b/>
+          <w:bCs/>
+          <w:sz w:val="24"/>
+          <w:szCs w:val="24"/>
+        </w:rPr>
+      </w:pPr>
+      <w:r>
+        <w:rPr>
+          <w:b/>
+          <w:bCs/>
+          <w:sz w:val="24"/>
+          <w:szCs w:val="24"/>
+        </w:rPr>
+        <w:t>4.4. Objectif final de l’évaluation</w:t>
+      </w:r>
+    </w:p>
+    <w:p>
+      <w:pPr>
+        <w:rPr>
+          <w:sz w:val="24"/>
+          <w:szCs w:val="24"/>
+        </w:rPr>
+      </w:pPr>
+      <w:r>
+        <w:rPr>
+          <w:sz w:val="24"/>
+          <w:szCs w:val="24"/>
+        </w:rPr>
+        <w:t>Cette méthodologie permet :</w:t>
+      </w:r>
+    </w:p>
+    <w:p>
+      <w:pPr>
+        <w:numPr>
+          <w:ilvl w:val="0"/>
+          <w:numId w:val="79"/>
+        </w:numPr>
+        <w:rPr>
+          <w:sz w:val="24"/>
+          <w:szCs w:val="24"/>
+        </w:rPr>
+      </w:pPr>
+      <w:r>
+        <w:rPr>
+          <w:sz w:val="24"/>
+          <w:szCs w:val="24"/>
+        </w:rPr>
+        <w:t xml:space="preserve">d’évaluer la </w:t>
+      </w:r>
+      <w:r>
+        <w:rPr>
+          <w:b/>
+          <w:bCs/>
+          <w:sz w:val="24"/>
+          <w:szCs w:val="24"/>
+        </w:rPr>
+        <w:t>capacité d’Oracle à exécuter efficacement des recherches vectorielles</w:t>
+      </w:r>
+      <w:r>
+        <w:rPr>
+          <w:sz w:val="24"/>
+          <w:szCs w:val="24"/>
+        </w:rPr>
+        <w:t>,</w:t>
+      </w:r>
+    </w:p>
+    <w:p>
+      <w:pPr>
+        <w:numPr>
+          <w:ilvl w:val="0"/>
+          <w:numId w:val="79"/>
+        </w:numPr>
+        <w:rPr>
+          <w:sz w:val="24"/>
+          <w:szCs w:val="24"/>
+        </w:rPr>
+      </w:pPr>
+      <w:r>
+        <w:rPr>
+          <w:sz w:val="24"/>
+          <w:szCs w:val="24"/>
+        </w:rPr>
+        <w:t xml:space="preserve">de mesurer les </w:t>
+      </w:r>
+      <w:r>
+        <w:rPr>
+          <w:b/>
+          <w:bCs/>
+          <w:sz w:val="24"/>
+          <w:szCs w:val="24"/>
+        </w:rPr>
+        <w:t>temps de réponse</w:t>
+      </w:r>
+      <w:r>
+        <w:rPr>
+          <w:sz w:val="24"/>
+          <w:szCs w:val="24"/>
+        </w:rPr>
+        <w:t xml:space="preserve"> en conditions réelles,</w:t>
+      </w:r>
+    </w:p>
+    <w:p>
+      <w:pPr>
+        <w:numPr>
+          <w:ilvl w:val="0"/>
+          <w:numId w:val="79"/>
+        </w:numPr>
+        <w:rPr>
+          <w:sz w:val="24"/>
+          <w:szCs w:val="24"/>
+        </w:rPr>
+      </w:pPr>
+      <w:r>
+        <w:rPr>
+          <w:sz w:val="24"/>
+          <w:szCs w:val="24"/>
+        </w:rPr>
+        <w:t xml:space="preserve">d’estimer la </w:t>
+      </w:r>
+      <w:r>
+        <w:rPr>
+          <w:b/>
+          <w:bCs/>
+          <w:sz w:val="24"/>
+          <w:szCs w:val="24"/>
+        </w:rPr>
+        <w:t>scalabilité</w:t>
+      </w:r>
+      <w:r>
+        <w:rPr>
+          <w:sz w:val="24"/>
+          <w:szCs w:val="24"/>
+        </w:rPr>
+        <w:t xml:space="preserve"> de la solution pour un usage clinique à grande échelle,</w:t>
+      </w:r>
+    </w:p>
+    <w:p>
+      <w:pPr>
+        <w:numPr>
+          <w:ilvl w:val="0"/>
+          <w:numId w:val="79"/>
+        </w:numPr>
+        <w:rPr>
+          <w:sz w:val="24"/>
+          <w:szCs w:val="24"/>
+        </w:rPr>
+      </w:pPr>
+      <w:r>
+        <w:rPr>
+          <w:sz w:val="24"/>
+          <w:szCs w:val="24"/>
+        </w:rPr>
+        <w:t xml:space="preserve">et enfin, d’apprécier la </w:t>
+      </w:r>
+      <w:r>
+        <w:rPr>
+          <w:b/>
+          <w:bCs/>
+          <w:sz w:val="24"/>
+          <w:szCs w:val="24"/>
+        </w:rPr>
+        <w:t>pertinence clinique</w:t>
+      </w:r>
+      <w:r>
+        <w:rPr>
+          <w:sz w:val="24"/>
+          <w:szCs w:val="24"/>
+        </w:rPr>
+        <w:t xml:space="preserve"> des résultats, indispensable dans un système d'aide à la décision.</w:t>
+      </w:r>
+    </w:p>
+    <w:p>
+      <w:pPr>
+        <w:rPr>
           <w:sz w:val="24"/>
           <w:szCs w:val="24"/>
         </w:rPr>
@@ -35293,48 +36818,34 @@
         <w:rPr>
           <w:rStyle w:val="Accentuation"/>
         </w:rPr>
-        <w:t xml:space="preserve"> 23</w:t>
-      </w:r>
-      <w:proofErr w:type="gramStart"/>
+        <w:t xml:space="preserve"> 23ai: The AI </w:t>
+      </w:r>
+      <w:proofErr w:type="spellStart"/>
       <w:r>
         <w:rPr>
           <w:rStyle w:val="Accentuation"/>
         </w:rPr>
-        <w:t>ai:</w:t>
-      </w:r>
-      <w:proofErr w:type="gramEnd"/>
+        <w:t>Vector</w:t>
+      </w:r>
+      <w:proofErr w:type="spellEnd"/>
       <w:r>
         <w:rPr>
           <w:rStyle w:val="Accentuation"/>
         </w:rPr>
-        <w:t xml:space="preserve"> The AI </w:t>
+        <w:t xml:space="preserve"> </w:t>
       </w:r>
       <w:proofErr w:type="spellStart"/>
       <w:r>
         <w:rPr>
           <w:rStyle w:val="Accentuation"/>
         </w:rPr>
-        <w:t>Vector</w:t>
+        <w:t>Database</w:t>
       </w:r>
       <w:proofErr w:type="spellEnd"/>
       <w:r>
-        <w:rPr>
-          <w:rStyle w:val="Accentuation"/>
-        </w:rPr>
-        <w:t xml:space="preserve"> </w:t>
-      </w:r>
-      <w:proofErr w:type="spellStart"/>
-      <w:r>
-        <w:rPr>
-          <w:rStyle w:val="Accentuation"/>
-        </w:rPr>
-        <w:t>Database</w:t>
-      </w:r>
-      <w:proofErr w:type="spellEnd"/>
-      <w:r>
         <w:t xml:space="preserve">. </w:t>
       </w:r>
-      <w:hyperlink r:id="rId43" w:tgtFrame="_new" w:history="1">
+      <w:hyperlink r:id="rId47" w:tgtFrame="_new" w:history="1">
         <w:r>
           <w:rPr>
             <w:rStyle w:val="Lienhypertexte"/>
@@ -35454,9 +36965,8 @@
         </w:rPr>
         <w:t xml:space="preserve">. </w:t>
       </w:r>
-      <w:hyperlink r:id="rId44" w:tgtFrame="_new" w:history="1">
+      <w:hyperlink r:id="rId48" w:tgtFrame="_new" w:history="1">
         <w:proofErr w:type="spellStart"/>
-        <w:proofErr w:type="gramStart"/>
         <w:r>
           <w:rPr>
             <w:rStyle w:val="Lienhypertexte"/>
@@ -35464,7 +36974,6 @@
           <w:t>pgvector</w:t>
         </w:r>
         <w:proofErr w:type="spellEnd"/>
-        <w:proofErr w:type="gramEnd"/>
         <w:r>
           <w:rPr>
             <w:rStyle w:val="Lienhypertexte"/>
@@ -35706,7 +37215,7 @@
         </w:rPr>
         <w:t xml:space="preserve">. </w:t>
       </w:r>
-      <w:hyperlink r:id="rId45" w:tgtFrame="_new" w:history="1">
+      <w:hyperlink r:id="rId49" w:tgtFrame="_new" w:history="1">
         <w:r>
           <w:rPr>
             <w:rStyle w:val="Lienhypertexte"/>
@@ -35898,21 +37407,7 @@
         <w:rPr>
           <w:rStyle w:val="Accentuation"/>
         </w:rPr>
-        <w:t xml:space="preserve"> 23</w:t>
-      </w:r>
-      <w:proofErr w:type="gramStart"/>
-      <w:r>
-        <w:rPr>
-          <w:rStyle w:val="Accentuation"/>
-        </w:rPr>
-        <w:t>ai:</w:t>
-      </w:r>
-      <w:proofErr w:type="gramEnd"/>
-      <w:r>
-        <w:rPr>
-          <w:rStyle w:val="Accentuation"/>
-        </w:rPr>
-        <w:t xml:space="preserve"> Native </w:t>
+        <w:t xml:space="preserve"> 23ai: Native </w:t>
       </w:r>
       <w:proofErr w:type="spellStart"/>
       <w:r>
@@ -36044,23 +37539,7 @@
           <w:i/>
           <w:iCs/>
         </w:rPr>
-        <w:t xml:space="preserve"> 23</w:t>
-      </w:r>
-      <w:proofErr w:type="gramStart"/>
-      <w:r>
-        <w:rPr>
-          <w:i/>
-          <w:iCs/>
-        </w:rPr>
-        <w:t>ai:</w:t>
-      </w:r>
-      <w:proofErr w:type="gramEnd"/>
-      <w:r>
-        <w:rPr>
-          <w:i/>
-          <w:iCs/>
-        </w:rPr>
-        <w:t xml:space="preserve"> New </w:t>
+        <w:t xml:space="preserve"> 23ai: New </w:t>
       </w:r>
       <w:proofErr w:type="spellStart"/>
       <w:r>
@@ -36157,7 +37636,7 @@
         <w:br/>
         <w:t xml:space="preserve">Disponible sur : </w:t>
       </w:r>
-      <w:hyperlink r:id="rId46" w:tgtFrame="_new" w:history="1">
+      <w:hyperlink r:id="rId50" w:tgtFrame="_new" w:history="1">
         <w:r>
           <w:rPr>
             <w:rStyle w:val="Lienhypertexte"/>
@@ -36341,15 +37820,7 @@
         <w:br/>
       </w:r>
       <w:r>
-        <w:t xml:space="preserve">Disponible </w:t>
-      </w:r>
-      <w:proofErr w:type="gramStart"/>
-      <w:r>
-        <w:t>sur :</w:t>
-      </w:r>
-      <w:proofErr w:type="gramEnd"/>
-      <w:r>
-        <w:t xml:space="preserve"> https://hop.apache.org/docs/</w:t>
+        <w:t>Disponible sur : https://hop.apache.org/docs/</w:t>
       </w:r>
     </w:p>
     <w:p>
@@ -36417,15 +37888,7 @@
         <w:br/>
       </w:r>
       <w:r>
-        <w:t xml:space="preserve">Disponible </w:t>
-      </w:r>
-      <w:proofErr w:type="gramStart"/>
-      <w:r>
-        <w:t>sur :</w:t>
-      </w:r>
-      <w:proofErr w:type="gramEnd"/>
-      <w:r>
-        <w:t xml:space="preserve"> https://arxiv.org/abs/1908.10084</w:t>
+        <w:t>Disponible sur : https://arxiv.org/abs/1908.10084</w:t>
       </w:r>
     </w:p>
     <w:p>
@@ -36510,15 +37973,7 @@
         <w:br/>
       </w:r>
       <w:r>
-        <w:t xml:space="preserve">Disponible </w:t>
-      </w:r>
-      <w:proofErr w:type="gramStart"/>
-      <w:r>
-        <w:t>sur :</w:t>
-      </w:r>
-      <w:proofErr w:type="gramEnd"/>
-      <w:r>
-        <w:t xml:space="preserve"> https://milvus.io</w:t>
+        <w:t>Disponible sur : https://milvus.io</w:t>
       </w:r>
     </w:p>
     <w:p>
@@ -36556,15 +38011,7 @@
         <w:br/>
       </w:r>
       <w:r>
-        <w:t xml:space="preserve">Disponible </w:t>
-      </w:r>
-      <w:proofErr w:type="gramStart"/>
-      <w:r>
-        <w:t>sur :</w:t>
-      </w:r>
-      <w:proofErr w:type="gramEnd"/>
-      <w:r>
-        <w:t xml:space="preserve"> https://faiss.ai</w:t>
+        <w:t>Disponible sur : https://faiss.ai</w:t>
       </w:r>
     </w:p>
     <w:p>
@@ -36682,15 +38129,7 @@
         <w:br/>
       </w:r>
       <w:r>
-        <w:t xml:space="preserve">Disponible </w:t>
-      </w:r>
-      <w:proofErr w:type="gramStart"/>
-      <w:r>
-        <w:t>sur :</w:t>
-      </w:r>
-      <w:proofErr w:type="gramEnd"/>
-      <w:r>
-        <w:t xml:space="preserve"> https://www.kaggle.com/ (recherche : "</w:t>
+        <w:t>Disponible sur : https://www.kaggle.com/ (recherche : "</w:t>
       </w:r>
       <w:proofErr w:type="spellStart"/>
       <w:r>
@@ -38153,6 +39592,119 @@
     </w:lvl>
   </w:abstractNum>
   <w:abstractNum w:abstractNumId="10" w15:restartNumberingAfterBreak="0">
+    <w:nsid w:val="0CC80320"/>
+    <w:multiLevelType w:val="hybridMultilevel"/>
+    <w:tmpl w:val="31B40D2C"/>
+    <w:lvl w:ilvl="0" w:tplc="040C0001">
+      <w:start w:val="1"/>
+      <w:numFmt w:val="bullet"/>
+      <w:lvlText w:val=""/>
+      <w:lvlJc w:val="left"/>
+      <w:pPr>
+        <w:ind w:left="720" w:hanging="360"/>
+      </w:pPr>
+      <w:rPr>
+        <w:rFonts w:ascii="Symbol" w:hAnsi="Symbol" w:hint="default"/>
+      </w:rPr>
+    </w:lvl>
+    <w:lvl w:ilvl="1" w:tplc="040C0003" w:tentative="1">
+      <w:start w:val="1"/>
+      <w:numFmt w:val="bullet"/>
+      <w:lvlText w:val="o"/>
+      <w:lvlJc w:val="left"/>
+      <w:pPr>
+        <w:ind w:left="1440" w:hanging="360"/>
+      </w:pPr>
+      <w:rPr>
+        <w:rFonts w:ascii="Courier New" w:hAnsi="Courier New" w:cs="Courier New" w:hint="default"/>
+      </w:rPr>
+    </w:lvl>
+    <w:lvl w:ilvl="2" w:tplc="040C0005" w:tentative="1">
+      <w:start w:val="1"/>
+      <w:numFmt w:val="bullet"/>
+      <w:lvlText w:val=""/>
+      <w:lvlJc w:val="left"/>
+      <w:pPr>
+        <w:ind w:left="2160" w:hanging="360"/>
+      </w:pPr>
+      <w:rPr>
+        <w:rFonts w:ascii="Wingdings" w:hAnsi="Wingdings" w:hint="default"/>
+      </w:rPr>
+    </w:lvl>
+    <w:lvl w:ilvl="3" w:tplc="040C0001" w:tentative="1">
+      <w:start w:val="1"/>
+      <w:numFmt w:val="bullet"/>
+      <w:lvlText w:val=""/>
+      <w:lvlJc w:val="left"/>
+      <w:pPr>
+        <w:ind w:left="2880" w:hanging="360"/>
+      </w:pPr>
+      <w:rPr>
+        <w:rFonts w:ascii="Symbol" w:hAnsi="Symbol" w:hint="default"/>
+      </w:rPr>
+    </w:lvl>
+    <w:lvl w:ilvl="4" w:tplc="040C0003" w:tentative="1">
+      <w:start w:val="1"/>
+      <w:numFmt w:val="bullet"/>
+      <w:lvlText w:val="o"/>
+      <w:lvlJc w:val="left"/>
+      <w:pPr>
+        <w:ind w:left="3600" w:hanging="360"/>
+      </w:pPr>
+      <w:rPr>
+        <w:rFonts w:ascii="Courier New" w:hAnsi="Courier New" w:cs="Courier New" w:hint="default"/>
+      </w:rPr>
+    </w:lvl>
+    <w:lvl w:ilvl="5" w:tplc="040C0005" w:tentative="1">
+      <w:start w:val="1"/>
+      <w:numFmt w:val="bullet"/>
+      <w:lvlText w:val=""/>
+      <w:lvlJc w:val="left"/>
+      <w:pPr>
+        <w:ind w:left="4320" w:hanging="360"/>
+      </w:pPr>
+      <w:rPr>
+        <w:rFonts w:ascii="Wingdings" w:hAnsi="Wingdings" w:hint="default"/>
+      </w:rPr>
+    </w:lvl>
+    <w:lvl w:ilvl="6" w:tplc="040C0001" w:tentative="1">
+      <w:start w:val="1"/>
+      <w:numFmt w:val="bullet"/>
+      <w:lvlText w:val=""/>
+      <w:lvlJc w:val="left"/>
+      <w:pPr>
+        <w:ind w:left="5040" w:hanging="360"/>
+      </w:pPr>
+      <w:rPr>
+        <w:rFonts w:ascii="Symbol" w:hAnsi="Symbol" w:hint="default"/>
+      </w:rPr>
+    </w:lvl>
+    <w:lvl w:ilvl="7" w:tplc="040C0003" w:tentative="1">
+      <w:start w:val="1"/>
+      <w:numFmt w:val="bullet"/>
+      <w:lvlText w:val="o"/>
+      <w:lvlJc w:val="left"/>
+      <w:pPr>
+        <w:ind w:left="5760" w:hanging="360"/>
+      </w:pPr>
+      <w:rPr>
+        <w:rFonts w:ascii="Courier New" w:hAnsi="Courier New" w:cs="Courier New" w:hint="default"/>
+      </w:rPr>
+    </w:lvl>
+    <w:lvl w:ilvl="8" w:tplc="040C0005" w:tentative="1">
+      <w:start w:val="1"/>
+      <w:numFmt w:val="bullet"/>
+      <w:lvlText w:val=""/>
+      <w:lvlJc w:val="left"/>
+      <w:pPr>
+        <w:ind w:left="6480" w:hanging="360"/>
+      </w:pPr>
+      <w:rPr>
+        <w:rFonts w:ascii="Wingdings" w:hAnsi="Wingdings" w:hint="default"/>
+      </w:rPr>
+    </w:lvl>
+  </w:abstractNum>
+  <w:abstractNum w:abstractNumId="11" w15:restartNumberingAfterBreak="0">
     <w:nsid w:val="114F4483"/>
     <w:multiLevelType w:val="multilevel"/>
     <w:tmpl w:val="27EE2E3A"/>
@@ -38301,7 +39853,124 @@
       </w:rPr>
     </w:lvl>
   </w:abstractNum>
-  <w:abstractNum w:abstractNumId="11" w15:restartNumberingAfterBreak="0">
+  <w:abstractNum w:abstractNumId="12" w15:restartNumberingAfterBreak="0">
+    <w:nsid w:val="139870B7"/>
+    <w:multiLevelType w:val="multilevel"/>
+    <w:tmpl w:val="BD58823A"/>
+    <w:lvl w:ilvl="0">
+      <w:start w:val="1"/>
+      <w:numFmt w:val="decimal"/>
+      <w:lvlText w:val="%1."/>
+      <w:lvlJc w:val="left"/>
+      <w:pPr>
+        <w:tabs>
+          <w:tab w:val="num" w:pos="720"/>
+        </w:tabs>
+        <w:ind w:left="720" w:hanging="360"/>
+      </w:pPr>
+    </w:lvl>
+    <w:lvl w:ilvl="1">
+      <w:start w:val="1"/>
+      <w:numFmt w:val="bullet"/>
+      <w:lvlText w:val="o"/>
+      <w:lvlJc w:val="left"/>
+      <w:pPr>
+        <w:tabs>
+          <w:tab w:val="num" w:pos="1440"/>
+        </w:tabs>
+        <w:ind w:left="1440" w:hanging="360"/>
+      </w:pPr>
+      <w:rPr>
+        <w:rFonts w:ascii="Courier New" w:hAnsi="Courier New" w:hint="default"/>
+        <w:sz w:val="20"/>
+      </w:rPr>
+    </w:lvl>
+    <w:lvl w:ilvl="2" w:tentative="1">
+      <w:start w:val="1"/>
+      <w:numFmt w:val="decimal"/>
+      <w:lvlText w:val="%3."/>
+      <w:lvlJc w:val="left"/>
+      <w:pPr>
+        <w:tabs>
+          <w:tab w:val="num" w:pos="2160"/>
+        </w:tabs>
+        <w:ind w:left="2160" w:hanging="360"/>
+      </w:pPr>
+    </w:lvl>
+    <w:lvl w:ilvl="3" w:tentative="1">
+      <w:start w:val="1"/>
+      <w:numFmt w:val="decimal"/>
+      <w:lvlText w:val="%4."/>
+      <w:lvlJc w:val="left"/>
+      <w:pPr>
+        <w:tabs>
+          <w:tab w:val="num" w:pos="2880"/>
+        </w:tabs>
+        <w:ind w:left="2880" w:hanging="360"/>
+      </w:pPr>
+    </w:lvl>
+    <w:lvl w:ilvl="4" w:tentative="1">
+      <w:start w:val="1"/>
+      <w:numFmt w:val="decimal"/>
+      <w:lvlText w:val="%5."/>
+      <w:lvlJc w:val="left"/>
+      <w:pPr>
+        <w:tabs>
+          <w:tab w:val="num" w:pos="3600"/>
+        </w:tabs>
+        <w:ind w:left="3600" w:hanging="360"/>
+      </w:pPr>
+    </w:lvl>
+    <w:lvl w:ilvl="5" w:tentative="1">
+      <w:start w:val="1"/>
+      <w:numFmt w:val="decimal"/>
+      <w:lvlText w:val="%6."/>
+      <w:lvlJc w:val="left"/>
+      <w:pPr>
+        <w:tabs>
+          <w:tab w:val="num" w:pos="4320"/>
+        </w:tabs>
+        <w:ind w:left="4320" w:hanging="360"/>
+      </w:pPr>
+    </w:lvl>
+    <w:lvl w:ilvl="6" w:tentative="1">
+      <w:start w:val="1"/>
+      <w:numFmt w:val="decimal"/>
+      <w:lvlText w:val="%7."/>
+      <w:lvlJc w:val="left"/>
+      <w:pPr>
+        <w:tabs>
+          <w:tab w:val="num" w:pos="5040"/>
+        </w:tabs>
+        <w:ind w:left="5040" w:hanging="360"/>
+      </w:pPr>
+    </w:lvl>
+    <w:lvl w:ilvl="7" w:tentative="1">
+      <w:start w:val="1"/>
+      <w:numFmt w:val="decimal"/>
+      <w:lvlText w:val="%8."/>
+      <w:lvlJc w:val="left"/>
+      <w:pPr>
+        <w:tabs>
+          <w:tab w:val="num" w:pos="5760"/>
+        </w:tabs>
+        <w:ind w:left="5760" w:hanging="360"/>
+      </w:pPr>
+    </w:lvl>
+    <w:lvl w:ilvl="8" w:tentative="1">
+      <w:start w:val="1"/>
+      <w:numFmt w:val="decimal"/>
+      <w:lvlText w:val="%9."/>
+      <w:lvlJc w:val="left"/>
+      <w:pPr>
+        <w:tabs>
+          <w:tab w:val="num" w:pos="6480"/>
+        </w:tabs>
+        <w:ind w:left="6480" w:hanging="360"/>
+      </w:pPr>
+    </w:lvl>
+  </w:abstractNum>
+  <w:abstractNum w:abstractNumId="13" w15:restartNumberingAfterBreak="0">
     <w:nsid w:val="14234658"/>
     <w:multiLevelType w:val="multilevel"/>
     <w:tmpl w:val="C8DAD258"/>
@@ -38450,7 +40119,7 @@
       </w:rPr>
     </w:lvl>
   </w:abstractNum>
-  <w:abstractNum w:abstractNumId="12" w15:restartNumberingAfterBreak="0">
+  <w:abstractNum w:abstractNumId="14" w15:restartNumberingAfterBreak="0">
     <w:nsid w:val="14FA01F6"/>
     <w:multiLevelType w:val="multilevel"/>
     <w:tmpl w:val="C1DC9456"/>
@@ -38599,7 +40268,7 @@
       </w:rPr>
     </w:lvl>
   </w:abstractNum>
-  <w:abstractNum w:abstractNumId="13" w15:restartNumberingAfterBreak="0">
+  <w:abstractNum w:abstractNumId="15" w15:restartNumberingAfterBreak="0">
     <w:nsid w:val="15370501"/>
     <w:multiLevelType w:val="multilevel"/>
     <w:tmpl w:val="2D6E4602"/>
@@ -38748,7 +40417,7 @@
       </w:rPr>
     </w:lvl>
   </w:abstractNum>
-  <w:abstractNum w:abstractNumId="14" w15:restartNumberingAfterBreak="0">
+  <w:abstractNum w:abstractNumId="16" w15:restartNumberingAfterBreak="0">
     <w:nsid w:val="15B75463"/>
     <w:multiLevelType w:val="multilevel"/>
     <w:tmpl w:val="4F062C9C"/>
@@ -38897,7 +40566,7 @@
       </w:rPr>
     </w:lvl>
   </w:abstractNum>
-  <w:abstractNum w:abstractNumId="15" w15:restartNumberingAfterBreak="0">
+  <w:abstractNum w:abstractNumId="17" w15:restartNumberingAfterBreak="0">
     <w:nsid w:val="17A95420"/>
     <w:multiLevelType w:val="multilevel"/>
     <w:tmpl w:val="0ECC1D74"/>
@@ -39046,7 +40715,7 @@
       </w:rPr>
     </w:lvl>
   </w:abstractNum>
-  <w:abstractNum w:abstractNumId="16" w15:restartNumberingAfterBreak="0">
+  <w:abstractNum w:abstractNumId="18" w15:restartNumberingAfterBreak="0">
     <w:nsid w:val="1A282E24"/>
     <w:multiLevelType w:val="multilevel"/>
     <w:tmpl w:val="BE180F9C"/>
@@ -39195,7 +40864,7 @@
       </w:rPr>
     </w:lvl>
   </w:abstractNum>
-  <w:abstractNum w:abstractNumId="17" w15:restartNumberingAfterBreak="0">
+  <w:abstractNum w:abstractNumId="19" w15:restartNumberingAfterBreak="0">
     <w:nsid w:val="1A933937"/>
     <w:multiLevelType w:val="multilevel"/>
     <w:tmpl w:val="73DC287E"/>
@@ -39344,7 +41013,7 @@
       </w:rPr>
     </w:lvl>
   </w:abstractNum>
-  <w:abstractNum w:abstractNumId="18" w15:restartNumberingAfterBreak="0">
+  <w:abstractNum w:abstractNumId="20" w15:restartNumberingAfterBreak="0">
     <w:nsid w:val="1BC22889"/>
     <w:multiLevelType w:val="multilevel"/>
     <w:tmpl w:val="72CEE9D6"/>
@@ -39493,7 +41162,7 @@
       </w:rPr>
     </w:lvl>
   </w:abstractNum>
-  <w:abstractNum w:abstractNumId="19" w15:restartNumberingAfterBreak="0">
+  <w:abstractNum w:abstractNumId="21" w15:restartNumberingAfterBreak="0">
     <w:nsid w:val="21C00581"/>
     <w:multiLevelType w:val="multilevel"/>
     <w:tmpl w:val="AEDCD3E6"/>
@@ -39642,7 +41311,7 @@
       </w:rPr>
     </w:lvl>
   </w:abstractNum>
-  <w:abstractNum w:abstractNumId="20" w15:restartNumberingAfterBreak="0">
+  <w:abstractNum w:abstractNumId="22" w15:restartNumberingAfterBreak="0">
     <w:nsid w:val="21C53AAD"/>
     <w:multiLevelType w:val="multilevel"/>
     <w:tmpl w:val="9A367008"/>
@@ -39755,7 +41424,7 @@
       </w:pPr>
     </w:lvl>
   </w:abstractNum>
-  <w:abstractNum w:abstractNumId="21" w15:restartNumberingAfterBreak="0">
+  <w:abstractNum w:abstractNumId="23" w15:restartNumberingAfterBreak="0">
     <w:nsid w:val="232A4401"/>
     <w:multiLevelType w:val="multilevel"/>
     <w:tmpl w:val="5DF4B160"/>
@@ -39904,7 +41573,7 @@
       </w:rPr>
     </w:lvl>
   </w:abstractNum>
-  <w:abstractNum w:abstractNumId="22" w15:restartNumberingAfterBreak="0">
+  <w:abstractNum w:abstractNumId="24" w15:restartNumberingAfterBreak="0">
     <w:nsid w:val="23454768"/>
     <w:multiLevelType w:val="multilevel"/>
     <w:tmpl w:val="6A165DF0"/>
@@ -40053,7 +41722,156 @@
       </w:rPr>
     </w:lvl>
   </w:abstractNum>
-  <w:abstractNum w:abstractNumId="23" w15:restartNumberingAfterBreak="0">
+  <w:abstractNum w:abstractNumId="25" w15:restartNumberingAfterBreak="0">
+    <w:nsid w:val="234E12BE"/>
+    <w:multiLevelType w:val="multilevel"/>
+    <w:tmpl w:val="884A20F8"/>
+    <w:lvl w:ilvl="0">
+      <w:start w:val="1"/>
+      <w:numFmt w:val="bullet"/>
+      <w:lvlText w:val=""/>
+      <w:lvlJc w:val="left"/>
+      <w:pPr>
+        <w:tabs>
+          <w:tab w:val="num" w:pos="720"/>
+        </w:tabs>
+        <w:ind w:left="720" w:hanging="360"/>
+      </w:pPr>
+      <w:rPr>
+        <w:rFonts w:ascii="Symbol" w:hAnsi="Symbol" w:hint="default"/>
+        <w:sz w:val="20"/>
+      </w:rPr>
+    </w:lvl>
+    <w:lvl w:ilvl="1" w:tentative="1">
+      <w:start w:val="1"/>
+      <w:numFmt w:val="bullet"/>
+      <w:lvlText w:val="o"/>
+      <w:lvlJc w:val="left"/>
+      <w:pPr>
+        <w:tabs>
+          <w:tab w:val="num" w:pos="1440"/>
+        </w:tabs>
+        <w:ind w:left="1440" w:hanging="360"/>
+      </w:pPr>
+      <w:rPr>
+        <w:rFonts w:ascii="Courier New" w:hAnsi="Courier New" w:hint="default"/>
+        <w:sz w:val="20"/>
+      </w:rPr>
+    </w:lvl>
+    <w:lvl w:ilvl="2" w:tentative="1">
+      <w:start w:val="1"/>
+      <w:numFmt w:val="bullet"/>
+      <w:lvlText w:val=""/>
+      <w:lvlJc w:val="left"/>
+      <w:pPr>
+        <w:tabs>
+          <w:tab w:val="num" w:pos="2160"/>
+        </w:tabs>
+        <w:ind w:left="2160" w:hanging="360"/>
+      </w:pPr>
+      <w:rPr>
+        <w:rFonts w:ascii="Wingdings" w:hAnsi="Wingdings" w:hint="default"/>
+        <w:sz w:val="20"/>
+      </w:rPr>
+    </w:lvl>
+    <w:lvl w:ilvl="3" w:tentative="1">
+      <w:start w:val="1"/>
+      <w:numFmt w:val="bullet"/>
+      <w:lvlText w:val=""/>
+      <w:lvlJc w:val="left"/>
+      <w:pPr>
+        <w:tabs>
+          <w:tab w:val="num" w:pos="2880"/>
+        </w:tabs>
+        <w:ind w:left="2880" w:hanging="360"/>
+      </w:pPr>
+      <w:rPr>
+        <w:rFonts w:ascii="Wingdings" w:hAnsi="Wingdings" w:hint="default"/>
+        <w:sz w:val="20"/>
+      </w:rPr>
+    </w:lvl>
+    <w:lvl w:ilvl="4" w:tentative="1">
+      <w:start w:val="1"/>
+      <w:numFmt w:val="bullet"/>
+      <w:lvlText w:val=""/>
+      <w:lvlJc w:val="left"/>
+      <w:pPr>
+        <w:tabs>
+          <w:tab w:val="num" w:pos="3600"/>
+        </w:tabs>
+        <w:ind w:left="3600" w:hanging="360"/>
+      </w:pPr>
+      <w:rPr>
+        <w:rFonts w:ascii="Wingdings" w:hAnsi="Wingdings" w:hint="default"/>
+        <w:sz w:val="20"/>
+      </w:rPr>
+    </w:lvl>
+    <w:lvl w:ilvl="5" w:tentative="1">
+      <w:start w:val="1"/>
+      <w:numFmt w:val="bullet"/>
+      <w:lvlText w:val=""/>
+      <w:lvlJc w:val="left"/>
+      <w:pPr>
+        <w:tabs>
+          <w:tab w:val="num" w:pos="4320"/>
+        </w:tabs>
+        <w:ind w:left="4320" w:hanging="360"/>
+      </w:pPr>
+      <w:rPr>
+        <w:rFonts w:ascii="Wingdings" w:hAnsi="Wingdings" w:hint="default"/>
+        <w:sz w:val="20"/>
+      </w:rPr>
+    </w:lvl>
+    <w:lvl w:ilvl="6" w:tentative="1">
+      <w:start w:val="1"/>
+      <w:numFmt w:val="bullet"/>
+      <w:lvlText w:val=""/>
+      <w:lvlJc w:val="left"/>
+      <w:pPr>
+        <w:tabs>
+          <w:tab w:val="num" w:pos="5040"/>
+        </w:tabs>
+        <w:ind w:left="5040" w:hanging="360"/>
+      </w:pPr>
+      <w:rPr>
+        <w:rFonts w:ascii="Wingdings" w:hAnsi="Wingdings" w:hint="default"/>
+        <w:sz w:val="20"/>
+      </w:rPr>
+    </w:lvl>
+    <w:lvl w:ilvl="7" w:tentative="1">
+      <w:start w:val="1"/>
+      <w:numFmt w:val="bullet"/>
+      <w:lvlText w:val=""/>
+      <w:lvlJc w:val="left"/>
+      <w:pPr>
+        <w:tabs>
+          <w:tab w:val="num" w:pos="5760"/>
+        </w:tabs>
+        <w:ind w:left="5760" w:hanging="360"/>
+      </w:pPr>
+      <w:rPr>
+        <w:rFonts w:ascii="Wingdings" w:hAnsi="Wingdings" w:hint="default"/>
+        <w:sz w:val="20"/>
+      </w:rPr>
+    </w:lvl>
+    <w:lvl w:ilvl="8" w:tentative="1">
+      <w:start w:val="1"/>
+      <w:numFmt w:val="bullet"/>
+      <w:lvlText w:val=""/>
+      <w:lvlJc w:val="left"/>
+      <w:pPr>
+        <w:tabs>
+          <w:tab w:val="num" w:pos="6480"/>
+        </w:tabs>
+        <w:ind w:left="6480" w:hanging="360"/>
+      </w:pPr>
+      <w:rPr>
+        <w:rFonts w:ascii="Wingdings" w:hAnsi="Wingdings" w:hint="default"/>
+        <w:sz w:val="20"/>
+      </w:rPr>
+    </w:lvl>
+  </w:abstractNum>
+  <w:abstractNum w:abstractNumId="26" w15:restartNumberingAfterBreak="0">
     <w:nsid w:val="2A400F9A"/>
     <w:multiLevelType w:val="multilevel"/>
     <w:tmpl w:val="4D92566A"/>
@@ -40202,7 +42020,7 @@
       </w:rPr>
     </w:lvl>
   </w:abstractNum>
-  <w:abstractNum w:abstractNumId="24" w15:restartNumberingAfterBreak="0">
+  <w:abstractNum w:abstractNumId="27" w15:restartNumberingAfterBreak="0">
     <w:nsid w:val="2BC27D9C"/>
     <w:multiLevelType w:val="multilevel"/>
     <w:tmpl w:val="5DFE3CAE"/>
@@ -40351,7 +42169,7 @@
       </w:rPr>
     </w:lvl>
   </w:abstractNum>
-  <w:abstractNum w:abstractNumId="25" w15:restartNumberingAfterBreak="0">
+  <w:abstractNum w:abstractNumId="28" w15:restartNumberingAfterBreak="0">
     <w:nsid w:val="2CB734FB"/>
     <w:multiLevelType w:val="multilevel"/>
     <w:tmpl w:val="86D623E4"/>
@@ -40500,7 +42318,7 @@
       </w:rPr>
     </w:lvl>
   </w:abstractNum>
-  <w:abstractNum w:abstractNumId="26" w15:restartNumberingAfterBreak="0">
+  <w:abstractNum w:abstractNumId="29" w15:restartNumberingAfterBreak="0">
     <w:nsid w:val="2CE75F45"/>
     <w:multiLevelType w:val="hybridMultilevel"/>
     <w:tmpl w:val="BC66096C"/>
@@ -40589,7 +42407,7 @@
       </w:pPr>
     </w:lvl>
   </w:abstractNum>
-  <w:abstractNum w:abstractNumId="27" w15:restartNumberingAfterBreak="0">
+  <w:abstractNum w:abstractNumId="30" w15:restartNumberingAfterBreak="0">
     <w:nsid w:val="2E953BF2"/>
     <w:multiLevelType w:val="multilevel"/>
     <w:tmpl w:val="F92239A0"/>
@@ -40738,7 +42556,7 @@
       </w:rPr>
     </w:lvl>
   </w:abstractNum>
-  <w:abstractNum w:abstractNumId="28" w15:restartNumberingAfterBreak="0">
+  <w:abstractNum w:abstractNumId="31" w15:restartNumberingAfterBreak="0">
     <w:nsid w:val="31914260"/>
     <w:multiLevelType w:val="multilevel"/>
     <w:tmpl w:val="4048600E"/>
@@ -40851,7 +42669,7 @@
       </w:pPr>
     </w:lvl>
   </w:abstractNum>
-  <w:abstractNum w:abstractNumId="29" w15:restartNumberingAfterBreak="0">
+  <w:abstractNum w:abstractNumId="32" w15:restartNumberingAfterBreak="0">
     <w:nsid w:val="331E3753"/>
     <w:multiLevelType w:val="multilevel"/>
     <w:tmpl w:val="3D043D12"/>
@@ -41000,7 +42818,156 @@
       </w:rPr>
     </w:lvl>
   </w:abstractNum>
-  <w:abstractNum w:abstractNumId="30" w15:restartNumberingAfterBreak="0">
+  <w:abstractNum w:abstractNumId="33" w15:restartNumberingAfterBreak="0">
+    <w:nsid w:val="34090BFC"/>
+    <w:multiLevelType w:val="multilevel"/>
+    <w:tmpl w:val="085E3CE6"/>
+    <w:lvl w:ilvl="0">
+      <w:start w:val="1"/>
+      <w:numFmt w:val="bullet"/>
+      <w:lvlText w:val=""/>
+      <w:lvlJc w:val="left"/>
+      <w:pPr>
+        <w:tabs>
+          <w:tab w:val="num" w:pos="720"/>
+        </w:tabs>
+        <w:ind w:left="720" w:hanging="360"/>
+      </w:pPr>
+      <w:rPr>
+        <w:rFonts w:ascii="Symbol" w:hAnsi="Symbol" w:hint="default"/>
+        <w:sz w:val="20"/>
+      </w:rPr>
+    </w:lvl>
+    <w:lvl w:ilvl="1" w:tentative="1">
+      <w:start w:val="1"/>
+      <w:numFmt w:val="bullet"/>
+      <w:lvlText w:val="o"/>
+      <w:lvlJc w:val="left"/>
+      <w:pPr>
+        <w:tabs>
+          <w:tab w:val="num" w:pos="1440"/>
+        </w:tabs>
+        <w:ind w:left="1440" w:hanging="360"/>
+      </w:pPr>
+      <w:rPr>
+        <w:rFonts w:ascii="Courier New" w:hAnsi="Courier New" w:hint="default"/>
+        <w:sz w:val="20"/>
+      </w:rPr>
+    </w:lvl>
+    <w:lvl w:ilvl="2" w:tentative="1">
+      <w:start w:val="1"/>
+      <w:numFmt w:val="bullet"/>
+      <w:lvlText w:val=""/>
+      <w:lvlJc w:val="left"/>
+      <w:pPr>
+        <w:tabs>
+          <w:tab w:val="num" w:pos="2160"/>
+        </w:tabs>
+        <w:ind w:left="2160" w:hanging="360"/>
+      </w:pPr>
+      <w:rPr>
+        <w:rFonts w:ascii="Wingdings" w:hAnsi="Wingdings" w:hint="default"/>
+        <w:sz w:val="20"/>
+      </w:rPr>
+    </w:lvl>
+    <w:lvl w:ilvl="3" w:tentative="1">
+      <w:start w:val="1"/>
+      <w:numFmt w:val="bullet"/>
+      <w:lvlText w:val=""/>
+      <w:lvlJc w:val="left"/>
+      <w:pPr>
+        <w:tabs>
+          <w:tab w:val="num" w:pos="2880"/>
+        </w:tabs>
+        <w:ind w:left="2880" w:hanging="360"/>
+      </w:pPr>
+      <w:rPr>
+        <w:rFonts w:ascii="Wingdings" w:hAnsi="Wingdings" w:hint="default"/>
+        <w:sz w:val="20"/>
+      </w:rPr>
+    </w:lvl>
+    <w:lvl w:ilvl="4" w:tentative="1">
+      <w:start w:val="1"/>
+      <w:numFmt w:val="bullet"/>
+      <w:lvlText w:val=""/>
+      <w:lvlJc w:val="left"/>
+      <w:pPr>
+        <w:tabs>
+          <w:tab w:val="num" w:pos="3600"/>
+        </w:tabs>
+        <w:ind w:left="3600" w:hanging="360"/>
+      </w:pPr>
+      <w:rPr>
+        <w:rFonts w:ascii="Wingdings" w:hAnsi="Wingdings" w:hint="default"/>
+        <w:sz w:val="20"/>
+      </w:rPr>
+    </w:lvl>
+    <w:lvl w:ilvl="5" w:tentative="1">
+      <w:start w:val="1"/>
+      <w:numFmt w:val="bullet"/>
+      <w:lvlText w:val=""/>
+      <w:lvlJc w:val="left"/>
+      <w:pPr>
+        <w:tabs>
+          <w:tab w:val="num" w:pos="4320"/>
+        </w:tabs>
+        <w:ind w:left="4320" w:hanging="360"/>
+      </w:pPr>
+      <w:rPr>
+        <w:rFonts w:ascii="Wingdings" w:hAnsi="Wingdings" w:hint="default"/>
+        <w:sz w:val="20"/>
+      </w:rPr>
+    </w:lvl>
+    <w:lvl w:ilvl="6" w:tentative="1">
+      <w:start w:val="1"/>
+      <w:numFmt w:val="bullet"/>
+      <w:lvlText w:val=""/>
+      <w:lvlJc w:val="left"/>
+      <w:pPr>
+        <w:tabs>
+          <w:tab w:val="num" w:pos="5040"/>
+        </w:tabs>
+        <w:ind w:left="5040" w:hanging="360"/>
+      </w:pPr>
+      <w:rPr>
+        <w:rFonts w:ascii="Wingdings" w:hAnsi="Wingdings" w:hint="default"/>
+        <w:sz w:val="20"/>
+      </w:rPr>
+    </w:lvl>
+    <w:lvl w:ilvl="7" w:tentative="1">
+      <w:start w:val="1"/>
+      <w:numFmt w:val="bullet"/>
+      <w:lvlText w:val=""/>
+      <w:lvlJc w:val="left"/>
+      <w:pPr>
+        <w:tabs>
+          <w:tab w:val="num" w:pos="5760"/>
+        </w:tabs>
+        <w:ind w:left="5760" w:hanging="360"/>
+      </w:pPr>
+      <w:rPr>
+        <w:rFonts w:ascii="Wingdings" w:hAnsi="Wingdings" w:hint="default"/>
+        <w:sz w:val="20"/>
+      </w:rPr>
+    </w:lvl>
+    <w:lvl w:ilvl="8" w:tentative="1">
+      <w:start w:val="1"/>
+      <w:numFmt w:val="bullet"/>
+      <w:lvlText w:val=""/>
+      <w:lvlJc w:val="left"/>
+      <w:pPr>
+        <w:tabs>
+          <w:tab w:val="num" w:pos="6480"/>
+        </w:tabs>
+        <w:ind w:left="6480" w:hanging="360"/>
+      </w:pPr>
+      <w:rPr>
+        <w:rFonts w:ascii="Wingdings" w:hAnsi="Wingdings" w:hint="default"/>
+        <w:sz w:val="20"/>
+      </w:rPr>
+    </w:lvl>
+  </w:abstractNum>
+  <w:abstractNum w:abstractNumId="34" w15:restartNumberingAfterBreak="0">
     <w:nsid w:val="348649B8"/>
     <w:multiLevelType w:val="multilevel"/>
     <w:tmpl w:val="AA5E7E8C"/>
@@ -41149,7 +43116,7 @@
       </w:rPr>
     </w:lvl>
   </w:abstractNum>
-  <w:abstractNum w:abstractNumId="31" w15:restartNumberingAfterBreak="0">
+  <w:abstractNum w:abstractNumId="35" w15:restartNumberingAfterBreak="0">
     <w:nsid w:val="34AB4479"/>
     <w:multiLevelType w:val="multilevel"/>
     <w:tmpl w:val="3B12AA82"/>
@@ -41298,7 +43265,7 @@
       </w:rPr>
     </w:lvl>
   </w:abstractNum>
-  <w:abstractNum w:abstractNumId="32" w15:restartNumberingAfterBreak="0">
+  <w:abstractNum w:abstractNumId="36" w15:restartNumberingAfterBreak="0">
     <w:nsid w:val="359E2645"/>
     <w:multiLevelType w:val="multilevel"/>
     <w:tmpl w:val="C46E6758"/>
@@ -41411,7 +43378,7 @@
       </w:pPr>
     </w:lvl>
   </w:abstractNum>
-  <w:abstractNum w:abstractNumId="33" w15:restartNumberingAfterBreak="0">
+  <w:abstractNum w:abstractNumId="37" w15:restartNumberingAfterBreak="0">
     <w:nsid w:val="384E3D35"/>
     <w:multiLevelType w:val="multilevel"/>
     <w:tmpl w:val="C93EDE38"/>
@@ -41560,7 +43527,7 @@
       </w:rPr>
     </w:lvl>
   </w:abstractNum>
-  <w:abstractNum w:abstractNumId="34" w15:restartNumberingAfterBreak="0">
+  <w:abstractNum w:abstractNumId="38" w15:restartNumberingAfterBreak="0">
     <w:nsid w:val="3C9C7ACD"/>
     <w:multiLevelType w:val="multilevel"/>
     <w:tmpl w:val="CCB24826"/>
@@ -41673,7 +43640,7 @@
       </w:pPr>
     </w:lvl>
   </w:abstractNum>
-  <w:abstractNum w:abstractNumId="35" w15:restartNumberingAfterBreak="0">
+  <w:abstractNum w:abstractNumId="39" w15:restartNumberingAfterBreak="0">
     <w:nsid w:val="3DF22774"/>
     <w:multiLevelType w:val="multilevel"/>
     <w:tmpl w:val="7A6CF43C"/>
@@ -41822,7 +43789,7 @@
       </w:rPr>
     </w:lvl>
   </w:abstractNum>
-  <w:abstractNum w:abstractNumId="36" w15:restartNumberingAfterBreak="0">
+  <w:abstractNum w:abstractNumId="40" w15:restartNumberingAfterBreak="0">
     <w:nsid w:val="3EB27452"/>
     <w:multiLevelType w:val="multilevel"/>
     <w:tmpl w:val="040C0021"/>
@@ -41935,7 +43902,7 @@
       </w:rPr>
     </w:lvl>
   </w:abstractNum>
-  <w:abstractNum w:abstractNumId="37" w15:restartNumberingAfterBreak="0">
+  <w:abstractNum w:abstractNumId="41" w15:restartNumberingAfterBreak="0">
     <w:nsid w:val="402632ED"/>
     <w:multiLevelType w:val="multilevel"/>
     <w:tmpl w:val="C8DAD258"/>
@@ -42084,7 +44051,7 @@
       </w:rPr>
     </w:lvl>
   </w:abstractNum>
-  <w:abstractNum w:abstractNumId="38" w15:restartNumberingAfterBreak="0">
+  <w:abstractNum w:abstractNumId="42" w15:restartNumberingAfterBreak="0">
     <w:nsid w:val="418978B2"/>
     <w:multiLevelType w:val="multilevel"/>
     <w:tmpl w:val="10B0994A"/>
@@ -42233,7 +44200,7 @@
       </w:rPr>
     </w:lvl>
   </w:abstractNum>
-  <w:abstractNum w:abstractNumId="39" w15:restartNumberingAfterBreak="0">
+  <w:abstractNum w:abstractNumId="43" w15:restartNumberingAfterBreak="0">
     <w:nsid w:val="420B6C3B"/>
     <w:multiLevelType w:val="multilevel"/>
     <w:tmpl w:val="C8DAD258"/>
@@ -42382,7 +44349,7 @@
       </w:rPr>
     </w:lvl>
   </w:abstractNum>
-  <w:abstractNum w:abstractNumId="40" w15:restartNumberingAfterBreak="0">
+  <w:abstractNum w:abstractNumId="44" w15:restartNumberingAfterBreak="0">
     <w:nsid w:val="427E1F67"/>
     <w:multiLevelType w:val="multilevel"/>
     <w:tmpl w:val="F74CC960"/>
@@ -42531,7 +44498,7 @@
       </w:rPr>
     </w:lvl>
   </w:abstractNum>
-  <w:abstractNum w:abstractNumId="41" w15:restartNumberingAfterBreak="0">
+  <w:abstractNum w:abstractNumId="45" w15:restartNumberingAfterBreak="0">
     <w:nsid w:val="4AC65D17"/>
     <w:multiLevelType w:val="multilevel"/>
     <w:tmpl w:val="C8DAD258"/>
@@ -42680,7 +44647,7 @@
       </w:rPr>
     </w:lvl>
   </w:abstractNum>
-  <w:abstractNum w:abstractNumId="42" w15:restartNumberingAfterBreak="0">
+  <w:abstractNum w:abstractNumId="46" w15:restartNumberingAfterBreak="0">
     <w:nsid w:val="4B1A6F0B"/>
     <w:multiLevelType w:val="multilevel"/>
     <w:tmpl w:val="8528B212"/>
@@ -42829,7 +44796,7 @@
       </w:rPr>
     </w:lvl>
   </w:abstractNum>
-  <w:abstractNum w:abstractNumId="43" w15:restartNumberingAfterBreak="0">
+  <w:abstractNum w:abstractNumId="47" w15:restartNumberingAfterBreak="0">
     <w:nsid w:val="4C9B152A"/>
     <w:multiLevelType w:val="multilevel"/>
     <w:tmpl w:val="C8DAD258"/>
@@ -42978,7 +44945,7 @@
       </w:rPr>
     </w:lvl>
   </w:abstractNum>
-  <w:abstractNum w:abstractNumId="44" w15:restartNumberingAfterBreak="0">
+  <w:abstractNum w:abstractNumId="48" w15:restartNumberingAfterBreak="0">
     <w:nsid w:val="4EDE678F"/>
     <w:multiLevelType w:val="multilevel"/>
     <w:tmpl w:val="57BC49BC"/>
@@ -43127,7 +45094,7 @@
       </w:rPr>
     </w:lvl>
   </w:abstractNum>
-  <w:abstractNum w:abstractNumId="45" w15:restartNumberingAfterBreak="0">
+  <w:abstractNum w:abstractNumId="49" w15:restartNumberingAfterBreak="0">
     <w:nsid w:val="51381C97"/>
     <w:multiLevelType w:val="multilevel"/>
     <w:tmpl w:val="24B6A33A"/>
@@ -43276,7 +45243,7 @@
       </w:rPr>
     </w:lvl>
   </w:abstractNum>
-  <w:abstractNum w:abstractNumId="46" w15:restartNumberingAfterBreak="0">
+  <w:abstractNum w:abstractNumId="50" w15:restartNumberingAfterBreak="0">
     <w:nsid w:val="51393901"/>
     <w:multiLevelType w:val="multilevel"/>
     <w:tmpl w:val="4756393E"/>
@@ -43389,7 +45356,7 @@
       </w:pPr>
     </w:lvl>
   </w:abstractNum>
-  <w:abstractNum w:abstractNumId="47" w15:restartNumberingAfterBreak="0">
+  <w:abstractNum w:abstractNumId="51" w15:restartNumberingAfterBreak="0">
     <w:nsid w:val="51DD6196"/>
     <w:multiLevelType w:val="multilevel"/>
     <w:tmpl w:val="EE12EA90"/>
@@ -43502,7 +45469,7 @@
       </w:pPr>
     </w:lvl>
   </w:abstractNum>
-  <w:abstractNum w:abstractNumId="48" w15:restartNumberingAfterBreak="0">
+  <w:abstractNum w:abstractNumId="52" w15:restartNumberingAfterBreak="0">
     <w:nsid w:val="54185109"/>
     <w:multiLevelType w:val="multilevel"/>
     <w:tmpl w:val="13FE3A6C"/>
@@ -43651,7 +45618,7 @@
       </w:rPr>
     </w:lvl>
   </w:abstractNum>
-  <w:abstractNum w:abstractNumId="49" w15:restartNumberingAfterBreak="0">
+  <w:abstractNum w:abstractNumId="53" w15:restartNumberingAfterBreak="0">
     <w:nsid w:val="5476084E"/>
     <w:multiLevelType w:val="multilevel"/>
     <w:tmpl w:val="C8DAD258"/>
@@ -43800,7 +45767,7 @@
       </w:rPr>
     </w:lvl>
   </w:abstractNum>
-  <w:abstractNum w:abstractNumId="50" w15:restartNumberingAfterBreak="0">
+  <w:abstractNum w:abstractNumId="54" w15:restartNumberingAfterBreak="0">
     <w:nsid w:val="54FC2242"/>
     <w:multiLevelType w:val="multilevel"/>
     <w:tmpl w:val="123AB67E"/>
@@ -43949,7 +45916,7 @@
       </w:rPr>
     </w:lvl>
   </w:abstractNum>
-  <w:abstractNum w:abstractNumId="51" w15:restartNumberingAfterBreak="0">
+  <w:abstractNum w:abstractNumId="55" w15:restartNumberingAfterBreak="0">
     <w:nsid w:val="59972CE2"/>
     <w:multiLevelType w:val="multilevel"/>
     <w:tmpl w:val="48AA0108"/>
@@ -44098,7 +46065,7 @@
       </w:rPr>
     </w:lvl>
   </w:abstractNum>
-  <w:abstractNum w:abstractNumId="52" w15:restartNumberingAfterBreak="0">
+  <w:abstractNum w:abstractNumId="56" w15:restartNumberingAfterBreak="0">
     <w:nsid w:val="5B3A7681"/>
     <w:multiLevelType w:val="multilevel"/>
     <w:tmpl w:val="0178BCA8"/>
@@ -44247,7 +46214,7 @@
       </w:rPr>
     </w:lvl>
   </w:abstractNum>
-  <w:abstractNum w:abstractNumId="53" w15:restartNumberingAfterBreak="0">
+  <w:abstractNum w:abstractNumId="57" w15:restartNumberingAfterBreak="0">
     <w:nsid w:val="5B56423F"/>
     <w:multiLevelType w:val="multilevel"/>
     <w:tmpl w:val="EA94F788"/>
@@ -44368,7 +46335,7 @@
       </w:rPr>
     </w:lvl>
   </w:abstractNum>
-  <w:abstractNum w:abstractNumId="54" w15:restartNumberingAfterBreak="0">
+  <w:abstractNum w:abstractNumId="58" w15:restartNumberingAfterBreak="0">
     <w:nsid w:val="5C0754B2"/>
     <w:multiLevelType w:val="multilevel"/>
     <w:tmpl w:val="10B40500"/>
@@ -44517,7 +46484,7 @@
       </w:rPr>
     </w:lvl>
   </w:abstractNum>
-  <w:abstractNum w:abstractNumId="55" w15:restartNumberingAfterBreak="0">
+  <w:abstractNum w:abstractNumId="59" w15:restartNumberingAfterBreak="0">
     <w:nsid w:val="5D57202A"/>
     <w:multiLevelType w:val="multilevel"/>
     <w:tmpl w:val="2C5E9732"/>
@@ -44666,7 +46633,7 @@
       </w:rPr>
     </w:lvl>
   </w:abstractNum>
-  <w:abstractNum w:abstractNumId="56" w15:restartNumberingAfterBreak="0">
+  <w:abstractNum w:abstractNumId="60" w15:restartNumberingAfterBreak="0">
     <w:nsid w:val="5D8D2CDE"/>
     <w:multiLevelType w:val="hybridMultilevel"/>
     <w:tmpl w:val="712407A6"/>
@@ -44779,7 +46746,93 @@
       </w:rPr>
     </w:lvl>
   </w:abstractNum>
-  <w:abstractNum w:abstractNumId="57" w15:restartNumberingAfterBreak="0">
+  <w:abstractNum w:abstractNumId="61" w15:restartNumberingAfterBreak="0">
+    <w:nsid w:val="5E593BCC"/>
+    <w:multiLevelType w:val="hybridMultilevel"/>
+    <w:tmpl w:val="E968CA64"/>
+    <w:lvl w:ilvl="0" w:tplc="040C0017">
+      <w:start w:val="1"/>
+      <w:numFmt w:val="lowerLetter"/>
+      <w:lvlText w:val="%1)"/>
+      <w:lvlJc w:val="left"/>
+      <w:pPr>
+        <w:ind w:left="720" w:hanging="360"/>
+      </w:pPr>
+    </w:lvl>
+    <w:lvl w:ilvl="1" w:tplc="040C0019" w:tentative="1">
+      <w:start w:val="1"/>
+      <w:numFmt w:val="lowerLetter"/>
+      <w:lvlText w:val="%2."/>
+      <w:lvlJc w:val="left"/>
+      <w:pPr>
+        <w:ind w:left="1440" w:hanging="360"/>
+      </w:pPr>
+    </w:lvl>
+    <w:lvl w:ilvl="2" w:tplc="040C001B" w:tentative="1">
+      <w:start w:val="1"/>
+      <w:numFmt w:val="lowerRoman"/>
+      <w:lvlText w:val="%3."/>
+      <w:lvlJc w:val="right"/>
+      <w:pPr>
+        <w:ind w:left="2160" w:hanging="180"/>
+      </w:pPr>
+    </w:lvl>
+    <w:lvl w:ilvl="3" w:tplc="040C000F" w:tentative="1">
+      <w:start w:val="1"/>
+      <w:numFmt w:val="decimal"/>
+      <w:lvlText w:val="%4."/>
+      <w:lvlJc w:val="left"/>
+      <w:pPr>
+        <w:ind w:left="2880" w:hanging="360"/>
+      </w:pPr>
+    </w:lvl>
+    <w:lvl w:ilvl="4" w:tplc="040C0019" w:tentative="1">
+      <w:start w:val="1"/>
+      <w:numFmt w:val="lowerLetter"/>
+      <w:lvlText w:val="%5."/>
+      <w:lvlJc w:val="left"/>
+      <w:pPr>
+        <w:ind w:left="3600" w:hanging="360"/>
+      </w:pPr>
+    </w:lvl>
+    <w:lvl w:ilvl="5" w:tplc="040C001B" w:tentative="1">
+      <w:start w:val="1"/>
+      <w:numFmt w:val="lowerRoman"/>
+      <w:lvlText w:val="%6."/>
+      <w:lvlJc w:val="right"/>
+      <w:pPr>
+        <w:ind w:left="4320" w:hanging="180"/>
+      </w:pPr>
+    </w:lvl>
+    <w:lvl w:ilvl="6" w:tplc="040C000F" w:tentative="1">
+      <w:start w:val="1"/>
+      <w:numFmt w:val="decimal"/>
+      <w:lvlText w:val="%7."/>
+      <w:lvlJc w:val="left"/>
+      <w:pPr>
+        <w:ind w:left="5040" w:hanging="360"/>
+      </w:pPr>
+    </w:lvl>
+    <w:lvl w:ilvl="7" w:tplc="040C0019" w:tentative="1">
+      <w:start w:val="1"/>
+      <w:numFmt w:val="lowerLetter"/>
+      <w:lvlText w:val="%8."/>
+      <w:lvlJc w:val="left"/>
+      <w:pPr>
+        <w:ind w:left="5760" w:hanging="360"/>
+      </w:pPr>
+    </w:lvl>
+    <w:lvl w:ilvl="8" w:tplc="040C001B" w:tentative="1">
+      <w:start w:val="1"/>
+      <w:numFmt w:val="lowerRoman"/>
+      <w:lvlText w:val="%9."/>
+      <w:lvlJc w:val="right"/>
+      <w:pPr>
+        <w:ind w:left="6480" w:hanging="180"/>
+      </w:pPr>
+    </w:lvl>
+  </w:abstractNum>
+  <w:abstractNum w:abstractNumId="62" w15:restartNumberingAfterBreak="0">
     <w:nsid w:val="5EEB1C6D"/>
     <w:multiLevelType w:val="multilevel"/>
     <w:tmpl w:val="006A38EC"/>
@@ -44896,7 +46949,7 @@
       </w:rPr>
     </w:lvl>
   </w:abstractNum>
-  <w:abstractNum w:abstractNumId="58" w15:restartNumberingAfterBreak="0">
+  <w:abstractNum w:abstractNumId="63" w15:restartNumberingAfterBreak="0">
     <w:nsid w:val="5F5F7AAC"/>
     <w:multiLevelType w:val="multilevel"/>
     <w:tmpl w:val="C09EE9D6"/>
@@ -45045,7 +47098,7 @@
       </w:rPr>
     </w:lvl>
   </w:abstractNum>
-  <w:abstractNum w:abstractNumId="59" w15:restartNumberingAfterBreak="0">
+  <w:abstractNum w:abstractNumId="64" w15:restartNumberingAfterBreak="0">
     <w:nsid w:val="60EE666A"/>
     <w:multiLevelType w:val="hybridMultilevel"/>
     <w:tmpl w:val="139A7318"/>
@@ -45158,7 +47211,156 @@
       </w:rPr>
     </w:lvl>
   </w:abstractNum>
-  <w:abstractNum w:abstractNumId="60" w15:restartNumberingAfterBreak="0">
+  <w:abstractNum w:abstractNumId="65" w15:restartNumberingAfterBreak="0">
+    <w:nsid w:val="65751658"/>
+    <w:multiLevelType w:val="multilevel"/>
+    <w:tmpl w:val="CE845D50"/>
+    <w:lvl w:ilvl="0">
+      <w:start w:val="1"/>
+      <w:numFmt w:val="bullet"/>
+      <w:lvlText w:val=""/>
+      <w:lvlJc w:val="left"/>
+      <w:pPr>
+        <w:tabs>
+          <w:tab w:val="num" w:pos="720"/>
+        </w:tabs>
+        <w:ind w:left="720" w:hanging="360"/>
+      </w:pPr>
+      <w:rPr>
+        <w:rFonts w:ascii="Symbol" w:hAnsi="Symbol" w:hint="default"/>
+        <w:sz w:val="20"/>
+      </w:rPr>
+    </w:lvl>
+    <w:lvl w:ilvl="1" w:tentative="1">
+      <w:start w:val="1"/>
+      <w:numFmt w:val="bullet"/>
+      <w:lvlText w:val="o"/>
+      <w:lvlJc w:val="left"/>
+      <w:pPr>
+        <w:tabs>
+          <w:tab w:val="num" w:pos="1440"/>
+        </w:tabs>
+        <w:ind w:left="1440" w:hanging="360"/>
+      </w:pPr>
+      <w:rPr>
+        <w:rFonts w:ascii="Courier New" w:hAnsi="Courier New" w:hint="default"/>
+        <w:sz w:val="20"/>
+      </w:rPr>
+    </w:lvl>
+    <w:lvl w:ilvl="2" w:tentative="1">
+      <w:start w:val="1"/>
+      <w:numFmt w:val="bullet"/>
+      <w:lvlText w:val=""/>
+      <w:lvlJc w:val="left"/>
+      <w:pPr>
+        <w:tabs>
+          <w:tab w:val="num" w:pos="2160"/>
+        </w:tabs>
+        <w:ind w:left="2160" w:hanging="360"/>
+      </w:pPr>
+      <w:rPr>
+        <w:rFonts w:ascii="Wingdings" w:hAnsi="Wingdings" w:hint="default"/>
+        <w:sz w:val="20"/>
+      </w:rPr>
+    </w:lvl>
+    <w:lvl w:ilvl="3" w:tentative="1">
+      <w:start w:val="1"/>
+      <w:numFmt w:val="bullet"/>
+      <w:lvlText w:val=""/>
+      <w:lvlJc w:val="left"/>
+      <w:pPr>
+        <w:tabs>
+          <w:tab w:val="num" w:pos="2880"/>
+        </w:tabs>
+        <w:ind w:left="2880" w:hanging="360"/>
+      </w:pPr>
+      <w:rPr>
+        <w:rFonts w:ascii="Wingdings" w:hAnsi="Wingdings" w:hint="default"/>
+        <w:sz w:val="20"/>
+      </w:rPr>
+    </w:lvl>
+    <w:lvl w:ilvl="4" w:tentative="1">
+      <w:start w:val="1"/>
+      <w:numFmt w:val="bullet"/>
+      <w:lvlText w:val=""/>
+      <w:lvlJc w:val="left"/>
+      <w:pPr>
+        <w:tabs>
+          <w:tab w:val="num" w:pos="3600"/>
+        </w:tabs>
+        <w:ind w:left="3600" w:hanging="360"/>
+      </w:pPr>
+      <w:rPr>
+        <w:rFonts w:ascii="Wingdings" w:hAnsi="Wingdings" w:hint="default"/>
+        <w:sz w:val="20"/>
+      </w:rPr>
+    </w:lvl>
+    <w:lvl w:ilvl="5" w:tentative="1">
+      <w:start w:val="1"/>
+      <w:numFmt w:val="bullet"/>
+      <w:lvlText w:val=""/>
+      <w:lvlJc w:val="left"/>
+      <w:pPr>
+        <w:tabs>
+          <w:tab w:val="num" w:pos="4320"/>
+        </w:tabs>
+        <w:ind w:left="4320" w:hanging="360"/>
+      </w:pPr>
+      <w:rPr>
+        <w:rFonts w:ascii="Wingdings" w:hAnsi="Wingdings" w:hint="default"/>
+        <w:sz w:val="20"/>
+      </w:rPr>
+    </w:lvl>
+    <w:lvl w:ilvl="6" w:tentative="1">
+      <w:start w:val="1"/>
+      <w:numFmt w:val="bullet"/>
+      <w:lvlText w:val=""/>
+      <w:lvlJc w:val="left"/>
+      <w:pPr>
+        <w:tabs>
+          <w:tab w:val="num" w:pos="5040"/>
+        </w:tabs>
+        <w:ind w:left="5040" w:hanging="360"/>
+      </w:pPr>
+      <w:rPr>
+        <w:rFonts w:ascii="Wingdings" w:hAnsi="Wingdings" w:hint="default"/>
+        <w:sz w:val="20"/>
+      </w:rPr>
+    </w:lvl>
+    <w:lvl w:ilvl="7" w:tentative="1">
+      <w:start w:val="1"/>
+      <w:numFmt w:val="bullet"/>
+      <w:lvlText w:val=""/>
+      <w:lvlJc w:val="left"/>
+      <w:pPr>
+        <w:tabs>
+          <w:tab w:val="num" w:pos="5760"/>
+        </w:tabs>
+        <w:ind w:left="5760" w:hanging="360"/>
+      </w:pPr>
+      <w:rPr>
+        <w:rFonts w:ascii="Wingdings" w:hAnsi="Wingdings" w:hint="default"/>
+        <w:sz w:val="20"/>
+      </w:rPr>
+    </w:lvl>
+    <w:lvl w:ilvl="8" w:tentative="1">
+      <w:start w:val="1"/>
+      <w:numFmt w:val="bullet"/>
+      <w:lvlText w:val=""/>
+      <w:lvlJc w:val="left"/>
+      <w:pPr>
+        <w:tabs>
+          <w:tab w:val="num" w:pos="6480"/>
+        </w:tabs>
+        <w:ind w:left="6480" w:hanging="360"/>
+      </w:pPr>
+      <w:rPr>
+        <w:rFonts w:ascii="Wingdings" w:hAnsi="Wingdings" w:hint="default"/>
+        <w:sz w:val="20"/>
+      </w:rPr>
+    </w:lvl>
+  </w:abstractNum>
+  <w:abstractNum w:abstractNumId="66" w15:restartNumberingAfterBreak="0">
     <w:nsid w:val="69442E3E"/>
     <w:multiLevelType w:val="multilevel"/>
     <w:tmpl w:val="7916D600"/>
@@ -45307,7 +47509,7 @@
       </w:rPr>
     </w:lvl>
   </w:abstractNum>
-  <w:abstractNum w:abstractNumId="61" w15:restartNumberingAfterBreak="0">
+  <w:abstractNum w:abstractNumId="67" w15:restartNumberingAfterBreak="0">
     <w:nsid w:val="6BEA45FA"/>
     <w:multiLevelType w:val="multilevel"/>
     <w:tmpl w:val="7C24E6A4"/>
@@ -45420,7 +47622,7 @@
       </w:rPr>
     </w:lvl>
   </w:abstractNum>
-  <w:abstractNum w:abstractNumId="62" w15:restartNumberingAfterBreak="0">
+  <w:abstractNum w:abstractNumId="68" w15:restartNumberingAfterBreak="0">
     <w:nsid w:val="703D17A1"/>
     <w:multiLevelType w:val="multilevel"/>
     <w:tmpl w:val="C8DAD258"/>
@@ -45569,7 +47771,7 @@
       </w:rPr>
     </w:lvl>
   </w:abstractNum>
-  <w:abstractNum w:abstractNumId="63" w15:restartNumberingAfterBreak="0">
+  <w:abstractNum w:abstractNumId="69" w15:restartNumberingAfterBreak="0">
     <w:nsid w:val="711F0137"/>
     <w:multiLevelType w:val="multilevel"/>
     <w:tmpl w:val="768A0B4C"/>
@@ -45718,7 +47920,7 @@
       </w:rPr>
     </w:lvl>
   </w:abstractNum>
-  <w:abstractNum w:abstractNumId="64" w15:restartNumberingAfterBreak="0">
+  <w:abstractNum w:abstractNumId="70" w15:restartNumberingAfterBreak="0">
     <w:nsid w:val="7131356A"/>
     <w:multiLevelType w:val="multilevel"/>
     <w:tmpl w:val="040C0025"/>
@@ -45832,7 +48034,7 @@
       </w:rPr>
     </w:lvl>
   </w:abstractNum>
-  <w:abstractNum w:abstractNumId="65" w15:restartNumberingAfterBreak="0">
+  <w:abstractNum w:abstractNumId="71" w15:restartNumberingAfterBreak="0">
     <w:nsid w:val="72DE74B0"/>
     <w:multiLevelType w:val="multilevel"/>
     <w:tmpl w:val="C8DAD258"/>
@@ -45981,7 +48183,7 @@
       </w:rPr>
     </w:lvl>
   </w:abstractNum>
-  <w:abstractNum w:abstractNumId="66" w15:restartNumberingAfterBreak="0">
+  <w:abstractNum w:abstractNumId="72" w15:restartNumberingAfterBreak="0">
     <w:nsid w:val="7336411D"/>
     <w:multiLevelType w:val="multilevel"/>
     <w:tmpl w:val="93EC73D8"/>
@@ -46130,7 +48332,7 @@
       </w:rPr>
     </w:lvl>
   </w:abstractNum>
-  <w:abstractNum w:abstractNumId="67" w15:restartNumberingAfterBreak="0">
+  <w:abstractNum w:abstractNumId="73" w15:restartNumberingAfterBreak="0">
     <w:nsid w:val="74924F05"/>
     <w:multiLevelType w:val="hybridMultilevel"/>
     <w:tmpl w:val="F02A03F6"/>
@@ -46243,7 +48445,7 @@
       </w:rPr>
     </w:lvl>
   </w:abstractNum>
-  <w:abstractNum w:abstractNumId="68" w15:restartNumberingAfterBreak="0">
+  <w:abstractNum w:abstractNumId="74" w15:restartNumberingAfterBreak="0">
     <w:nsid w:val="762E01AF"/>
     <w:multiLevelType w:val="multilevel"/>
     <w:tmpl w:val="902C8F3C"/>
@@ -46392,7 +48594,7 @@
       </w:rPr>
     </w:lvl>
   </w:abstractNum>
-  <w:abstractNum w:abstractNumId="69" w15:restartNumberingAfterBreak="0">
+  <w:abstractNum w:abstractNumId="75" w15:restartNumberingAfterBreak="0">
     <w:nsid w:val="771126ED"/>
     <w:multiLevelType w:val="multilevel"/>
     <w:tmpl w:val="2280E79A"/>
@@ -46541,7 +48743,7 @@
       </w:rPr>
     </w:lvl>
   </w:abstractNum>
-  <w:abstractNum w:abstractNumId="70" w15:restartNumberingAfterBreak="0">
+  <w:abstractNum w:abstractNumId="76" w15:restartNumberingAfterBreak="0">
     <w:nsid w:val="777526B0"/>
     <w:multiLevelType w:val="multilevel"/>
     <w:tmpl w:val="9404C26C"/>
@@ -46663,7 +48865,7 @@
       </w:rPr>
     </w:lvl>
   </w:abstractNum>
-  <w:abstractNum w:abstractNumId="71" w15:restartNumberingAfterBreak="0">
+  <w:abstractNum w:abstractNumId="77" w15:restartNumberingAfterBreak="0">
     <w:nsid w:val="7AAF6D36"/>
     <w:multiLevelType w:val="multilevel"/>
     <w:tmpl w:val="E9923158"/>
@@ -46812,7 +49014,7 @@
       </w:rPr>
     </w:lvl>
   </w:abstractNum>
-  <w:abstractNum w:abstractNumId="72" w15:restartNumberingAfterBreak="0">
+  <w:abstractNum w:abstractNumId="78" w15:restartNumberingAfterBreak="0">
     <w:nsid w:val="7E2939B5"/>
     <w:multiLevelType w:val="multilevel"/>
     <w:tmpl w:val="377E23EC"/>
@@ -46965,124 +49167,124 @@
     <w:abstractNumId w:val="0"/>
   </w:num>
   <w:num w:numId="2">
-    <w:abstractNumId w:val="64"/>
+    <w:abstractNumId w:val="70"/>
   </w:num>
   <w:num w:numId="3">
-    <w:abstractNumId w:val="57"/>
+    <w:abstractNumId w:val="62"/>
   </w:num>
   <w:num w:numId="4">
-    <w:abstractNumId w:val="61"/>
+    <w:abstractNumId w:val="67"/>
   </w:num>
   <w:num w:numId="5">
-    <w:abstractNumId w:val="26"/>
+    <w:abstractNumId w:val="29"/>
   </w:num>
   <w:num w:numId="6">
-    <w:abstractNumId w:val="48"/>
+    <w:abstractNumId w:val="52"/>
   </w:num>
   <w:num w:numId="7">
-    <w:abstractNumId w:val="51"/>
+    <w:abstractNumId w:val="55"/>
   </w:num>
   <w:num w:numId="8">
     <w:abstractNumId w:val="3"/>
   </w:num>
   <w:num w:numId="9">
-    <w:abstractNumId w:val="72"/>
+    <w:abstractNumId w:val="78"/>
   </w:num>
   <w:num w:numId="10">
-    <w:abstractNumId w:val="40"/>
+    <w:abstractNumId w:val="44"/>
   </w:num>
   <w:num w:numId="11">
-    <w:abstractNumId w:val="68"/>
+    <w:abstractNumId w:val="74"/>
   </w:num>
   <w:num w:numId="12">
-    <w:abstractNumId w:val="23"/>
+    <w:abstractNumId w:val="26"/>
   </w:num>
   <w:num w:numId="13">
-    <w:abstractNumId w:val="50"/>
+    <w:abstractNumId w:val="54"/>
   </w:num>
   <w:num w:numId="14">
-    <w:abstractNumId w:val="52"/>
+    <w:abstractNumId w:val="56"/>
   </w:num>
   <w:num w:numId="15">
-    <w:abstractNumId w:val="10"/>
+    <w:abstractNumId w:val="11"/>
   </w:num>
   <w:num w:numId="16">
-    <w:abstractNumId w:val="32"/>
+    <w:abstractNumId w:val="36"/>
   </w:num>
   <w:num w:numId="17">
-    <w:abstractNumId w:val="12"/>
+    <w:abstractNumId w:val="14"/>
   </w:num>
   <w:num w:numId="18">
-    <w:abstractNumId w:val="14"/>
+    <w:abstractNumId w:val="16"/>
   </w:num>
   <w:num w:numId="19">
     <w:abstractNumId w:val="2"/>
   </w:num>
   <w:num w:numId="20">
-    <w:abstractNumId w:val="59"/>
+    <w:abstractNumId w:val="64"/>
   </w:num>
   <w:num w:numId="21">
-    <w:abstractNumId w:val="56"/>
+    <w:abstractNumId w:val="60"/>
   </w:num>
   <w:num w:numId="22">
-    <w:abstractNumId w:val="42"/>
+    <w:abstractNumId w:val="46"/>
   </w:num>
   <w:num w:numId="23">
     <w:abstractNumId w:val="4"/>
   </w:num>
   <w:num w:numId="24">
-    <w:abstractNumId w:val="13"/>
+    <w:abstractNumId w:val="15"/>
   </w:num>
   <w:num w:numId="25">
-    <w:abstractNumId w:val="45"/>
+    <w:abstractNumId w:val="49"/>
   </w:num>
   <w:num w:numId="26">
-    <w:abstractNumId w:val="47"/>
+    <w:abstractNumId w:val="51"/>
   </w:num>
   <w:num w:numId="27">
+    <w:abstractNumId w:val="24"/>
+  </w:num>
+  <w:num w:numId="28">
+    <w:abstractNumId w:val="38"/>
+  </w:num>
+  <w:num w:numId="29">
     <w:abstractNumId w:val="22"/>
   </w:num>
-  <w:num w:numId="28">
-    <w:abstractNumId w:val="34"/>
-  </w:num>
-  <w:num w:numId="29">
-    <w:abstractNumId w:val="20"/>
-  </w:num>
   <w:num w:numId="30">
-    <w:abstractNumId w:val="66"/>
+    <w:abstractNumId w:val="72"/>
   </w:num>
   <w:num w:numId="31">
-    <w:abstractNumId w:val="67"/>
+    <w:abstractNumId w:val="73"/>
   </w:num>
   <w:num w:numId="32">
-    <w:abstractNumId w:val="58"/>
+    <w:abstractNumId w:val="63"/>
   </w:num>
   <w:num w:numId="33">
-    <w:abstractNumId w:val="33"/>
+    <w:abstractNumId w:val="37"/>
   </w:num>
   <w:num w:numId="34">
-    <w:abstractNumId w:val="63"/>
+    <w:abstractNumId w:val="69"/>
   </w:num>
   <w:num w:numId="35">
-    <w:abstractNumId w:val="69"/>
+    <w:abstractNumId w:val="75"/>
   </w:num>
   <w:num w:numId="36">
     <w:abstractNumId w:val="7"/>
   </w:num>
   <w:num w:numId="37">
-    <w:abstractNumId w:val="27"/>
+    <w:abstractNumId w:val="30"/>
   </w:num>
   <w:num w:numId="38">
     <w:abstractNumId w:val="1"/>
   </w:num>
   <w:num w:numId="39">
-    <w:abstractNumId w:val="21"/>
+    <w:abstractNumId w:val="23"/>
   </w:num>
   <w:num w:numId="40">
-    <w:abstractNumId w:val="31"/>
+    <w:abstractNumId w:val="35"/>
   </w:num>
   <w:num w:numId="41">
-    <w:abstractNumId w:val="44"/>
+    <w:abstractNumId w:val="48"/>
   </w:num>
   <w:num w:numId="42">
     <w:abstractNumId w:val="5"/>
@@ -47091,96 +49293,129 @@
     <w:abstractNumId w:val="8"/>
   </w:num>
   <w:num w:numId="44">
-    <w:abstractNumId w:val="25"/>
+    <w:abstractNumId w:val="28"/>
   </w:num>
   <w:num w:numId="45">
     <w:abstractNumId w:val="6"/>
   </w:num>
   <w:num w:numId="46">
-    <w:abstractNumId w:val="55"/>
+    <w:abstractNumId w:val="59"/>
   </w:num>
   <w:num w:numId="47">
+    <w:abstractNumId w:val="77"/>
+  </w:num>
+  <w:num w:numId="48">
+    <w:abstractNumId w:val="20"/>
+  </w:num>
+  <w:num w:numId="49">
+    <w:abstractNumId w:val="32"/>
+  </w:num>
+  <w:num w:numId="50">
+    <w:abstractNumId w:val="19"/>
+  </w:num>
+  <w:num w:numId="51">
+    <w:abstractNumId w:val="58"/>
+  </w:num>
+  <w:num w:numId="52">
+    <w:abstractNumId w:val="39"/>
+  </w:num>
+  <w:num w:numId="53">
+    <w:abstractNumId w:val="66"/>
+  </w:num>
+  <w:num w:numId="54">
+    <w:abstractNumId w:val="31"/>
+  </w:num>
+  <w:num w:numId="55">
+    <w:abstractNumId w:val="27"/>
+  </w:num>
+  <w:num w:numId="56">
+    <w:abstractNumId w:val="40"/>
+  </w:num>
+  <w:num w:numId="57">
+    <w:abstractNumId w:val="47"/>
+  </w:num>
+  <w:num w:numId="58">
+    <w:abstractNumId w:val="50"/>
+  </w:num>
+  <w:num w:numId="59">
+    <w:abstractNumId w:val="41"/>
+  </w:num>
+  <w:num w:numId="60">
+    <w:abstractNumId w:val="68"/>
+  </w:num>
+  <w:num w:numId="61">
+    <w:abstractNumId w:val="43"/>
+  </w:num>
+  <w:num w:numId="62">
+    <w:abstractNumId w:val="53"/>
+  </w:num>
+  <w:num w:numId="63">
+    <w:abstractNumId w:val="45"/>
+  </w:num>
+  <w:num w:numId="64">
+    <w:abstractNumId w:val="13"/>
+  </w:num>
+  <w:num w:numId="65">
     <w:abstractNumId w:val="71"/>
   </w:num>
-  <w:num w:numId="48">
+  <w:num w:numId="66">
+    <w:abstractNumId w:val="76"/>
+  </w:num>
+  <w:num w:numId="67">
+    <w:abstractNumId w:val="57"/>
+  </w:num>
+  <w:num w:numId="68">
+    <w:abstractNumId w:val="34"/>
+  </w:num>
+  <w:num w:numId="69">
     <w:abstractNumId w:val="18"/>
   </w:num>
-  <w:num w:numId="49">
-    <w:abstractNumId w:val="29"/>
-  </w:num>
-  <w:num w:numId="50">
+  <w:num w:numId="70">
     <w:abstractNumId w:val="17"/>
   </w:num>
-  <w:num w:numId="51">
-    <w:abstractNumId w:val="54"/>
-  </w:num>
-  <w:num w:numId="52">
-    <w:abstractNumId w:val="35"/>
-  </w:num>
-  <w:num w:numId="53">
-    <w:abstractNumId w:val="60"/>
-  </w:num>
-  <w:num w:numId="54">
-    <w:abstractNumId w:val="28"/>
-  </w:num>
-  <w:num w:numId="55">
-    <w:abstractNumId w:val="24"/>
-  </w:num>
-  <w:num w:numId="56">
-    <w:abstractNumId w:val="36"/>
-  </w:num>
-  <w:num w:numId="57">
-    <w:abstractNumId w:val="43"/>
-  </w:num>
-  <w:num w:numId="58">
-    <w:abstractNumId w:val="46"/>
-  </w:num>
-  <w:num w:numId="59">
-    <w:abstractNumId w:val="37"/>
-  </w:num>
-  <w:num w:numId="60">
-    <w:abstractNumId w:val="62"/>
-  </w:num>
-  <w:num w:numId="61">
-    <w:abstractNumId w:val="39"/>
-  </w:num>
-  <w:num w:numId="62">
-    <w:abstractNumId w:val="49"/>
-  </w:num>
-  <w:num w:numId="63">
-    <w:abstractNumId w:val="41"/>
-  </w:num>
-  <w:num w:numId="64">
-    <w:abstractNumId w:val="11"/>
-  </w:num>
-  <w:num w:numId="65">
-    <w:abstractNumId w:val="65"/>
-  </w:num>
-  <w:num w:numId="66">
-    <w:abstractNumId w:val="70"/>
-  </w:num>
-  <w:num w:numId="67">
-    <w:abstractNumId w:val="53"/>
-  </w:num>
-  <w:num w:numId="68">
-    <w:abstractNumId w:val="30"/>
-  </w:num>
-  <w:num w:numId="69">
-    <w:abstractNumId w:val="16"/>
-  </w:num>
-  <w:num w:numId="70">
-    <w:abstractNumId w:val="15"/>
-  </w:num>
   <w:num w:numId="71">
-    <w:abstractNumId w:val="19"/>
+    <w:abstractNumId w:val="21"/>
   </w:num>
   <w:num w:numId="72">
     <w:abstractNumId w:val="9"/>
   </w:num>
   <w:num w:numId="73">
-    <w:abstractNumId w:val="38"/>
+    <w:abstractNumId w:val="42"/>
   </w:num>
-  <w:numIdMacAtCleanup w:val="73"/>
+  <w:num w:numId="74">
+    <w:abstractNumId w:val="10"/>
+  </w:num>
+  <w:num w:numId="75">
+    <w:abstractNumId w:val="61"/>
+  </w:num>
+  <w:num w:numId="76">
+    <w:abstractNumId w:val="65"/>
+  </w:num>
+  <w:num w:numId="77">
+    <w:abstractNumId w:val="25"/>
+  </w:num>
+  <w:num w:numId="78">
+    <w:abstractNumId w:val="12"/>
+  </w:num>
+  <w:num w:numId="79">
+    <w:abstractNumId w:val="33"/>
+  </w:num>
+  <w:num w:numId="80">
+    <w:abstractNumId w:val="76"/>
+    <w:lvlOverride w:ilvl="0">
+      <w:startOverride w:val="8"/>
+    </w:lvlOverride>
+    <w:lvlOverride w:ilvl="1">
+      <w:startOverride w:val="4"/>
+    </w:lvlOverride>
+    <w:lvlOverride w:ilvl="2">
+      <w:startOverride w:val="2"/>
+    </w:lvlOverride>
+    <w:lvlOverride w:ilvl="3">
+      <w:startOverride w:val="1"/>
+    </w:lvlOverride>
+  </w:num>
+  <w:numIdMacAtCleanup w:val="80"/>
 </w:numbering>
 </file>
 
@@ -47802,7 +50037,6 @@
   <w:style w:type="character" w:default="1" w:styleId="Policepardfaut">
     <w:name w:val="Default Paragraph Font"/>
     <w:uiPriority w:val="1"/>
-    <w:semiHidden/>
     <w:unhideWhenUsed/>
   </w:style>
   <w:style w:type="table" w:default="1" w:styleId="TableauNormal">
